--- a/assets/labs/lab-06-report.docx
+++ b/assets/labs/lab-06-report.docx
@@ -9,21 +9,34 @@
       <w:r>
         <w:t>Lab 6 Report - Modulation Recognition and Interference Effects</w:t>
       </w:r>
+      <w:r>
+        <w:t xml:space="preserve"/>
+      </w:r>
+      <w:r>
+        <w:t/>
+      </w:r>
+      <w:r>
+        <w:t/>
+      </w:r>
     </w:p>
     <w:p>
       <w:pPr>
         <w:pStyle w:val="Heading2"/>
       </w:pPr>
       <w:r>
-        <w:t xml:space="preserve">Name: </w:t>
+        <w:t xml:space="preserve">Name:</w:t>
       </w:r>
     </w:p>
     <w:p>
       <w:pPr>
         <w:pStyle w:val="ListBullet"/>
+        <w:numPr>
+          <w:ilvl w:val="0"/>
+          <w:numId w:val="0"/>
+        </w:numPr>
       </w:pPr>
       <w:r>
-        <w:t xml:space="preserve">Lab Partners: </w:t>
+        <w:t xml:space="preserve">Lab Partners:</w:t>
       </w:r>
     </w:p>
     <w:p>
@@ -33,218 +46,320 @@
       <w:r>
         <w:t>Table 1 - Known References (25)</w:t>
       </w:r>
+      <w:r>
+        <w:t xml:space="preserve"/>
+      </w:r>
     </w:p>
     <w:tbl>
       <w:tblPr>
         <w:tblStyle w:val="TableGrid"/>
-        <w:tblW w:type="auto" w:w="0"/>
-        <w:tblLook w:firstColumn="1" w:firstRow="1" w:lastColumn="0" w:lastRow="0" w:noHBand="0" w:noVBand="1" w:val="04A0"/>
+        <w:tblW w:w="0" w:type="auto"/>
+        <w:tblLook w:val="04A0" w:firstRow="1" w:lastRow="0" w:firstColumn="1" w:lastColumn="0" w:noHBand="0" w:noVBand="1"/>
       </w:tblPr>
       <w:tblGrid>
-        <w:gridCol w:w="1776"/>
-        <w:gridCol w:w="1776"/>
-        <w:gridCol w:w="1776"/>
-        <w:gridCol w:w="1776"/>
-        <w:gridCol w:w="1776"/>
-        <w:gridCol w:w="1776"/>
+        <w:gridCol w:w="1874"/>
+        <w:gridCol w:w="1692"/>
+        <w:gridCol w:w="1816"/>
+        <w:gridCol w:w="1816"/>
+        <w:gridCol w:w="1834"/>
+        <w:gridCol w:w="1840"/>
       </w:tblGrid>
       <w:tr>
+        <w:trPr>
+          <w:trHeight w:val="432"/>
+          <w:tblHeader/>
+        </w:trPr>
         <w:tc>
           <w:tcPr>
-            <w:tcW w:type="dxa" w:w="1776"/>
+            <w:tcW w:w="2352" w:type="dxa"/>
+            <w:shd w:val="clear" w:color="auto" w:fill="17324D"/>
+            <w:vAlign w:val="center"/>
           </w:tcPr>
           <w:p>
             <w:r>
+              <w:rPr>
+                <w:b/>
+                <w:color w:val="FFFFFF"/>
+              </w:rPr>
               <w:t>Condition</w:t>
             </w:r>
           </w:p>
         </w:tc>
         <w:tc>
           <w:tcPr>
-            <w:tcW w:type="dxa" w:w="1776"/>
+            <w:tcW w:w="2352" w:type="dxa"/>
+            <w:shd w:val="clear" w:color="auto" w:fill="17324D"/>
+            <w:vAlign w:val="center"/>
           </w:tcPr>
           <w:p>
             <w:r>
+              <w:rPr>
+                <w:b/>
+                <w:color w:val="FFFFFF"/>
+              </w:rPr>
               <w:t>Carrier/message</w:t>
             </w:r>
           </w:p>
         </w:tc>
         <w:tc>
           <w:tcPr>
-            <w:tcW w:type="dxa" w:w="1776"/>
+            <w:tcW w:w="2352" w:type="dxa"/>
+            <w:shd w:val="clear" w:color="auto" w:fill="17324D"/>
+            <w:vAlign w:val="center"/>
           </w:tcPr>
           <w:p>
             <w:r>
+              <w:rPr>
+                <w:b/>
+                <w:color w:val="FFFFFF"/>
+              </w:rPr>
               <w:t>Observed features</w:t>
             </w:r>
           </w:p>
         </w:tc>
         <w:tc>
           <w:tcPr>
-            <w:tcW w:type="dxa" w:w="1776"/>
+            <w:tcW w:w="2352" w:type="dxa"/>
+            <w:shd w:val="clear" w:color="auto" w:fill="17324D"/>
+            <w:vAlign w:val="center"/>
           </w:tcPr>
           <w:p>
             <w:r>
+              <w:rPr>
+                <w:b/>
+                <w:color w:val="FFFFFF"/>
+              </w:rPr>
               <w:t>Calculated feature</w:t>
             </w:r>
           </w:p>
         </w:tc>
         <w:tc>
           <w:tcPr>
-            <w:tcW w:type="dxa" w:w="1776"/>
+            <w:tcW w:w="2352" w:type="dxa"/>
+            <w:shd w:val="clear" w:color="auto" w:fill="17324D"/>
+            <w:vAlign w:val="center"/>
           </w:tcPr>
           <w:p>
             <w:r>
+              <w:rPr>
+                <w:b/>
+                <w:color w:val="FFFFFF"/>
+              </w:rPr>
               <w:t>Measured span</w:t>
             </w:r>
           </w:p>
         </w:tc>
         <w:tc>
           <w:tcPr>
-            <w:tcW w:type="dxa" w:w="1776"/>
+            <w:tcW w:w="2352" w:type="dxa"/>
+            <w:shd w:val="clear" w:color="auto" w:fill="17324D"/>
+            <w:vAlign w:val="center"/>
           </w:tcPr>
           <w:p>
             <w:r>
+              <w:rPr>
+                <w:b/>
+                <w:color w:val="FFFFFF"/>
+              </w:rPr>
               <w:t>Difference</w:t>
             </w:r>
           </w:p>
         </w:tc>
       </w:tr>
       <w:tr>
+        <w:trPr>
+          <w:trHeight w:val="490"/>
+        </w:trPr>
         <w:tc>
           <w:tcPr>
-            <w:tcW w:type="dxa" w:w="1776"/>
+            <w:tcW w:w="2352" w:type="dxa"/>
+            <w:vAlign w:val="center"/>
           </w:tcPr>
           <w:p>
             <w:r>
-              <w:t>Carrier</w:t>
-            </w:r>
-          </w:p>
-        </w:tc>
-        <w:tc>
-          <w:tcPr>
-            <w:tcW w:type="dxa" w:w="1776"/>
-          </w:tcPr>
-          <w:p/>
-        </w:tc>
-        <w:tc>
-          <w:tcPr>
-            <w:tcW w:type="dxa" w:w="1776"/>
-          </w:tcPr>
-          <w:p/>
-        </w:tc>
-        <w:tc>
-          <w:tcPr>
-            <w:tcW w:type="dxa" w:w="1776"/>
-          </w:tcPr>
-          <w:p/>
-        </w:tc>
-        <w:tc>
-          <w:tcPr>
-            <w:tcW w:type="dxa" w:w="1776"/>
-          </w:tcPr>
-          <w:p/>
-        </w:tc>
-        <w:tc>
-          <w:tcPr>
-            <w:tcW w:type="dxa" w:w="1776"/>
-          </w:tcPr>
-          <w:p/>
-        </w:tc>
-      </w:tr>
-      <w:tr>
-        <w:tc>
-          <w:tcPr>
-            <w:tcW w:type="dxa" w:w="1776"/>
-          </w:tcPr>
-          <w:p>
-            <w:r>
+              <w:rPr>
+                <w:b w:val="0"/>
+              </w:rPr>
               <w:t>AM</w:t>
             </w:r>
           </w:p>
         </w:tc>
         <w:tc>
           <w:tcPr>
-            <w:tcW w:type="dxa" w:w="1776"/>
+            <w:tcW w:w="2352" w:type="dxa"/>
+            <w:vAlign w:val="center"/>
           </w:tcPr>
-          <w:p/>
+          <w:p>
+            <w:r>
+              <w:rPr>
+                <w:b w:val="0"/>
+              </w:rPr>
+            </w:r>
+          </w:p>
         </w:tc>
         <w:tc>
           <w:tcPr>
-            <w:tcW w:type="dxa" w:w="1776"/>
+            <w:tcW w:w="2352" w:type="dxa"/>
+            <w:vAlign w:val="center"/>
           </w:tcPr>
-          <w:p/>
+          <w:p>
+            <w:r>
+              <w:rPr>
+                <w:b w:val="0"/>
+              </w:rPr>
+            </w:r>
+          </w:p>
         </w:tc>
         <w:tc>
           <w:tcPr>
-            <w:tcW w:type="dxa" w:w="1776"/>
+            <w:tcW w:w="2352" w:type="dxa"/>
+            <w:vAlign w:val="center"/>
           </w:tcPr>
-          <w:p/>
+          <w:p>
+            <w:r>
+              <w:rPr>
+                <w:b w:val="0"/>
+              </w:rPr>
+            </w:r>
+          </w:p>
         </w:tc>
         <w:tc>
           <w:tcPr>
-            <w:tcW w:type="dxa" w:w="1776"/>
+            <w:tcW w:w="2352" w:type="dxa"/>
+            <w:vAlign w:val="center"/>
           </w:tcPr>
-          <w:p/>
+          <w:p>
+            <w:r>
+              <w:rPr>
+                <w:b w:val="0"/>
+              </w:rPr>
+            </w:r>
+          </w:p>
         </w:tc>
         <w:tc>
           <w:tcPr>
-            <w:tcW w:type="dxa" w:w="1776"/>
+            <w:tcW w:w="2352" w:type="dxa"/>
+            <w:vAlign w:val="center"/>
           </w:tcPr>
-          <w:p/>
+          <w:p>
+            <w:r>
+              <w:rPr>
+                <w:b w:val="0"/>
+              </w:rPr>
+            </w:r>
+          </w:p>
         </w:tc>
       </w:tr>
       <w:tr>
+        <w:trPr>
+          <w:trHeight w:val="490"/>
+        </w:trPr>
         <w:tc>
           <w:tcPr>
-            <w:tcW w:type="dxa" w:w="1776"/>
+            <w:tcW w:w="2352" w:type="dxa"/>
+            <w:shd w:val="clear" w:color="auto" w:fill="EAF2F7"/>
+            <w:vAlign w:val="center"/>
           </w:tcPr>
           <w:p>
             <w:r>
+              <w:rPr>
+                <w:b w:val="0"/>
+              </w:rPr>
               <w:t>FM</w:t>
             </w:r>
           </w:p>
         </w:tc>
         <w:tc>
           <w:tcPr>
-            <w:tcW w:type="dxa" w:w="1776"/>
+            <w:tcW w:w="2352" w:type="dxa"/>
+            <w:shd w:val="clear" w:color="auto" w:fill="EAF2F7"/>
+            <w:vAlign w:val="center"/>
           </w:tcPr>
-          <w:p/>
+          <w:p>
+            <w:r>
+              <w:rPr>
+                <w:b w:val="0"/>
+              </w:rPr>
+            </w:r>
+          </w:p>
         </w:tc>
         <w:tc>
           <w:tcPr>
-            <w:tcW w:type="dxa" w:w="1776"/>
+            <w:tcW w:w="2352" w:type="dxa"/>
+            <w:shd w:val="clear" w:color="auto" w:fill="EAF2F7"/>
+            <w:vAlign w:val="center"/>
           </w:tcPr>
-          <w:p/>
+          <w:p>
+            <w:r>
+              <w:rPr>
+                <w:b w:val="0"/>
+              </w:rPr>
+            </w:r>
+          </w:p>
         </w:tc>
         <w:tc>
           <w:tcPr>
-            <w:tcW w:type="dxa" w:w="1776"/>
+            <w:tcW w:w="2352" w:type="dxa"/>
+            <w:shd w:val="clear" w:color="auto" w:fill="EAF2F7"/>
+            <w:vAlign w:val="center"/>
           </w:tcPr>
-          <w:p/>
+          <w:p>
+            <w:r>
+              <w:rPr>
+                <w:b w:val="0"/>
+              </w:rPr>
+            </w:r>
+          </w:p>
         </w:tc>
         <w:tc>
           <w:tcPr>
-            <w:tcW w:type="dxa" w:w="1776"/>
+            <w:tcW w:w="2352" w:type="dxa"/>
+            <w:shd w:val="clear" w:color="auto" w:fill="EAF2F7"/>
+            <w:vAlign w:val="center"/>
           </w:tcPr>
-          <w:p/>
+          <w:p>
+            <w:r>
+              <w:rPr>
+                <w:b w:val="0"/>
+              </w:rPr>
+            </w:r>
+          </w:p>
         </w:tc>
         <w:tc>
           <w:tcPr>
-            <w:tcW w:type="dxa" w:w="1776"/>
+            <w:tcW w:w="2352" w:type="dxa"/>
+            <w:shd w:val="clear" w:color="auto" w:fill="EAF2F7"/>
+            <w:vAlign w:val="center"/>
           </w:tcPr>
-          <w:p/>
+          <w:p>
+            <w:r>
+              <w:rPr>
+                <w:b w:val="0"/>
+              </w:rPr>
+            </w:r>
+          </w:p>
         </w:tc>
       </w:tr>
     </w:tbl>
     <w:p>
+      <w:pPr>
+        <w:spacing w:after="200"/>
+        <w:rPr>
+          <w:i/>
+          <w:iCs/>
+        </w:rPr>
+      </w:pPr>
       <w:r>
+        <w:rPr>
+          <w:i/>
+          <w:iCs/>
+        </w:rPr>
         <w:t>Show one AM and one FM calculation.</w:t>
       </w:r>
     </w:p>
     <w:p>
       <w:r>
-        <w:t>________________________________________________________________________________</w:t>
+        <w:br/>
       </w:r>
     </w:p>
     <w:p>
@@ -252,220 +367,327 @@
         <w:pStyle w:val="Heading1"/>
       </w:pPr>
       <w:r>
-        <w:t>Table 2 - Unknown Classification (25)</w:t>
+        <w:t>Table 2 - Unknown Classification (20)</w:t>
+      </w:r>
+      <w:r>
+        <w:t xml:space="preserve"/>
       </w:r>
     </w:p>
     <w:tbl>
       <w:tblPr>
         <w:tblStyle w:val="TableGrid"/>
-        <w:tblW w:type="auto" w:w="0"/>
-        <w:tblLook w:firstColumn="1" w:firstRow="1" w:lastColumn="0" w:lastRow="0" w:noHBand="0" w:noVBand="1" w:val="04A0"/>
+        <w:tblW w:w="0" w:type="auto"/>
+        <w:tblLook w:val="04A0" w:firstRow="1" w:lastRow="0" w:firstColumn="1" w:lastColumn="0" w:noHBand="0" w:noVBand="1"/>
       </w:tblPr>
       <w:tblGrid>
-        <w:gridCol w:w="1776"/>
-        <w:gridCol w:w="1776"/>
-        <w:gridCol w:w="1776"/>
-        <w:gridCol w:w="1776"/>
-        <w:gridCol w:w="1776"/>
-        <w:gridCol w:w="1776"/>
+        <w:gridCol w:w="1874"/>
+        <w:gridCol w:w="1692"/>
+        <w:gridCol w:w="1816"/>
+        <w:gridCol w:w="1816"/>
+        <w:gridCol w:w="1834"/>
+        <w:gridCol w:w="1840"/>
       </w:tblGrid>
       <w:tr>
+        <w:trPr>
+          <w:trHeight w:val="432"/>
+          <w:tblHeader/>
+        </w:trPr>
         <w:tc>
           <w:tcPr>
-            <w:tcW w:type="dxa" w:w="1776"/>
+            <w:tcW w:w="2352" w:type="dxa"/>
+            <w:shd w:val="clear" w:color="auto" w:fill="17324D"/>
+            <w:vAlign w:val="center"/>
           </w:tcPr>
           <w:p>
             <w:r>
+              <w:rPr>
+                <w:b/>
+                <w:color w:val="FFFFFF"/>
+              </w:rPr>
               <w:t>ID</w:t>
             </w:r>
           </w:p>
         </w:tc>
         <w:tc>
           <w:tcPr>
-            <w:tcW w:type="dxa" w:w="1776"/>
+            <w:tcW w:w="2352" w:type="dxa"/>
+            <w:shd w:val="clear" w:color="auto" w:fill="17324D"/>
+            <w:vAlign w:val="center"/>
           </w:tcPr>
           <w:p>
             <w:r>
+              <w:rPr>
+                <w:b/>
+                <w:color w:val="FFFFFF"/>
+              </w:rPr>
               <w:t>Envelope/time evidence</w:t>
             </w:r>
           </w:p>
         </w:tc>
         <w:tc>
           <w:tcPr>
-            <w:tcW w:type="dxa" w:w="1776"/>
+            <w:tcW w:w="2352" w:type="dxa"/>
+            <w:shd w:val="clear" w:color="auto" w:fill="17324D"/>
+            <w:vAlign w:val="center"/>
           </w:tcPr>
           <w:p>
             <w:r>
+              <w:rPr>
+                <w:b/>
+                <w:color w:val="FFFFFF"/>
+              </w:rPr>
               <w:t>Spectrum evidence</w:t>
             </w:r>
           </w:p>
         </w:tc>
         <w:tc>
           <w:tcPr>
-            <w:tcW w:type="dxa" w:w="1776"/>
+            <w:tcW w:w="2352" w:type="dxa"/>
+            <w:shd w:val="clear" w:color="auto" w:fill="17324D"/>
+            <w:vAlign w:val="center"/>
           </w:tcPr>
           <w:p>
             <w:r>
+              <w:rPr>
+                <w:b/>
+                <w:color w:val="FFFFFF"/>
+              </w:rPr>
               <w:t>Classification</w:t>
             </w:r>
           </w:p>
         </w:tc>
         <w:tc>
           <w:tcPr>
-            <w:tcW w:type="dxa" w:w="1776"/>
+            <w:tcW w:w="2352" w:type="dxa"/>
+            <w:shd w:val="clear" w:color="auto" w:fill="17324D"/>
+            <w:vAlign w:val="center"/>
           </w:tcPr>
           <w:p>
             <w:r>
+              <w:rPr>
+                <w:b/>
+                <w:color w:val="FFFFFF"/>
+              </w:rPr>
               <w:t>Confidence</w:t>
             </w:r>
           </w:p>
         </w:tc>
         <w:tc>
           <w:tcPr>
-            <w:tcW w:type="dxa" w:w="1776"/>
+            <w:tcW w:w="2352" w:type="dxa"/>
+            <w:shd w:val="clear" w:color="auto" w:fill="17324D"/>
+            <w:vAlign w:val="center"/>
           </w:tcPr>
           <w:p>
             <w:r>
+              <w:rPr>
+                <w:b/>
+                <w:color w:val="FFFFFF"/>
+              </w:rPr>
               <w:t>Alternative</w:t>
             </w:r>
           </w:p>
         </w:tc>
       </w:tr>
       <w:tr>
+        <w:trPr>
+          <w:trHeight w:val="490"/>
+        </w:trPr>
         <w:tc>
           <w:tcPr>
-            <w:tcW w:type="dxa" w:w="1776"/>
+            <w:tcW w:w="2352" w:type="dxa"/>
+            <w:vAlign w:val="center"/>
           </w:tcPr>
           <w:p>
             <w:r>
+              <w:rPr>
+                <w:b w:val="0"/>
+              </w:rPr>
               <w:t>Unknown 1</w:t>
             </w:r>
           </w:p>
         </w:tc>
         <w:tc>
           <w:tcPr>
-            <w:tcW w:type="dxa" w:w="1776"/>
+            <w:tcW w:w="2352" w:type="dxa"/>
+            <w:vAlign w:val="center"/>
           </w:tcPr>
-          <w:p/>
+          <w:p>
+            <w:r>
+              <w:rPr>
+                <w:b w:val="0"/>
+              </w:rPr>
+            </w:r>
+          </w:p>
         </w:tc>
         <w:tc>
           <w:tcPr>
-            <w:tcW w:type="dxa" w:w="1776"/>
+            <w:tcW w:w="2352" w:type="dxa"/>
+            <w:vAlign w:val="center"/>
           </w:tcPr>
-          <w:p/>
+          <w:p>
+            <w:r>
+              <w:rPr>
+                <w:b w:val="0"/>
+              </w:rPr>
+            </w:r>
+          </w:p>
         </w:tc>
         <w:tc>
           <w:tcPr>
-            <w:tcW w:type="dxa" w:w="1776"/>
+            <w:tcW w:w="2352" w:type="dxa"/>
+            <w:vAlign w:val="center"/>
           </w:tcPr>
-          <w:p/>
+          <w:p>
+            <w:r>
+              <w:rPr>
+                <w:b w:val="0"/>
+              </w:rPr>
+            </w:r>
+          </w:p>
         </w:tc>
         <w:tc>
           <w:tcPr>
-            <w:tcW w:type="dxa" w:w="1776"/>
+            <w:tcW w:w="2352" w:type="dxa"/>
+            <w:vAlign w:val="center"/>
           </w:tcPr>
-          <w:p/>
+          <w:p>
+            <w:r>
+              <w:rPr>
+                <w:b w:val="0"/>
+              </w:rPr>
+            </w:r>
+          </w:p>
         </w:tc>
         <w:tc>
           <w:tcPr>
-            <w:tcW w:type="dxa" w:w="1776"/>
+            <w:tcW w:w="2352" w:type="dxa"/>
+            <w:vAlign w:val="center"/>
           </w:tcPr>
-          <w:p/>
+          <w:p>
+            <w:r>
+              <w:rPr>
+                <w:b w:val="0"/>
+              </w:rPr>
+            </w:r>
+          </w:p>
         </w:tc>
       </w:tr>
       <w:tr>
+        <w:trPr>
+          <w:trHeight w:val="490"/>
+        </w:trPr>
         <w:tc>
           <w:tcPr>
-            <w:tcW w:type="dxa" w:w="1776"/>
+            <w:tcW w:w="2352" w:type="dxa"/>
+            <w:shd w:val="clear" w:color="auto" w:fill="EAF2F7"/>
+            <w:vAlign w:val="center"/>
           </w:tcPr>
           <w:p>
             <w:r>
+              <w:rPr>
+                <w:b w:val="0"/>
+              </w:rPr>
               <w:t>Unknown 2</w:t>
             </w:r>
           </w:p>
         </w:tc>
         <w:tc>
           <w:tcPr>
-            <w:tcW w:type="dxa" w:w="1776"/>
-          </w:tcPr>
-          <w:p/>
-        </w:tc>
-        <w:tc>
-          <w:tcPr>
-            <w:tcW w:type="dxa" w:w="1776"/>
-          </w:tcPr>
-          <w:p/>
-        </w:tc>
-        <w:tc>
-          <w:tcPr>
-            <w:tcW w:type="dxa" w:w="1776"/>
-          </w:tcPr>
-          <w:p/>
-        </w:tc>
-        <w:tc>
-          <w:tcPr>
-            <w:tcW w:type="dxa" w:w="1776"/>
-          </w:tcPr>
-          <w:p/>
-        </w:tc>
-        <w:tc>
-          <w:tcPr>
-            <w:tcW w:type="dxa" w:w="1776"/>
-          </w:tcPr>
-          <w:p/>
-        </w:tc>
-      </w:tr>
-      <w:tr>
-        <w:tc>
-          <w:tcPr>
-            <w:tcW w:type="dxa" w:w="1776"/>
+            <w:tcW w:w="2352" w:type="dxa"/>
+            <w:shd w:val="clear" w:color="auto" w:fill="EAF2F7"/>
+            <w:vAlign w:val="center"/>
           </w:tcPr>
           <w:p>
             <w:r>
-              <w:t>Unknown 3</w:t>
+              <w:rPr>
+                <w:b w:val="0"/>
+              </w:rPr>
             </w:r>
           </w:p>
         </w:tc>
         <w:tc>
           <w:tcPr>
-            <w:tcW w:type="dxa" w:w="1776"/>
+            <w:tcW w:w="2352" w:type="dxa"/>
+            <w:shd w:val="clear" w:color="auto" w:fill="EAF2F7"/>
+            <w:vAlign w:val="center"/>
           </w:tcPr>
-          <w:p/>
+          <w:p>
+            <w:r>
+              <w:rPr>
+                <w:b w:val="0"/>
+              </w:rPr>
+            </w:r>
+          </w:p>
         </w:tc>
         <w:tc>
           <w:tcPr>
-            <w:tcW w:type="dxa" w:w="1776"/>
+            <w:tcW w:w="2352" w:type="dxa"/>
+            <w:shd w:val="clear" w:color="auto" w:fill="EAF2F7"/>
+            <w:vAlign w:val="center"/>
           </w:tcPr>
-          <w:p/>
+          <w:p>
+            <w:r>
+              <w:rPr>
+                <w:b w:val="0"/>
+              </w:rPr>
+            </w:r>
+          </w:p>
         </w:tc>
         <w:tc>
           <w:tcPr>
-            <w:tcW w:type="dxa" w:w="1776"/>
+            <w:tcW w:w="2352" w:type="dxa"/>
+            <w:shd w:val="clear" w:color="auto" w:fill="EAF2F7"/>
+            <w:vAlign w:val="center"/>
           </w:tcPr>
-          <w:p/>
+          <w:p>
+            <w:r>
+              <w:rPr>
+                <w:b w:val="0"/>
+              </w:rPr>
+            </w:r>
+          </w:p>
         </w:tc>
         <w:tc>
           <w:tcPr>
-            <w:tcW w:type="dxa" w:w="1776"/>
+            <w:tcW w:w="2352" w:type="dxa"/>
+            <w:shd w:val="clear" w:color="auto" w:fill="EAF2F7"/>
+            <w:vAlign w:val="center"/>
           </w:tcPr>
-          <w:p/>
-        </w:tc>
-        <w:tc>
-          <w:tcPr>
-            <w:tcW w:type="dxa" w:w="1776"/>
-          </w:tcPr>
-          <w:p/>
+          <w:p>
+            <w:r>
+              <w:rPr>
+                <w:b w:val="0"/>
+              </w:rPr>
+            </w:r>
+          </w:p>
         </w:tc>
       </w:tr>
     </w:tbl>
     <w:p>
+      <w:pPr>
+        <w:spacing w:after="200"/>
+        <w:rPr>
+          <w:i/>
+          <w:iCs/>
+        </w:rPr>
+      </w:pPr>
       <w:r>
+        <w:rPr>
+          <w:i/>
+          <w:iCs/>
+        </w:rPr>
         <w:t>State one unsupported attribution claim.</w:t>
       </w:r>
     </w:p>
     <w:p>
       <w:r>
-        <w:t>________________________________________________________________________________</w:t>
+        <w:br/>
+      </w:r>
+    </w:p>
+    <w:p>
+      <w:r>
+        <w:br w:type="page"/>
       </w:r>
     </w:p>
     <w:p>
@@ -473,220 +695,411 @@
         <w:pStyle w:val="Heading1"/>
       </w:pPr>
       <w:r>
-        <w:t>Table 3 - Controlled Impairment (20)</w:t>
+        <w:t>Table 3 - Controlled Impairment (25)</w:t>
+      </w:r>
+      <w:r>
+        <w:t xml:space="preserve"/>
       </w:r>
     </w:p>
     <w:tbl>
       <w:tblPr>
         <w:tblStyle w:val="TableGrid"/>
-        <w:tblW w:type="auto" w:w="0"/>
-        <w:tblLook w:firstColumn="1" w:firstRow="1" w:lastColumn="0" w:lastRow="0" w:noHBand="0" w:noVBand="1" w:val="04A0"/>
+        <w:tblW w:w="0" w:type="auto"/>
+        <w:tblLook w:val="04A0" w:firstRow="1" w:lastRow="0" w:firstColumn="1" w:lastColumn="0" w:noHBand="0" w:noVBand="1"/>
       </w:tblPr>
       <w:tblGrid>
-        <w:gridCol w:w="1776"/>
-        <w:gridCol w:w="1776"/>
-        <w:gridCol w:w="1776"/>
-        <w:gridCol w:w="1776"/>
-        <w:gridCol w:w="1776"/>
-        <w:gridCol w:w="1776"/>
+        <w:gridCol w:w="1874"/>
+        <w:gridCol w:w="1692"/>
+        <w:gridCol w:w="1816"/>
+        <w:gridCol w:w="1816"/>
+        <w:gridCol w:w="1834"/>
+        <w:gridCol w:w="1840"/>
       </w:tblGrid>
       <w:tr>
+        <w:trPr>
+          <w:trHeight w:val="432"/>
+          <w:tblHeader/>
+        </w:trPr>
         <w:tc>
           <w:tcPr>
-            <w:tcW w:type="dxa" w:w="1776"/>
+            <w:tcW w:w="2352" w:type="dxa"/>
+            <w:shd w:val="clear" w:color="auto" w:fill="17324D"/>
+            <w:vAlign w:val="center"/>
           </w:tcPr>
           <w:p>
             <w:r>
+              <w:rPr>
+                <w:b/>
+                <w:color w:val="FFFFFF"/>
+              </w:rPr>
               <w:t>Condition</w:t>
             </w:r>
           </w:p>
         </w:tc>
         <w:tc>
           <w:tcPr>
-            <w:tcW w:type="dxa" w:w="1776"/>
+            <w:tcW w:w="2352" w:type="dxa"/>
+            <w:shd w:val="clear" w:color="auto" w:fill="17324D"/>
+            <w:vAlign w:val="center"/>
           </w:tcPr>
           <w:p>
             <w:r>
+              <w:rPr>
+                <w:b/>
+                <w:color w:val="FFFFFF"/>
+              </w:rPr>
               <w:t>Fixed settings</w:t>
             </w:r>
           </w:p>
         </w:tc>
         <w:tc>
           <w:tcPr>
-            <w:tcW w:type="dxa" w:w="1776"/>
+            <w:tcW w:w="2352" w:type="dxa"/>
+            <w:shd w:val="clear" w:color="auto" w:fill="17324D"/>
+            <w:vAlign w:val="center"/>
           </w:tcPr>
           <w:p>
             <w:r>
+              <w:rPr>
+                <w:b/>
+                <w:color w:val="FFFFFF"/>
+              </w:rPr>
               <w:t>Changed feature</w:t>
             </w:r>
           </w:p>
         </w:tc>
         <w:tc>
           <w:tcPr>
-            <w:tcW w:type="dxa" w:w="1776"/>
+            <w:tcW w:w="2352" w:type="dxa"/>
+            <w:shd w:val="clear" w:color="auto" w:fill="17324D"/>
+            <w:vAlign w:val="center"/>
           </w:tcPr>
           <w:p>
             <w:r>
+              <w:rPr>
+                <w:b/>
+                <w:color w:val="FFFFFF"/>
+              </w:rPr>
               <w:t>Measured result</w:t>
             </w:r>
           </w:p>
         </w:tc>
         <w:tc>
           <w:tcPr>
-            <w:tcW w:type="dxa" w:w="1776"/>
+            <w:tcW w:w="2352" w:type="dxa"/>
+            <w:shd w:val="clear" w:color="auto" w:fill="17324D"/>
+            <w:vAlign w:val="center"/>
           </w:tcPr>
           <w:p>
             <w:r>
+              <w:rPr>
+                <w:b/>
+                <w:color w:val="FFFFFF"/>
+              </w:rPr>
               <w:t>Recovery/sync effect</w:t>
             </w:r>
           </w:p>
         </w:tc>
         <w:tc>
           <w:tcPr>
-            <w:tcW w:type="dxa" w:w="1776"/>
+            <w:tcW w:w="2352" w:type="dxa"/>
+            <w:shd w:val="clear" w:color="auto" w:fill="17324D"/>
+            <w:vAlign w:val="center"/>
           </w:tcPr>
           <w:p>
             <w:r>
+              <w:rPr>
+                <w:b/>
+                <w:color w:val="FFFFFF"/>
+              </w:rPr>
               <w:t>Restored?</w:t>
             </w:r>
           </w:p>
         </w:tc>
       </w:tr>
       <w:tr>
+        <w:trPr>
+          <w:trHeight w:val="490"/>
+        </w:trPr>
         <w:tc>
           <w:tcPr>
-            <w:tcW w:type="dxa" w:w="1776"/>
+            <w:tcW w:w="2352" w:type="dxa"/>
+            <w:vAlign w:val="center"/>
           </w:tcPr>
           <w:p>
             <w:r>
+              <w:rPr>
+                <w:b w:val="0"/>
+              </w:rPr>
               <w:t>Baseline</w:t>
             </w:r>
           </w:p>
         </w:tc>
         <w:tc>
           <w:tcPr>
-            <w:tcW w:type="dxa" w:w="1776"/>
+            <w:tcW w:w="2352" w:type="dxa"/>
+            <w:vAlign w:val="center"/>
           </w:tcPr>
-          <w:p/>
+          <w:p>
+            <w:r>
+              <w:rPr>
+                <w:b w:val="0"/>
+              </w:rPr>
+            </w:r>
+          </w:p>
         </w:tc>
         <w:tc>
           <w:tcPr>
-            <w:tcW w:type="dxa" w:w="1776"/>
+            <w:tcW w:w="2352" w:type="dxa"/>
+            <w:vAlign w:val="center"/>
           </w:tcPr>
-          <w:p/>
+          <w:p>
+            <w:r>
+              <w:rPr>
+                <w:b w:val="0"/>
+              </w:rPr>
+            </w:r>
+          </w:p>
         </w:tc>
         <w:tc>
           <w:tcPr>
-            <w:tcW w:type="dxa" w:w="1776"/>
+            <w:tcW w:w="2352" w:type="dxa"/>
+            <w:vAlign w:val="center"/>
           </w:tcPr>
-          <w:p/>
+          <w:p>
+            <w:r>
+              <w:rPr>
+                <w:b w:val="0"/>
+              </w:rPr>
+            </w:r>
+          </w:p>
         </w:tc>
         <w:tc>
           <w:tcPr>
-            <w:tcW w:type="dxa" w:w="1776"/>
+            <w:tcW w:w="2352" w:type="dxa"/>
+            <w:vAlign w:val="center"/>
           </w:tcPr>
-          <w:p/>
+          <w:p>
+            <w:r>
+              <w:rPr>
+                <w:b w:val="0"/>
+              </w:rPr>
+            </w:r>
+          </w:p>
         </w:tc>
         <w:tc>
           <w:tcPr>
-            <w:tcW w:type="dxa" w:w="1776"/>
+            <w:tcW w:w="2352" w:type="dxa"/>
+            <w:vAlign w:val="center"/>
           </w:tcPr>
-          <w:p/>
+          <w:p>
+            <w:r>
+              <w:rPr>
+                <w:b w:val="0"/>
+              </w:rPr>
+            </w:r>
+          </w:p>
         </w:tc>
       </w:tr>
       <w:tr>
+        <w:trPr>
+          <w:trHeight w:val="490"/>
+        </w:trPr>
         <w:tc>
           <w:tcPr>
-            <w:tcW w:type="dxa" w:w="1776"/>
+            <w:tcW w:w="2352" w:type="dxa"/>
+            <w:shd w:val="clear" w:color="auto" w:fill="EAF2F7"/>
+            <w:vAlign w:val="center"/>
           </w:tcPr>
           <w:p>
             <w:r>
+              <w:rPr>
+                <w:b w:val="0"/>
+              </w:rPr>
               <w:t>Impaired</w:t>
             </w:r>
           </w:p>
         </w:tc>
         <w:tc>
           <w:tcPr>
-            <w:tcW w:type="dxa" w:w="1776"/>
+            <w:tcW w:w="2352" w:type="dxa"/>
+            <w:shd w:val="clear" w:color="auto" w:fill="EAF2F7"/>
+            <w:vAlign w:val="center"/>
           </w:tcPr>
-          <w:p/>
+          <w:p>
+            <w:r>
+              <w:rPr>
+                <w:b w:val="0"/>
+              </w:rPr>
+            </w:r>
+          </w:p>
         </w:tc>
         <w:tc>
           <w:tcPr>
-            <w:tcW w:type="dxa" w:w="1776"/>
+            <w:tcW w:w="2352" w:type="dxa"/>
+            <w:shd w:val="clear" w:color="auto" w:fill="EAF2F7"/>
+            <w:vAlign w:val="center"/>
           </w:tcPr>
-          <w:p/>
+          <w:p>
+            <w:r>
+              <w:rPr>
+                <w:b w:val="0"/>
+              </w:rPr>
+            </w:r>
+          </w:p>
         </w:tc>
         <w:tc>
           <w:tcPr>
-            <w:tcW w:type="dxa" w:w="1776"/>
+            <w:tcW w:w="2352" w:type="dxa"/>
+            <w:shd w:val="clear" w:color="auto" w:fill="EAF2F7"/>
+            <w:vAlign w:val="center"/>
           </w:tcPr>
-          <w:p/>
+          <w:p>
+            <w:r>
+              <w:rPr>
+                <w:b w:val="0"/>
+              </w:rPr>
+            </w:r>
+          </w:p>
         </w:tc>
         <w:tc>
           <w:tcPr>
-            <w:tcW w:type="dxa" w:w="1776"/>
+            <w:tcW w:w="2352" w:type="dxa"/>
+            <w:shd w:val="clear" w:color="auto" w:fill="EAF2F7"/>
+            <w:vAlign w:val="center"/>
           </w:tcPr>
-          <w:p/>
+          <w:p>
+            <w:r>
+              <w:rPr>
+                <w:b w:val="0"/>
+              </w:rPr>
+            </w:r>
+          </w:p>
         </w:tc>
         <w:tc>
           <w:tcPr>
-            <w:tcW w:type="dxa" w:w="1776"/>
+            <w:tcW w:w="2352" w:type="dxa"/>
+            <w:shd w:val="clear" w:color="auto" w:fill="EAF2F7"/>
+            <w:vAlign w:val="center"/>
           </w:tcPr>
-          <w:p/>
+          <w:p>
+            <w:r>
+              <w:rPr>
+                <w:b w:val="0"/>
+              </w:rPr>
+            </w:r>
+          </w:p>
         </w:tc>
       </w:tr>
       <w:tr>
+        <w:trPr>
+          <w:trHeight w:val="490"/>
+        </w:trPr>
         <w:tc>
           <w:tcPr>
-            <w:tcW w:type="dxa" w:w="1776"/>
+            <w:tcW w:w="2352" w:type="dxa"/>
+            <w:vAlign w:val="center"/>
           </w:tcPr>
           <w:p>
             <w:r>
+              <w:rPr>
+                <w:b w:val="0"/>
+              </w:rPr>
               <w:t>Restored</w:t>
             </w:r>
           </w:p>
         </w:tc>
         <w:tc>
           <w:tcPr>
-            <w:tcW w:type="dxa" w:w="1776"/>
+            <w:tcW w:w="2352" w:type="dxa"/>
+            <w:vAlign w:val="center"/>
           </w:tcPr>
-          <w:p/>
+          <w:p>
+            <w:r>
+              <w:rPr>
+                <w:b w:val="0"/>
+              </w:rPr>
+            </w:r>
+          </w:p>
         </w:tc>
         <w:tc>
           <w:tcPr>
-            <w:tcW w:type="dxa" w:w="1776"/>
+            <w:tcW w:w="2352" w:type="dxa"/>
+            <w:vAlign w:val="center"/>
           </w:tcPr>
-          <w:p/>
+          <w:p>
+            <w:r>
+              <w:rPr>
+                <w:b w:val="0"/>
+              </w:rPr>
+            </w:r>
+          </w:p>
         </w:tc>
         <w:tc>
           <w:tcPr>
-            <w:tcW w:type="dxa" w:w="1776"/>
+            <w:tcW w:w="2352" w:type="dxa"/>
+            <w:vAlign w:val="center"/>
           </w:tcPr>
-          <w:p/>
+          <w:p>
+            <w:r>
+              <w:rPr>
+                <w:b w:val="0"/>
+              </w:rPr>
+            </w:r>
+          </w:p>
         </w:tc>
         <w:tc>
           <w:tcPr>
-            <w:tcW w:type="dxa" w:w="1776"/>
+            <w:tcW w:w="2352" w:type="dxa"/>
+            <w:vAlign w:val="center"/>
           </w:tcPr>
-          <w:p/>
+          <w:p>
+            <w:r>
+              <w:rPr>
+                <w:b w:val="0"/>
+              </w:rPr>
+            </w:r>
+          </w:p>
         </w:tc>
         <w:tc>
           <w:tcPr>
-            <w:tcW w:type="dxa" w:w="1776"/>
+            <w:tcW w:w="2352" w:type="dxa"/>
+            <w:vAlign w:val="center"/>
           </w:tcPr>
-          <w:p/>
+          <w:p>
+            <w:r>
+              <w:rPr>
+                <w:b w:val="0"/>
+              </w:rPr>
+            </w:r>
+          </w:p>
         </w:tc>
       </w:tr>
     </w:tbl>
     <w:p>
+      <w:pPr>
+        <w:spacing w:after="200"/>
+        <w:rPr>
+          <w:i/>
+          <w:iCs/>
+        </w:rPr>
+      </w:pPr>
       <w:r>
+        <w:rPr>
+          <w:i/>
+          <w:iCs/>
+        </w:rPr>
         <w:t>Quantify the most important before/after change.</w:t>
       </w:r>
     </w:p>
     <w:p>
       <w:r>
-        <w:t>________________________________________________________________________________</w:t>
+        <w:br/>
+      </w:r>
+    </w:p>
+    <w:p>
+      <w:r>
+        <w:br w:type="page"/>
       </w:r>
     </w:p>
     <w:p>
@@ -695,6 +1108,14 @@
       </w:pPr>
       <w:r>
         <w:t>Evidence (15)</w:t>
+      </w:r>
+      <w:r>
+        <w:t xml:space="preserve"/>
+      </w:r>
+    </w:p>
+    <w:p>
+      <w:r>
+        <w:t>Insert a readable photo or screenshot for each scenario:</w:t>
       </w:r>
     </w:p>
     <w:p>
@@ -712,6 +1133,10 @@
     </w:p>
     <w:p>
       <w:r>
+        <w:br/>
+        <w:br/>
+        <w:br/>
+        <w:br/>
         <w:br/>
         <w:br/>
         <w:br/>
@@ -735,6 +1160,10 @@
         <w:br/>
         <w:br/>
         <w:br/>
+        <w:br/>
+        <w:br/>
+        <w:br/>
+        <w:br/>
       </w:r>
     </w:p>
     <w:p>
@@ -755,6 +1184,15 @@
         <w:br/>
         <w:br/>
         <w:br/>
+        <w:br/>
+        <w:br/>
+        <w:br/>
+        <w:br/>
+      </w:r>
+    </w:p>
+    <w:p>
+      <w:r>
+        <w:br w:type="page"/>
       </w:r>
     </w:p>
     <w:p>
@@ -764,57 +1202,166 @@
       <w:r>
         <w:t>Conclusion (15)</w:t>
       </w:r>
+      <w:r>
+        <w:t xml:space="preserve"/>
+      </w:r>
     </w:p>
     <w:p>
+      <w:pPr>
+        <w:rPr>
+          <w:i/>
+          <w:iCs/>
+        </w:rPr>
+      </w:pPr>
       <w:r>
-        <w:t>Summarize the lab, then address each prompt:</w:t>
+        <w:rPr>
+          <w:i/>
+          <w:iCs/>
+        </w:rPr>
+        <w:t xml:space="preserve">Give a summary of what you did and learned. In addition, answer these questions:</w:t>
+      </w:r>
+      <w:r>
+        <w:rPr>
+          <w:i/>
+          <w:iCs/>
+        </w:rPr>
+        <w:t/>
+      </w:r>
+      <w:r>
+        <w:rPr>
+          <w:i/>
+          <w:iCs/>
+        </w:rPr>
+        <w:t xml:space="preserve"/>
+      </w:r>
+      <w:r>
+        <w:rPr>
+          <w:i/>
+          <w:iCs/>
+        </w:rPr>
+        <w:t xml:space="preserve"/>
+      </w:r>
+      <w:r>
+        <w:rPr>
+          <w:i/>
+          <w:iCs/>
+        </w:rPr>
+        <w:t/>
+      </w:r>
+      <w:r>
+        <w:rPr>
+          <w:i/>
+          <w:iCs/>
+        </w:rPr>
+        <w:t xml:space="preserve"/>
       </w:r>
     </w:p>
     <w:p>
       <w:pPr>
         <w:pStyle w:val="ListParagraph"/>
+        <w:numPr>
+          <w:ilvl w:val="0"/>
+          <w:numId w:val="10"/>
+        </w:numPr>
+        <w:rPr>
+          <w:i/>
+          <w:iCs/>
+        </w:rPr>
       </w:pPr>
       <w:r>
-        <w:t>Which measured features best separated AM and FM?</w:t>
+        <w:rPr>
+          <w:i/>
+          <w:iCs/>
+        </w:rPr>
+        <w:t xml:space="preserve">Which measured features best separated AM and FM?</w:t>
+      </w:r>
+      <w:r>
+        <w:rPr>
+          <w:i/>
+          <w:iCs/>
+        </w:rPr>
+        <w:t/>
       </w:r>
     </w:p>
     <w:p>
       <w:pPr>
         <w:pStyle w:val="ListParagraph"/>
+        <w:numPr>
+          <w:ilvl w:val="0"/>
+          <w:numId w:val="10"/>
+        </w:numPr>
+        <w:rPr>
+          <w:i/>
+          <w:iCs/>
+        </w:rPr>
       </w:pPr>
       <w:r>
-        <w:t>How did the controlled impairment change recovery or synchronization?</w:t>
+        <w:rPr>
+          <w:i/>
+          <w:iCs/>
+        </w:rPr>
+        <w:t xml:space="preserve">How did the controlled impairment change recovery or synchronization?</w:t>
+      </w:r>
+      <w:r>
+        <w:rPr>
+          <w:i/>
+          <w:iCs/>
+        </w:rPr>
+        <w:t/>
       </w:r>
     </w:p>
     <w:p>
       <w:pPr>
         <w:pStyle w:val="ListParagraph"/>
+        <w:numPr>
+          <w:ilvl w:val="0"/>
+          <w:numId w:val="10"/>
+        </w:numPr>
+        <w:rPr>
+          <w:i/>
+          <w:iCs/>
+        </w:rPr>
       </w:pPr>
       <w:r>
-        <w:t>What diagnosis is supported and what attribution remains unsupported?</w:t>
+        <w:rPr>
+          <w:i/>
+          <w:iCs/>
+        </w:rPr>
+        <w:t xml:space="preserve">What diagnosis is supported and what attribution remains unsupported?</w:t>
+      </w:r>
+      <w:r>
+        <w:rPr>
+          <w:i/>
+          <w:iCs/>
+        </w:rPr>
+        <w:t/>
       </w:r>
     </w:p>
     <w:p>
       <w:pPr>
         <w:pStyle w:val="ListParagraph"/>
+        <w:numPr>
+          <w:ilvl w:val="0"/>
+          <w:numId w:val="10"/>
+        </w:numPr>
+        <w:rPr>
+          <w:i/>
+          <w:iCs/>
+        </w:rPr>
       </w:pPr>
       <w:r>
-        <w:t>What additional measurement would increase confidence?</w:t>
+        <w:rPr>
+          <w:i/>
+          <w:iCs/>
+        </w:rPr>
+        <w:t xml:space="preserve">What additional measurement would increase confidence?</w:t>
       </w:r>
-    </w:p>
-    <w:p>
       <w:r>
-        <w:t>________________________________________________________________________________</w:t>
-      </w:r>
-    </w:p>
-    <w:p>
-      <w:r>
-        <w:t>________________________________________________________________________________</w:t>
-      </w:r>
-    </w:p>
-    <w:p>
-      <w:r>
-        <w:t>________________________________________________________________________________</w:t>
+        <w:rPr>
+          <w:i/>
+          <w:iCs/>
+        </w:rPr>
+        <w:t/>
       </w:r>
     </w:p>
     <w:sectPr>
@@ -1605,7 +2152,7 @@
   <w:style w:type="paragraph" w:default="1" w:styleId="Normal">
     <w:name w:val="Normal"/>
     <w:qFormat/>
-    <w:rsid w:val="0025644F"/>
+    <w:rsid w:val="009D2B7E"/>
     <w:pPr>
       <w:spacing w:after="80"/>
     </w:pPr>

--- a/assets/labs/lab-06-report.docx
+++ b/assets/labs/lab-06-report.docx
@@ -7,7 +7,7 @@
         <w:pStyle w:val="Title"/>
       </w:pPr>
       <w:r>
-        <w:t>Lab 6 Report - Modulation Recognition and Interference Effects</w:t>
+        <w:t>Lab 6 Report - AM and FM Measurements and Message Recovery</w:t>
       </w:r>
       <w:r>
         <w:t xml:space="preserve"/>
@@ -44,7 +44,7 @@
         <w:pStyle w:val="Heading1"/>
       </w:pPr>
       <w:r>
-        <w:t>Table 1 - Known References (25)</w:t>
+        <w:t>Table 1 - Part 1 Message Waveforms (FG2) (10)</w:t>
       </w:r>
       <w:r>
         <w:t xml:space="preserve"/>
@@ -57,12 +57,11 @@
         <w:tblLook w:val="04A0" w:firstRow="1" w:lastRow="0" w:firstColumn="1" w:lastColumn="0" w:noHBand="0" w:noVBand="1"/>
       </w:tblPr>
       <w:tblGrid>
-        <w:gridCol w:w="1874"/>
-        <w:gridCol w:w="1692"/>
-        <w:gridCol w:w="1816"/>
-        <w:gridCol w:w="1816"/>
-        <w:gridCol w:w="1834"/>
-        <w:gridCol w:w="1840"/>
+        <w:gridCol w:w="2174"/>
+        <w:gridCol w:w="2174"/>
+        <w:gridCol w:w="2174"/>
+        <w:gridCol w:w="2174"/>
+        <w:gridCol w:w="2174"/>
       </w:tblGrid>
       <w:tr>
         <w:trPr>
@@ -71,7 +70,7 @@
         </w:trPr>
         <w:tc>
           <w:tcPr>
-            <w:tcW w:w="2352" w:type="dxa"/>
+            <w:tcW w:w="2174" w:type="dxa"/>
             <w:shd w:val="clear" w:color="auto" w:fill="17324D"/>
             <w:vAlign w:val="center"/>
           </w:tcPr>
@@ -81,13 +80,13 @@
                 <w:b/>
                 <w:color w:val="FFFFFF"/>
               </w:rPr>
-              <w:t>Condition</w:t>
+              <w:t>Message waveform</w:t>
             </w:r>
           </w:p>
         </w:tc>
         <w:tc>
           <w:tcPr>
-            <w:tcW w:w="2352" w:type="dxa"/>
+            <w:tcW w:w="2174" w:type="dxa"/>
             <w:shd w:val="clear" w:color="auto" w:fill="17324D"/>
             <w:vAlign w:val="center"/>
           </w:tcPr>
@@ -97,13 +96,13 @@
                 <w:b/>
                 <w:color w:val="FFFFFF"/>
               </w:rPr>
-              <w:t>Carrier/message</w:t>
+              <w:t>Measured frequency</w:t>
             </w:r>
           </w:p>
         </w:tc>
         <w:tc>
           <w:tcPr>
-            <w:tcW w:w="2352" w:type="dxa"/>
+            <w:tcW w:w="2174" w:type="dxa"/>
             <w:shd w:val="clear" w:color="auto" w:fill="17324D"/>
             <w:vAlign w:val="center"/>
           </w:tcPr>
@@ -113,13 +112,13 @@
                 <w:b/>
                 <w:color w:val="FFFFFF"/>
               </w:rPr>
-              <w:t>Observed features</w:t>
+              <w:t>Vpp / high / low</w:t>
             </w:r>
           </w:p>
         </w:tc>
         <w:tc>
           <w:tcPr>
-            <w:tcW w:w="2352" w:type="dxa"/>
+            <w:tcW w:w="2174" w:type="dxa"/>
             <w:shd w:val="clear" w:color="auto" w:fill="17324D"/>
             <w:vAlign w:val="center"/>
           </w:tcPr>
@@ -129,13 +128,13 @@
                 <w:b/>
                 <w:color w:val="FFFFFF"/>
               </w:rPr>
-              <w:t>Calculated feature</w:t>
+              <w:t>Time shape / duty cycle</w:t>
             </w:r>
           </w:p>
         </w:tc>
         <w:tc>
           <w:tcPr>
-            <w:tcW w:w="2352" w:type="dxa"/>
+            <w:tcW w:w="2174" w:type="dxa"/>
             <w:shd w:val="clear" w:color="auto" w:fill="17324D"/>
             <w:vAlign w:val="center"/>
           </w:tcPr>
@@ -145,23 +144,7 @@
                 <w:b/>
                 <w:color w:val="FFFFFF"/>
               </w:rPr>
-              <w:t>Measured span</w:t>
-            </w:r>
-          </w:p>
-        </w:tc>
-        <w:tc>
-          <w:tcPr>
-            <w:tcW w:w="2352" w:type="dxa"/>
-            <w:shd w:val="clear" w:color="auto" w:fill="17324D"/>
-            <w:vAlign w:val="center"/>
-          </w:tcPr>
-          <w:p>
-            <w:r>
-              <w:rPr>
-                <w:b/>
-                <w:color w:val="FFFFFF"/>
-              </w:rPr>
-              <w:t>Difference</w:t>
+              <w:t>Message FFT peaks</w:t>
             </w:r>
           </w:p>
         </w:tc>
@@ -172,7 +155,7 @@
         </w:trPr>
         <w:tc>
           <w:tcPr>
-            <w:tcW w:w="2352" w:type="dxa"/>
+            <w:tcW w:w="2174" w:type="dxa"/>
             <w:vAlign w:val="center"/>
           </w:tcPr>
           <w:p>
@@ -180,13 +163,13 @@
               <w:rPr>
                 <w:b w:val="0"/>
               </w:rPr>
-              <w:t>AM</w:t>
+              <w:t>Sine</w:t>
             </w:r>
           </w:p>
         </w:tc>
         <w:tc>
           <w:tcPr>
-            <w:tcW w:w="2352" w:type="dxa"/>
+            <w:tcW w:w="2174" w:type="dxa"/>
             <w:vAlign w:val="center"/>
           </w:tcPr>
           <w:p>
@@ -199,7 +182,7 @@
         </w:tc>
         <w:tc>
           <w:tcPr>
-            <w:tcW w:w="2352" w:type="dxa"/>
+            <w:tcW w:w="2174" w:type="dxa"/>
             <w:vAlign w:val="center"/>
           </w:tcPr>
           <w:p>
@@ -212,7 +195,7 @@
         </w:tc>
         <w:tc>
           <w:tcPr>
-            <w:tcW w:w="2352" w:type="dxa"/>
+            <w:tcW w:w="2174" w:type="dxa"/>
             <w:vAlign w:val="center"/>
           </w:tcPr>
           <w:p>
@@ -225,20 +208,7 @@
         </w:tc>
         <w:tc>
           <w:tcPr>
-            <w:tcW w:w="2352" w:type="dxa"/>
-            <w:vAlign w:val="center"/>
-          </w:tcPr>
-          <w:p>
-            <w:r>
-              <w:rPr>
-                <w:b w:val="0"/>
-              </w:rPr>
-            </w:r>
-          </w:p>
-        </w:tc>
-        <w:tc>
-          <w:tcPr>
-            <w:tcW w:w="2352" w:type="dxa"/>
+            <w:tcW w:w="2174" w:type="dxa"/>
             <w:vAlign w:val="center"/>
           </w:tcPr>
           <w:p>
@@ -256,7 +226,7 @@
         </w:trPr>
         <w:tc>
           <w:tcPr>
-            <w:tcW w:w="2352" w:type="dxa"/>
+            <w:tcW w:w="2174" w:type="dxa"/>
             <w:shd w:val="clear" w:color="auto" w:fill="EAF2F7"/>
             <w:vAlign w:val="center"/>
           </w:tcPr>
@@ -265,13 +235,13 @@
               <w:rPr>
                 <w:b w:val="0"/>
               </w:rPr>
-              <w:t>FM</w:t>
+              <w:t>Square (50% duty)</w:t>
             </w:r>
           </w:p>
         </w:tc>
         <w:tc>
           <w:tcPr>
-            <w:tcW w:w="2352" w:type="dxa"/>
+            <w:tcW w:w="2174" w:type="dxa"/>
             <w:shd w:val="clear" w:color="auto" w:fill="EAF2F7"/>
             <w:vAlign w:val="center"/>
           </w:tcPr>
@@ -285,7 +255,7 @@
         </w:tc>
         <w:tc>
           <w:tcPr>
-            <w:tcW w:w="2352" w:type="dxa"/>
+            <w:tcW w:w="2174" w:type="dxa"/>
             <w:shd w:val="clear" w:color="auto" w:fill="EAF2F7"/>
             <w:vAlign w:val="center"/>
           </w:tcPr>
@@ -299,7 +269,7 @@
         </w:tc>
         <w:tc>
           <w:tcPr>
-            <w:tcW w:w="2352" w:type="dxa"/>
+            <w:tcW w:w="2174" w:type="dxa"/>
             <w:shd w:val="clear" w:color="auto" w:fill="EAF2F7"/>
             <w:vAlign w:val="center"/>
           </w:tcPr>
@@ -313,7 +283,391 @@
         </w:tc>
         <w:tc>
           <w:tcPr>
-            <w:tcW w:w="2352" w:type="dxa"/>
+            <w:tcW w:w="2174" w:type="dxa"/>
+            <w:shd w:val="clear" w:color="auto" w:fill="EAF2F7"/>
+            <w:vAlign w:val="center"/>
+          </w:tcPr>
+          <w:p>
+            <w:r>
+              <w:rPr>
+                <w:b w:val="0"/>
+              </w:rPr>
+            </w:r>
+          </w:p>
+        </w:tc>
+      </w:tr>
+      <w:tr>
+        <w:trPr>
+          <w:trHeight w:val="490"/>
+        </w:trPr>
+        <w:tc>
+          <w:tcPr>
+            <w:tcW w:w="2174" w:type="dxa"/>
+            <w:vAlign w:val="center"/>
+          </w:tcPr>
+          <w:p>
+            <w:r>
+              <w:rPr>
+                <w:b w:val="0"/>
+              </w:rPr>
+              <w:t>Triangle (50% symmetry)</w:t>
+            </w:r>
+          </w:p>
+        </w:tc>
+        <w:tc>
+          <w:tcPr>
+            <w:tcW w:w="2174" w:type="dxa"/>
+            <w:vAlign w:val="center"/>
+          </w:tcPr>
+          <w:p>
+            <w:r>
+              <w:rPr>
+                <w:b w:val="0"/>
+              </w:rPr>
+            </w:r>
+          </w:p>
+        </w:tc>
+        <w:tc>
+          <w:tcPr>
+            <w:tcW w:w="2174" w:type="dxa"/>
+            <w:vAlign w:val="center"/>
+          </w:tcPr>
+          <w:p>
+            <w:r>
+              <w:rPr>
+                <w:b w:val="0"/>
+              </w:rPr>
+            </w:r>
+          </w:p>
+        </w:tc>
+        <w:tc>
+          <w:tcPr>
+            <w:tcW w:w="2174" w:type="dxa"/>
+            <w:vAlign w:val="center"/>
+          </w:tcPr>
+          <w:p>
+            <w:r>
+              <w:rPr>
+                <w:b w:val="0"/>
+              </w:rPr>
+            </w:r>
+          </w:p>
+        </w:tc>
+        <w:tc>
+          <w:tcPr>
+            <w:tcW w:w="2174" w:type="dxa"/>
+            <w:vAlign w:val="center"/>
+          </w:tcPr>
+          <w:p>
+            <w:r>
+              <w:rPr>
+                <w:b w:val="0"/>
+              </w:rPr>
+            </w:r>
+          </w:p>
+        </w:tc>
+      </w:tr>
+      <w:tr>
+        <w:trPr>
+          <w:trHeight w:val="490"/>
+        </w:trPr>
+        <w:tc>
+          <w:tcPr>
+            <w:tcW w:w="2174" w:type="dxa"/>
+            <w:vAlign w:val="center"/>
+          </w:tcPr>
+          <w:p>
+            <w:r>
+              <w:rPr>
+                <w:b w:val="0"/>
+              </w:rPr>
+              <w:t>Pulse (25% duty)</w:t>
+            </w:r>
+          </w:p>
+        </w:tc>
+        <w:tc>
+          <w:tcPr>
+            <w:tcW w:w="2174" w:type="dxa"/>
+            <w:vAlign w:val="center"/>
+          </w:tcPr>
+          <w:p>
+            <w:r>
+              <w:rPr>
+                <w:b w:val="0"/>
+              </w:rPr>
+            </w:r>
+          </w:p>
+        </w:tc>
+        <w:tc>
+          <w:tcPr>
+            <w:tcW w:w="2174" w:type="dxa"/>
+            <w:vAlign w:val="center"/>
+          </w:tcPr>
+          <w:p>
+            <w:r>
+              <w:rPr>
+                <w:b w:val="0"/>
+              </w:rPr>
+            </w:r>
+          </w:p>
+        </w:tc>
+        <w:tc>
+          <w:tcPr>
+            <w:tcW w:w="2174" w:type="dxa"/>
+            <w:vAlign w:val="center"/>
+          </w:tcPr>
+          <w:p>
+            <w:r>
+              <w:rPr>
+                <w:b w:val="0"/>
+              </w:rPr>
+            </w:r>
+          </w:p>
+        </w:tc>
+        <w:tc>
+          <w:tcPr>
+            <w:tcW w:w="2174" w:type="dxa"/>
+            <w:vAlign w:val="center"/>
+          </w:tcPr>
+          <w:p>
+            <w:r>
+              <w:rPr>
+                <w:b w:val="0"/>
+              </w:rPr>
+            </w:r>
+          </w:p>
+        </w:tc>
+      </w:tr>
+    </w:tbl>
+    <w:p>
+      <w:pPr>
+        <w:spacing w:after="200"/>
+        <w:rPr>
+          <w:i/>
+          <w:iCs/>
+        </w:rPr>
+      </w:pPr>
+      <w:r>
+        <w:rPr>
+          <w:i/>
+          <w:iCs/>
+        </w:rPr>
+        <w:t>Measure FG2 alone first: all four messages are 1 kHz with zero offset and an instructor-approved 5 Vpp target (+/-2.5 V), High Z load display, and FG2 modulation off. Use Ramp at 50% symmetry for triangle. With outputs off, reconnect FG2 Output to FG1 rear Modulation In and FG1 Output to the scope. FG1 uses a 100 kHz sine carrier and Source = External for both AM and FM. Record carrier amplitude/load, probe factor, sample rate, FFT window and spans. What differed among the message shapes and FFTs?</w:t>
+      </w:r>
+    </w:p>
+    <w:p>
+      <w:r>
+        <w:br/>
+      </w:r>
+    </w:p>
+    <w:p>
+      <w:r>
+        <w:br w:type="page"/>
+      </w:r>
+    </w:p>
+    <w:p>
+      <w:pPr>
+        <w:pStyle w:val="Heading1"/>
+      </w:pPr>
+      <w:r>
+        <w:t>Table 2 - Part 1 AM Measurements (20)</w:t>
+      </w:r>
+      <w:r>
+        <w:t xml:space="preserve"/>
+      </w:r>
+    </w:p>
+    <w:tbl>
+      <w:tblPr>
+        <w:tblStyle w:val="TableGrid"/>
+        <w:tblW w:w="0" w:type="auto"/>
+        <w:tblLook w:val="04A0" w:firstRow="1" w:lastRow="0" w:firstColumn="1" w:lastColumn="0" w:noHBand="0" w:noVBand="1"/>
+      </w:tblPr>
+      <w:tblGrid>
+        <w:gridCol w:w="2174"/>
+        <w:gridCol w:w="2174"/>
+        <w:gridCol w:w="2174"/>
+        <w:gridCol w:w="2174"/>
+        <w:gridCol w:w="2174"/>
+      </w:tblGrid>
+      <w:tr>
+        <w:trPr>
+          <w:trHeight w:val="432"/>
+          <w:tblHeader/>
+        </w:trPr>
+        <w:tc>
+          <w:tcPr>
+            <w:tcW w:w="2174" w:type="dxa"/>
+            <w:shd w:val="clear" w:color="auto" w:fill="17324D"/>
+            <w:vAlign w:val="center"/>
+          </w:tcPr>
+          <w:p>
+            <w:r>
+              <w:rPr>
+                <w:b/>
+                <w:color w:val="FFFFFF"/>
+              </w:rPr>
+              <w:t>Message / FG1 depth setting</w:t>
+            </w:r>
+          </w:p>
+        </w:tc>
+        <w:tc>
+          <w:tcPr>
+            <w:tcW w:w="2174" w:type="dxa"/>
+            <w:shd w:val="clear" w:color="auto" w:fill="17324D"/>
+            <w:vAlign w:val="center"/>
+          </w:tcPr>
+          <w:p>
+            <w:r>
+              <w:rPr>
+                <w:b/>
+                <w:color w:val="FFFFFF"/>
+              </w:rPr>
+              <w:t>Vmax / Vmin</w:t>
+            </w:r>
+          </w:p>
+        </w:tc>
+        <w:tc>
+          <w:tcPr>
+            <w:tcW w:w="2174" w:type="dxa"/>
+            <w:shd w:val="clear" w:color="auto" w:fill="17324D"/>
+            <w:vAlign w:val="center"/>
+          </w:tcPr>
+          <w:p>
+            <w:r>
+              <w:rPr>
+                <w:b/>
+                <w:color w:val="FFFFFF"/>
+              </w:rPr>
+              <w:t>Measured depth m</w:t>
+            </w:r>
+          </w:p>
+        </w:tc>
+        <w:tc>
+          <w:tcPr>
+            <w:tcW w:w="2174" w:type="dxa"/>
+            <w:shd w:val="clear" w:color="auto" w:fill="17324D"/>
+            <w:vAlign w:val="center"/>
+          </w:tcPr>
+          <w:p>
+            <w:r>
+              <w:rPr>
+                <w:b/>
+                <w:color w:val="FFFFFF"/>
+              </w:rPr>
+              <w:t>Carrier / sideband peaks</w:t>
+            </w:r>
+          </w:p>
+        </w:tc>
+        <w:tc>
+          <w:tcPr>
+            <w:tcW w:w="2174" w:type="dxa"/>
+            <w:shd w:val="clear" w:color="auto" w:fill="17324D"/>
+            <w:vAlign w:val="center"/>
+          </w:tcPr>
+          <w:p>
+            <w:r>
+              <w:rPr>
+                <w:b/>
+                <w:color w:val="FFFFFF"/>
+              </w:rPr>
+              <w:t>Visible FFT span / threshold</w:t>
+            </w:r>
+          </w:p>
+        </w:tc>
+      </w:tr>
+      <w:tr>
+        <w:trPr>
+          <w:trHeight w:val="490"/>
+        </w:trPr>
+        <w:tc>
+          <w:tcPr>
+            <w:tcW w:w="2174" w:type="dxa"/>
+            <w:vAlign w:val="center"/>
+          </w:tcPr>
+          <w:p>
+            <w:r>
+              <w:rPr>
+                <w:b w:val="0"/>
+              </w:rPr>
+              <w:t>Sine / 30%</w:t>
+            </w:r>
+          </w:p>
+        </w:tc>
+        <w:tc>
+          <w:tcPr>
+            <w:tcW w:w="2174" w:type="dxa"/>
+            <w:vAlign w:val="center"/>
+          </w:tcPr>
+          <w:p>
+            <w:r>
+              <w:rPr>
+                <w:b w:val="0"/>
+              </w:rPr>
+            </w:r>
+          </w:p>
+        </w:tc>
+        <w:tc>
+          <w:tcPr>
+            <w:tcW w:w="2174" w:type="dxa"/>
+            <w:vAlign w:val="center"/>
+          </w:tcPr>
+          <w:p>
+            <w:r>
+              <w:rPr>
+                <w:b w:val="0"/>
+              </w:rPr>
+            </w:r>
+          </w:p>
+        </w:tc>
+        <w:tc>
+          <w:tcPr>
+            <w:tcW w:w="2174" w:type="dxa"/>
+            <w:vAlign w:val="center"/>
+          </w:tcPr>
+          <w:p>
+            <w:r>
+              <w:rPr>
+                <w:b w:val="0"/>
+              </w:rPr>
+            </w:r>
+          </w:p>
+        </w:tc>
+        <w:tc>
+          <w:tcPr>
+            <w:tcW w:w="2174" w:type="dxa"/>
+            <w:vAlign w:val="center"/>
+          </w:tcPr>
+          <w:p>
+            <w:r>
+              <w:rPr>
+                <w:b w:val="0"/>
+              </w:rPr>
+            </w:r>
+          </w:p>
+        </w:tc>
+      </w:tr>
+      <w:tr>
+        <w:trPr>
+          <w:trHeight w:val="490"/>
+        </w:trPr>
+        <w:tc>
+          <w:tcPr>
+            <w:tcW w:w="2174" w:type="dxa"/>
+            <w:shd w:val="clear" w:color="auto" w:fill="EAF2F7"/>
+            <w:vAlign w:val="center"/>
+          </w:tcPr>
+          <w:p>
+            <w:r>
+              <w:rPr>
+                <w:b w:val="0"/>
+              </w:rPr>
+              <w:t>Sine / 80%</w:t>
+            </w:r>
+          </w:p>
+        </w:tc>
+        <w:tc>
+          <w:tcPr>
+            <w:tcW w:w="2174" w:type="dxa"/>
             <w:shd w:val="clear" w:color="auto" w:fill="EAF2F7"/>
             <w:vAlign w:val="center"/>
           </w:tcPr>
@@ -327,7 +681,1029 @@
         </w:tc>
         <w:tc>
           <w:tcPr>
-            <w:tcW w:w="2352" w:type="dxa"/>
+            <w:tcW w:w="2174" w:type="dxa"/>
+            <w:shd w:val="clear" w:color="auto" w:fill="EAF2F7"/>
+            <w:vAlign w:val="center"/>
+          </w:tcPr>
+          <w:p>
+            <w:r>
+              <w:rPr>
+                <w:b w:val="0"/>
+              </w:rPr>
+            </w:r>
+          </w:p>
+        </w:tc>
+        <w:tc>
+          <w:tcPr>
+            <w:tcW w:w="2174" w:type="dxa"/>
+            <w:shd w:val="clear" w:color="auto" w:fill="EAF2F7"/>
+            <w:vAlign w:val="center"/>
+          </w:tcPr>
+          <w:p>
+            <w:r>
+              <w:rPr>
+                <w:b w:val="0"/>
+              </w:rPr>
+            </w:r>
+          </w:p>
+        </w:tc>
+        <w:tc>
+          <w:tcPr>
+            <w:tcW w:w="2174" w:type="dxa"/>
+            <w:shd w:val="clear" w:color="auto" w:fill="EAF2F7"/>
+            <w:vAlign w:val="center"/>
+          </w:tcPr>
+          <w:p>
+            <w:r>
+              <w:rPr>
+                <w:b w:val="0"/>
+              </w:rPr>
+            </w:r>
+          </w:p>
+        </w:tc>
+      </w:tr>
+      <w:tr>
+        <w:trPr>
+          <w:trHeight w:val="490"/>
+        </w:trPr>
+        <w:tc>
+          <w:tcPr>
+            <w:tcW w:w="2174" w:type="dxa"/>
+            <w:vAlign w:val="center"/>
+          </w:tcPr>
+          <w:p>
+            <w:r>
+              <w:rPr>
+                <w:b w:val="0"/>
+              </w:rPr>
+              <w:t>Square / 30%</w:t>
+            </w:r>
+          </w:p>
+        </w:tc>
+        <w:tc>
+          <w:tcPr>
+            <w:tcW w:w="2174" w:type="dxa"/>
+            <w:vAlign w:val="center"/>
+          </w:tcPr>
+          <w:p>
+            <w:r>
+              <w:rPr>
+                <w:b w:val="0"/>
+              </w:rPr>
+            </w:r>
+          </w:p>
+        </w:tc>
+        <w:tc>
+          <w:tcPr>
+            <w:tcW w:w="2174" w:type="dxa"/>
+            <w:vAlign w:val="center"/>
+          </w:tcPr>
+          <w:p>
+            <w:r>
+              <w:rPr>
+                <w:b w:val="0"/>
+              </w:rPr>
+            </w:r>
+          </w:p>
+        </w:tc>
+        <w:tc>
+          <w:tcPr>
+            <w:tcW w:w="2174" w:type="dxa"/>
+            <w:vAlign w:val="center"/>
+          </w:tcPr>
+          <w:p>
+            <w:r>
+              <w:rPr>
+                <w:b w:val="0"/>
+              </w:rPr>
+            </w:r>
+          </w:p>
+        </w:tc>
+        <w:tc>
+          <w:tcPr>
+            <w:tcW w:w="2174" w:type="dxa"/>
+            <w:vAlign w:val="center"/>
+          </w:tcPr>
+          <w:p>
+            <w:r>
+              <w:rPr>
+                <w:b w:val="0"/>
+              </w:rPr>
+            </w:r>
+          </w:p>
+        </w:tc>
+      </w:tr>
+      <w:tr>
+        <w:trPr>
+          <w:trHeight w:val="490"/>
+        </w:trPr>
+        <w:tc>
+          <w:tcPr>
+            <w:tcW w:w="2174" w:type="dxa"/>
+            <w:vAlign w:val="center"/>
+          </w:tcPr>
+          <w:p>
+            <w:r>
+              <w:rPr>
+                <w:b w:val="0"/>
+              </w:rPr>
+              <w:t>Triangle / 30%</w:t>
+            </w:r>
+          </w:p>
+        </w:tc>
+        <w:tc>
+          <w:tcPr>
+            <w:tcW w:w="2174" w:type="dxa"/>
+            <w:vAlign w:val="center"/>
+          </w:tcPr>
+          <w:p>
+            <w:r>
+              <w:rPr>
+                <w:b w:val="0"/>
+              </w:rPr>
+            </w:r>
+          </w:p>
+        </w:tc>
+        <w:tc>
+          <w:tcPr>
+            <w:tcW w:w="2174" w:type="dxa"/>
+            <w:vAlign w:val="center"/>
+          </w:tcPr>
+          <w:p>
+            <w:r>
+              <w:rPr>
+                <w:b w:val="0"/>
+              </w:rPr>
+            </w:r>
+          </w:p>
+        </w:tc>
+        <w:tc>
+          <w:tcPr>
+            <w:tcW w:w="2174" w:type="dxa"/>
+            <w:vAlign w:val="center"/>
+          </w:tcPr>
+          <w:p>
+            <w:r>
+              <w:rPr>
+                <w:b w:val="0"/>
+              </w:rPr>
+            </w:r>
+          </w:p>
+        </w:tc>
+        <w:tc>
+          <w:tcPr>
+            <w:tcW w:w="2174" w:type="dxa"/>
+            <w:vAlign w:val="center"/>
+          </w:tcPr>
+          <w:p>
+            <w:r>
+              <w:rPr>
+                <w:b w:val="0"/>
+              </w:rPr>
+            </w:r>
+          </w:p>
+        </w:tc>
+      </w:tr>
+      <w:tr>
+        <w:trPr>
+          <w:trHeight w:val="490"/>
+        </w:trPr>
+        <w:tc>
+          <w:tcPr>
+            <w:tcW w:w="2174" w:type="dxa"/>
+            <w:vAlign w:val="center"/>
+          </w:tcPr>
+          <w:p>
+            <w:r>
+              <w:rPr>
+                <w:b w:val="0"/>
+              </w:rPr>
+              <w:t>Pulse / 30%</w:t>
+            </w:r>
+          </w:p>
+        </w:tc>
+        <w:tc>
+          <w:tcPr>
+            <w:tcW w:w="2174" w:type="dxa"/>
+            <w:vAlign w:val="center"/>
+          </w:tcPr>
+          <w:p>
+            <w:r>
+              <w:rPr>
+                <w:b w:val="0"/>
+              </w:rPr>
+            </w:r>
+          </w:p>
+        </w:tc>
+        <w:tc>
+          <w:tcPr>
+            <w:tcW w:w="2174" w:type="dxa"/>
+            <w:vAlign w:val="center"/>
+          </w:tcPr>
+          <w:p>
+            <w:r>
+              <w:rPr>
+                <w:b w:val="0"/>
+              </w:rPr>
+            </w:r>
+          </w:p>
+        </w:tc>
+        <w:tc>
+          <w:tcPr>
+            <w:tcW w:w="2174" w:type="dxa"/>
+            <w:vAlign w:val="center"/>
+          </w:tcPr>
+          <w:p>
+            <w:r>
+              <w:rPr>
+                <w:b w:val="0"/>
+              </w:rPr>
+            </w:r>
+          </w:p>
+        </w:tc>
+        <w:tc>
+          <w:tcPr>
+            <w:tcW w:w="2174" w:type="dxa"/>
+            <w:vAlign w:val="center"/>
+          </w:tcPr>
+          <w:p>
+            <w:r>
+              <w:rPr>
+                <w:b w:val="0"/>
+              </w:rPr>
+            </w:r>
+          </w:p>
+        </w:tc>
+      </w:tr>
+    </w:tbl>
+    <w:p>
+      <w:pPr>
+        <w:spacing w:after="200"/>
+        <w:rPr>
+          <w:i/>
+          <w:iCs/>
+        </w:rPr>
+      </w:pPr>
+      <w:r>
+        <w:rPr>
+          <w:i/>
+          <w:iCs/>
+        </w:rPr>
+        <w:t>Use the checked FG2 settings from Table 1. Show one measured depth calculation and the sine-message bandwidth calculation (2 fm). At +/-2.5 V, expect about 15% actual depth for a 30% setting and 40% for 80%; use your measured values. Compare all four message envelopes and spectra at the 30% setting. Non-sine messages can have extra sidebands: do not treat 2 x repetition rate as their full bandwidth.</w:t>
+      </w:r>
+    </w:p>
+    <w:p>
+      <w:r>
+        <w:br/>
+      </w:r>
+    </w:p>
+    <w:p>
+      <w:r>
+        <w:br w:type="page"/>
+      </w:r>
+    </w:p>
+    <w:p>
+      <w:pPr>
+        <w:pStyle w:val="Heading1"/>
+      </w:pPr>
+      <w:r>
+        <w:t>Table 3 - Part 1 FM Measurements (20)</w:t>
+      </w:r>
+      <w:r>
+        <w:t xml:space="preserve"/>
+      </w:r>
+    </w:p>
+    <w:tbl>
+      <w:tblPr>
+        <w:tblStyle w:val="TableGrid"/>
+        <w:tblW w:w="0" w:type="auto"/>
+        <w:tblLook w:val="04A0" w:firstRow="1" w:lastRow="0" w:firstColumn="1" w:lastColumn="0" w:noHBand="0" w:noVBand="1"/>
+      </w:tblPr>
+      <w:tblGrid>
+        <w:gridCol w:w="2174"/>
+        <w:gridCol w:w="2174"/>
+        <w:gridCol w:w="2174"/>
+        <w:gridCol w:w="2174"/>
+        <w:gridCol w:w="2174"/>
+      </w:tblGrid>
+      <w:tr>
+        <w:trPr>
+          <w:trHeight w:val="432"/>
+          <w:tblHeader/>
+        </w:trPr>
+        <w:tc>
+          <w:tcPr>
+            <w:tcW w:w="2174" w:type="dxa"/>
+            <w:shd w:val="clear" w:color="auto" w:fill="17324D"/>
+            <w:vAlign w:val="center"/>
+          </w:tcPr>
+          <w:p>
+            <w:r>
+              <w:rPr>
+                <w:b/>
+                <w:color w:val="FFFFFF"/>
+              </w:rPr>
+              <w:t>Message / FG1 deviation setting</w:t>
+            </w:r>
+          </w:p>
+        </w:tc>
+        <w:tc>
+          <w:tcPr>
+            <w:tcW w:w="2174" w:type="dxa"/>
+            <w:shd w:val="clear" w:color="auto" w:fill="17324D"/>
+            <w:vAlign w:val="center"/>
+          </w:tcPr>
+          <w:p>
+            <w:r>
+              <w:rPr>
+                <w:b/>
+                <w:color w:val="FFFFFF"/>
+              </w:rPr>
+              <w:t>Estimated actual deviation</w:t>
+            </w:r>
+          </w:p>
+        </w:tc>
+        <w:tc>
+          <w:tcPr>
+            <w:tcW w:w="2174" w:type="dxa"/>
+            <w:shd w:val="clear" w:color="auto" w:fill="17324D"/>
+            <w:vAlign w:val="center"/>
+          </w:tcPr>
+          <w:p>
+            <w:r>
+              <w:rPr>
+                <w:b/>
+                <w:color w:val="FFFFFF"/>
+              </w:rPr>
+              <w:t>Time / FFT observations</w:t>
+            </w:r>
+          </w:p>
+        </w:tc>
+        <w:tc>
+          <w:tcPr>
+            <w:tcW w:w="2174" w:type="dxa"/>
+            <w:shd w:val="clear" w:color="auto" w:fill="17324D"/>
+            <w:vAlign w:val="center"/>
+          </w:tcPr>
+          <w:p>
+            <w:r>
+              <w:rPr>
+                <w:b/>
+                <w:color w:val="FFFFFF"/>
+              </w:rPr>
+              <w:t>Sine-only beta / Carson</w:t>
+            </w:r>
+          </w:p>
+        </w:tc>
+        <w:tc>
+          <w:tcPr>
+            <w:tcW w:w="2174" w:type="dxa"/>
+            <w:shd w:val="clear" w:color="auto" w:fill="17324D"/>
+            <w:vAlign w:val="center"/>
+          </w:tcPr>
+          <w:p>
+            <w:r>
+              <w:rPr>
+                <w:b/>
+                <w:color w:val="FFFFFF"/>
+              </w:rPr>
+              <w:t>Visible FFT span / threshold</w:t>
+            </w:r>
+          </w:p>
+        </w:tc>
+      </w:tr>
+      <w:tr>
+        <w:trPr>
+          <w:trHeight w:val="490"/>
+        </w:trPr>
+        <w:tc>
+          <w:tcPr>
+            <w:tcW w:w="2174" w:type="dxa"/>
+            <w:vAlign w:val="center"/>
+          </w:tcPr>
+          <w:p>
+            <w:r>
+              <w:rPr>
+                <w:b w:val="0"/>
+              </w:rPr>
+              <w:t>Sine / 4 kHz</w:t>
+            </w:r>
+          </w:p>
+        </w:tc>
+        <w:tc>
+          <w:tcPr>
+            <w:tcW w:w="2174" w:type="dxa"/>
+            <w:vAlign w:val="center"/>
+          </w:tcPr>
+          <w:p>
+            <w:r>
+              <w:rPr>
+                <w:b w:val="0"/>
+              </w:rPr>
+            </w:r>
+          </w:p>
+        </w:tc>
+        <w:tc>
+          <w:tcPr>
+            <w:tcW w:w="2174" w:type="dxa"/>
+            <w:vAlign w:val="center"/>
+          </w:tcPr>
+          <w:p>
+            <w:r>
+              <w:rPr>
+                <w:b w:val="0"/>
+              </w:rPr>
+            </w:r>
+          </w:p>
+        </w:tc>
+        <w:tc>
+          <w:tcPr>
+            <w:tcW w:w="2174" w:type="dxa"/>
+            <w:vAlign w:val="center"/>
+          </w:tcPr>
+          <w:p>
+            <w:r>
+              <w:rPr>
+                <w:b w:val="0"/>
+              </w:rPr>
+            </w:r>
+          </w:p>
+        </w:tc>
+        <w:tc>
+          <w:tcPr>
+            <w:tcW w:w="2174" w:type="dxa"/>
+            <w:vAlign w:val="center"/>
+          </w:tcPr>
+          <w:p>
+            <w:r>
+              <w:rPr>
+                <w:b w:val="0"/>
+              </w:rPr>
+            </w:r>
+          </w:p>
+        </w:tc>
+      </w:tr>
+      <w:tr>
+        <w:trPr>
+          <w:trHeight w:val="490"/>
+        </w:trPr>
+        <w:tc>
+          <w:tcPr>
+            <w:tcW w:w="2174" w:type="dxa"/>
+            <w:shd w:val="clear" w:color="auto" w:fill="EAF2F7"/>
+            <w:vAlign w:val="center"/>
+          </w:tcPr>
+          <w:p>
+            <w:r>
+              <w:rPr>
+                <w:b w:val="0"/>
+              </w:rPr>
+              <w:t>Sine / 10 kHz</w:t>
+            </w:r>
+          </w:p>
+        </w:tc>
+        <w:tc>
+          <w:tcPr>
+            <w:tcW w:w="2174" w:type="dxa"/>
+            <w:shd w:val="clear" w:color="auto" w:fill="EAF2F7"/>
+            <w:vAlign w:val="center"/>
+          </w:tcPr>
+          <w:p>
+            <w:r>
+              <w:rPr>
+                <w:b w:val="0"/>
+              </w:rPr>
+            </w:r>
+          </w:p>
+        </w:tc>
+        <w:tc>
+          <w:tcPr>
+            <w:tcW w:w="2174" w:type="dxa"/>
+            <w:shd w:val="clear" w:color="auto" w:fill="EAF2F7"/>
+            <w:vAlign w:val="center"/>
+          </w:tcPr>
+          <w:p>
+            <w:r>
+              <w:rPr>
+                <w:b w:val="0"/>
+              </w:rPr>
+            </w:r>
+          </w:p>
+        </w:tc>
+        <w:tc>
+          <w:tcPr>
+            <w:tcW w:w="2174" w:type="dxa"/>
+            <w:shd w:val="clear" w:color="auto" w:fill="EAF2F7"/>
+            <w:vAlign w:val="center"/>
+          </w:tcPr>
+          <w:p>
+            <w:r>
+              <w:rPr>
+                <w:b w:val="0"/>
+              </w:rPr>
+            </w:r>
+          </w:p>
+        </w:tc>
+        <w:tc>
+          <w:tcPr>
+            <w:tcW w:w="2174" w:type="dxa"/>
+            <w:shd w:val="clear" w:color="auto" w:fill="EAF2F7"/>
+            <w:vAlign w:val="center"/>
+          </w:tcPr>
+          <w:p>
+            <w:r>
+              <w:rPr>
+                <w:b w:val="0"/>
+              </w:rPr>
+            </w:r>
+          </w:p>
+        </w:tc>
+      </w:tr>
+      <w:tr>
+        <w:trPr>
+          <w:trHeight w:val="490"/>
+        </w:trPr>
+        <w:tc>
+          <w:tcPr>
+            <w:tcW w:w="2174" w:type="dxa"/>
+            <w:vAlign w:val="center"/>
+          </w:tcPr>
+          <w:p>
+            <w:r>
+              <w:rPr>
+                <w:b w:val="0"/>
+              </w:rPr>
+              <w:t>Square / 4 kHz</w:t>
+            </w:r>
+          </w:p>
+        </w:tc>
+        <w:tc>
+          <w:tcPr>
+            <w:tcW w:w="2174" w:type="dxa"/>
+            <w:vAlign w:val="center"/>
+          </w:tcPr>
+          <w:p>
+            <w:r>
+              <w:rPr>
+                <w:b w:val="0"/>
+              </w:rPr>
+            </w:r>
+          </w:p>
+        </w:tc>
+        <w:tc>
+          <w:tcPr>
+            <w:tcW w:w="2174" w:type="dxa"/>
+            <w:vAlign w:val="center"/>
+          </w:tcPr>
+          <w:p>
+            <w:r>
+              <w:rPr>
+                <w:b w:val="0"/>
+              </w:rPr>
+            </w:r>
+          </w:p>
+        </w:tc>
+        <w:tc>
+          <w:tcPr>
+            <w:tcW w:w="2174" w:type="dxa"/>
+            <w:vAlign w:val="center"/>
+          </w:tcPr>
+          <w:p>
+            <w:r>
+              <w:rPr>
+                <w:b w:val="0"/>
+              </w:rPr>
+            </w:r>
+          </w:p>
+        </w:tc>
+        <w:tc>
+          <w:tcPr>
+            <w:tcW w:w="2174" w:type="dxa"/>
+            <w:vAlign w:val="center"/>
+          </w:tcPr>
+          <w:p>
+            <w:r>
+              <w:rPr>
+                <w:b w:val="0"/>
+              </w:rPr>
+            </w:r>
+          </w:p>
+        </w:tc>
+      </w:tr>
+      <w:tr>
+        <w:trPr>
+          <w:trHeight w:val="490"/>
+        </w:trPr>
+        <w:tc>
+          <w:tcPr>
+            <w:tcW w:w="2174" w:type="dxa"/>
+            <w:vAlign w:val="center"/>
+          </w:tcPr>
+          <w:p>
+            <w:r>
+              <w:rPr>
+                <w:b w:val="0"/>
+              </w:rPr>
+              <w:t>Triangle / 4 kHz</w:t>
+            </w:r>
+          </w:p>
+        </w:tc>
+        <w:tc>
+          <w:tcPr>
+            <w:tcW w:w="2174" w:type="dxa"/>
+            <w:vAlign w:val="center"/>
+          </w:tcPr>
+          <w:p>
+            <w:r>
+              <w:rPr>
+                <w:b w:val="0"/>
+              </w:rPr>
+            </w:r>
+          </w:p>
+        </w:tc>
+        <w:tc>
+          <w:tcPr>
+            <w:tcW w:w="2174" w:type="dxa"/>
+            <w:vAlign w:val="center"/>
+          </w:tcPr>
+          <w:p>
+            <w:r>
+              <w:rPr>
+                <w:b w:val="0"/>
+              </w:rPr>
+            </w:r>
+          </w:p>
+        </w:tc>
+        <w:tc>
+          <w:tcPr>
+            <w:tcW w:w="2174" w:type="dxa"/>
+            <w:vAlign w:val="center"/>
+          </w:tcPr>
+          <w:p>
+            <w:r>
+              <w:rPr>
+                <w:b w:val="0"/>
+              </w:rPr>
+            </w:r>
+          </w:p>
+        </w:tc>
+        <w:tc>
+          <w:tcPr>
+            <w:tcW w:w="2174" w:type="dxa"/>
+            <w:vAlign w:val="center"/>
+          </w:tcPr>
+          <w:p>
+            <w:r>
+              <w:rPr>
+                <w:b w:val="0"/>
+              </w:rPr>
+            </w:r>
+          </w:p>
+        </w:tc>
+      </w:tr>
+      <w:tr>
+        <w:trPr>
+          <w:trHeight w:val="490"/>
+        </w:trPr>
+        <w:tc>
+          <w:tcPr>
+            <w:tcW w:w="2174" w:type="dxa"/>
+            <w:vAlign w:val="center"/>
+          </w:tcPr>
+          <w:p>
+            <w:r>
+              <w:rPr>
+                <w:b w:val="0"/>
+              </w:rPr>
+              <w:t>Pulse / 4 kHz</w:t>
+            </w:r>
+          </w:p>
+        </w:tc>
+        <w:tc>
+          <w:tcPr>
+            <w:tcW w:w="2174" w:type="dxa"/>
+            <w:vAlign w:val="center"/>
+          </w:tcPr>
+          <w:p>
+            <w:r>
+              <w:rPr>
+                <w:b w:val="0"/>
+              </w:rPr>
+            </w:r>
+          </w:p>
+        </w:tc>
+        <w:tc>
+          <w:tcPr>
+            <w:tcW w:w="2174" w:type="dxa"/>
+            <w:vAlign w:val="center"/>
+          </w:tcPr>
+          <w:p>
+            <w:r>
+              <w:rPr>
+                <w:b w:val="0"/>
+              </w:rPr>
+            </w:r>
+          </w:p>
+        </w:tc>
+        <w:tc>
+          <w:tcPr>
+            <w:tcW w:w="2174" w:type="dxa"/>
+            <w:vAlign w:val="center"/>
+          </w:tcPr>
+          <w:p>
+            <w:r>
+              <w:rPr>
+                <w:b w:val="0"/>
+              </w:rPr>
+            </w:r>
+          </w:p>
+        </w:tc>
+        <w:tc>
+          <w:tcPr>
+            <w:tcW w:w="2174" w:type="dxa"/>
+            <w:vAlign w:val="center"/>
+          </w:tcPr>
+          <w:p>
+            <w:r>
+              <w:rPr>
+                <w:b w:val="0"/>
+              </w:rPr>
+            </w:r>
+          </w:p>
+        </w:tc>
+      </w:tr>
+    </w:tbl>
+    <w:p>
+      <w:pPr>
+        <w:spacing w:after="200"/>
+        <w:rPr>
+          <w:i/>
+          <w:iCs/>
+        </w:rPr>
+      </w:pPr>
+      <w:r>
+        <w:rPr>
+          <w:i/>
+          <w:iCs/>
+        </w:rPr>
+        <w:t>Estimate actual deviation = FG1 deviation setting x measured message peak voltage / 5 V. At +/-2.5 V, the sine estimates are 2 and 5 kHz. Show both sine beta and Carson calculations using these actual estimates and the measured message frequency. Write N/A for sine-only calculations in the square, triangle, and pulse rows; compare their time traces and FFTs instead. Keep one threshold for visible span, which need not equal Carson bandwidth. Note any average-frequency shift with the 25% pulse.</w:t>
+      </w:r>
+    </w:p>
+    <w:p>
+      <w:r>
+        <w:br/>
+      </w:r>
+    </w:p>
+    <w:p>
+      <w:r>
+        <w:br w:type="page"/>
+      </w:r>
+    </w:p>
+    <w:p>
+      <w:pPr>
+        <w:pStyle w:val="Heading1"/>
+      </w:pPr>
+      <w:r>
+        <w:t>Table 4 - Part 2 Message Recovery (20)</w:t>
+      </w:r>
+      <w:r>
+        <w:t xml:space="preserve"/>
+      </w:r>
+    </w:p>
+    <w:tbl>
+      <w:tblPr>
+        <w:tblStyle w:val="TableGrid"/>
+        <w:tblW w:w="0" w:type="auto"/>
+        <w:tblLook w:val="04A0" w:firstRow="1" w:lastRow="0" w:firstColumn="1" w:lastColumn="0" w:noHBand="0" w:noVBand="1"/>
+      </w:tblPr>
+      <w:tblGrid>
+        <w:gridCol w:w="2174"/>
+        <w:gridCol w:w="2174"/>
+        <w:gridCol w:w="2174"/>
+        <w:gridCol w:w="2174"/>
+        <w:gridCol w:w="2174"/>
+      </w:tblGrid>
+      <w:tr>
+        <w:trPr>
+          <w:trHeight w:val="432"/>
+          <w:tblHeader/>
+        </w:trPr>
+        <w:tc>
+          <w:tcPr>
+            <w:tcW w:w="2174" w:type="dxa"/>
+            <w:shd w:val="clear" w:color="auto" w:fill="17324D"/>
+            <w:vAlign w:val="center"/>
+          </w:tcPr>
+          <w:p>
+            <w:r>
+              <w:rPr>
+                <w:b/>
+                <w:color w:val="FFFFFF"/>
+              </w:rPr>
+              <w:t>Station / path</w:t>
+            </w:r>
+          </w:p>
+        </w:tc>
+        <w:tc>
+          <w:tcPr>
+            <w:tcW w:w="2174" w:type="dxa"/>
+            <w:shd w:val="clear" w:color="auto" w:fill="17324D"/>
+            <w:vAlign w:val="center"/>
+          </w:tcPr>
+          <w:p>
+            <w:r>
+              <w:rPr>
+                <w:b/>
+                <w:color w:val="FFFFFF"/>
+              </w:rPr>
+              <w:t>Scope / SDR frequency</w:t>
+            </w:r>
+          </w:p>
+        </w:tc>
+        <w:tc>
+          <w:tcPr>
+            <w:tcW w:w="2174" w:type="dxa"/>
+            <w:shd w:val="clear" w:color="auto" w:fill="17324D"/>
+            <w:vAlign w:val="center"/>
+          </w:tcPr>
+          <w:p>
+            <w:r>
+              <w:rPr>
+                <w:b/>
+                <w:color w:val="FFFFFF"/>
+              </w:rPr>
+              <w:t>Mode / gain</w:t>
+            </w:r>
+          </w:p>
+        </w:tc>
+        <w:tc>
+          <w:tcPr>
+            <w:tcW w:w="2174" w:type="dxa"/>
+            <w:shd w:val="clear" w:color="auto" w:fill="17324D"/>
+            <w:vAlign w:val="center"/>
+          </w:tcPr>
+          <w:p>
+            <w:r>
+              <w:rPr>
+                <w:b/>
+                <w:color w:val="FFFFFF"/>
+              </w:rPr>
+              <w:t>Filter width</w:t>
+            </w:r>
+          </w:p>
+        </w:tc>
+        <w:tc>
+          <w:tcPr>
+            <w:tcW w:w="2174" w:type="dxa"/>
+            <w:shd w:val="clear" w:color="auto" w:fill="17324D"/>
+            <w:vAlign w:val="center"/>
+          </w:tcPr>
+          <w:p>
+            <w:r>
+              <w:rPr>
+                <w:b/>
+                <w:color w:val="FFFFFF"/>
+              </w:rPr>
+              <w:t>Recovered message</w:t>
+            </w:r>
+          </w:p>
+        </w:tc>
+      </w:tr>
+      <w:tr>
+        <w:trPr>
+          <w:trHeight w:val="490"/>
+        </w:trPr>
+        <w:tc>
+          <w:tcPr>
+            <w:tcW w:w="2174" w:type="dxa"/>
+            <w:vAlign w:val="center"/>
+          </w:tcPr>
+          <w:p>
+            <w:r>
+              <w:rPr>
+                <w:b w:val="0"/>
+              </w:rPr>
+              <w:t>FM / antenna</w:t>
+            </w:r>
+          </w:p>
+        </w:tc>
+        <w:tc>
+          <w:tcPr>
+            <w:tcW w:w="2174" w:type="dxa"/>
+            <w:vAlign w:val="center"/>
+          </w:tcPr>
+          <w:p>
+            <w:r>
+              <w:rPr>
+                <w:b w:val="0"/>
+              </w:rPr>
+            </w:r>
+          </w:p>
+        </w:tc>
+        <w:tc>
+          <w:tcPr>
+            <w:tcW w:w="2174" w:type="dxa"/>
+            <w:vAlign w:val="center"/>
+          </w:tcPr>
+          <w:p>
+            <w:r>
+              <w:rPr>
+                <w:b w:val="0"/>
+              </w:rPr>
+            </w:r>
+          </w:p>
+        </w:tc>
+        <w:tc>
+          <w:tcPr>
+            <w:tcW w:w="2174" w:type="dxa"/>
+            <w:vAlign w:val="center"/>
+          </w:tcPr>
+          <w:p>
+            <w:r>
+              <w:rPr>
+                <w:b w:val="0"/>
+              </w:rPr>
+            </w:r>
+          </w:p>
+        </w:tc>
+        <w:tc>
+          <w:tcPr>
+            <w:tcW w:w="2174" w:type="dxa"/>
+            <w:vAlign w:val="center"/>
+          </w:tcPr>
+          <w:p>
+            <w:r>
+              <w:rPr>
+                <w:b w:val="0"/>
+              </w:rPr>
+            </w:r>
+          </w:p>
+        </w:tc>
+      </w:tr>
+      <w:tr>
+        <w:trPr>
+          <w:trHeight w:val="490"/>
+        </w:trPr>
+        <w:tc>
+          <w:tcPr>
+            <w:tcW w:w="2174" w:type="dxa"/>
+            <w:shd w:val="clear" w:color="auto" w:fill="EAF2F7"/>
+            <w:vAlign w:val="center"/>
+          </w:tcPr>
+          <w:p>
+            <w:r>
+              <w:rPr>
+                <w:b w:val="0"/>
+              </w:rPr>
+              <w:t>AM / coax</w:t>
+            </w:r>
+          </w:p>
+        </w:tc>
+        <w:tc>
+          <w:tcPr>
+            <w:tcW w:w="2174" w:type="dxa"/>
+            <w:shd w:val="clear" w:color="auto" w:fill="EAF2F7"/>
+            <w:vAlign w:val="center"/>
+          </w:tcPr>
+          <w:p>
+            <w:r>
+              <w:rPr>
+                <w:b w:val="0"/>
+              </w:rPr>
+            </w:r>
+          </w:p>
+        </w:tc>
+        <w:tc>
+          <w:tcPr>
+            <w:tcW w:w="2174" w:type="dxa"/>
+            <w:shd w:val="clear" w:color="auto" w:fill="EAF2F7"/>
+            <w:vAlign w:val="center"/>
+          </w:tcPr>
+          <w:p>
+            <w:r>
+              <w:rPr>
+                <w:b w:val="0"/>
+              </w:rPr>
+            </w:r>
+          </w:p>
+        </w:tc>
+        <w:tc>
+          <w:tcPr>
+            <w:tcW w:w="2174" w:type="dxa"/>
+            <w:shd w:val="clear" w:color="auto" w:fill="EAF2F7"/>
+            <w:vAlign w:val="center"/>
+          </w:tcPr>
+          <w:p>
+            <w:r>
+              <w:rPr>
+                <w:b w:val="0"/>
+              </w:rPr>
+            </w:r>
+          </w:p>
+        </w:tc>
+        <w:tc>
+          <w:tcPr>
+            <w:tcW w:w="2174" w:type="dxa"/>
             <w:shd w:val="clear" w:color="auto" w:fill="EAF2F7"/>
             <w:vAlign w:val="center"/>
           </w:tcPr>
@@ -354,742 +1730,7 @@
           <w:i/>
           <w:iCs/>
         </w:rPr>
-        <w:t>Show one AM and one FM calculation.</w:t>
-      </w:r>
-    </w:p>
-    <w:p>
-      <w:r>
-        <w:br/>
-      </w:r>
-    </w:p>
-    <w:p>
-      <w:pPr>
-        <w:pStyle w:val="Heading1"/>
-      </w:pPr>
-      <w:r>
-        <w:t>Table 2 - Unknown Classification (20)</w:t>
-      </w:r>
-      <w:r>
-        <w:t xml:space="preserve"/>
-      </w:r>
-    </w:p>
-    <w:tbl>
-      <w:tblPr>
-        <w:tblStyle w:val="TableGrid"/>
-        <w:tblW w:w="0" w:type="auto"/>
-        <w:tblLook w:val="04A0" w:firstRow="1" w:lastRow="0" w:firstColumn="1" w:lastColumn="0" w:noHBand="0" w:noVBand="1"/>
-      </w:tblPr>
-      <w:tblGrid>
-        <w:gridCol w:w="1874"/>
-        <w:gridCol w:w="1692"/>
-        <w:gridCol w:w="1816"/>
-        <w:gridCol w:w="1816"/>
-        <w:gridCol w:w="1834"/>
-        <w:gridCol w:w="1840"/>
-      </w:tblGrid>
-      <w:tr>
-        <w:trPr>
-          <w:trHeight w:val="432"/>
-          <w:tblHeader/>
-        </w:trPr>
-        <w:tc>
-          <w:tcPr>
-            <w:tcW w:w="2352" w:type="dxa"/>
-            <w:shd w:val="clear" w:color="auto" w:fill="17324D"/>
-            <w:vAlign w:val="center"/>
-          </w:tcPr>
-          <w:p>
-            <w:r>
-              <w:rPr>
-                <w:b/>
-                <w:color w:val="FFFFFF"/>
-              </w:rPr>
-              <w:t>ID</w:t>
-            </w:r>
-          </w:p>
-        </w:tc>
-        <w:tc>
-          <w:tcPr>
-            <w:tcW w:w="2352" w:type="dxa"/>
-            <w:shd w:val="clear" w:color="auto" w:fill="17324D"/>
-            <w:vAlign w:val="center"/>
-          </w:tcPr>
-          <w:p>
-            <w:r>
-              <w:rPr>
-                <w:b/>
-                <w:color w:val="FFFFFF"/>
-              </w:rPr>
-              <w:t>Envelope/time evidence</w:t>
-            </w:r>
-          </w:p>
-        </w:tc>
-        <w:tc>
-          <w:tcPr>
-            <w:tcW w:w="2352" w:type="dxa"/>
-            <w:shd w:val="clear" w:color="auto" w:fill="17324D"/>
-            <w:vAlign w:val="center"/>
-          </w:tcPr>
-          <w:p>
-            <w:r>
-              <w:rPr>
-                <w:b/>
-                <w:color w:val="FFFFFF"/>
-              </w:rPr>
-              <w:t>Spectrum evidence</w:t>
-            </w:r>
-          </w:p>
-        </w:tc>
-        <w:tc>
-          <w:tcPr>
-            <w:tcW w:w="2352" w:type="dxa"/>
-            <w:shd w:val="clear" w:color="auto" w:fill="17324D"/>
-            <w:vAlign w:val="center"/>
-          </w:tcPr>
-          <w:p>
-            <w:r>
-              <w:rPr>
-                <w:b/>
-                <w:color w:val="FFFFFF"/>
-              </w:rPr>
-              <w:t>Classification</w:t>
-            </w:r>
-          </w:p>
-        </w:tc>
-        <w:tc>
-          <w:tcPr>
-            <w:tcW w:w="2352" w:type="dxa"/>
-            <w:shd w:val="clear" w:color="auto" w:fill="17324D"/>
-            <w:vAlign w:val="center"/>
-          </w:tcPr>
-          <w:p>
-            <w:r>
-              <w:rPr>
-                <w:b/>
-                <w:color w:val="FFFFFF"/>
-              </w:rPr>
-              <w:t>Confidence</w:t>
-            </w:r>
-          </w:p>
-        </w:tc>
-        <w:tc>
-          <w:tcPr>
-            <w:tcW w:w="2352" w:type="dxa"/>
-            <w:shd w:val="clear" w:color="auto" w:fill="17324D"/>
-            <w:vAlign w:val="center"/>
-          </w:tcPr>
-          <w:p>
-            <w:r>
-              <w:rPr>
-                <w:b/>
-                <w:color w:val="FFFFFF"/>
-              </w:rPr>
-              <w:t>Alternative</w:t>
-            </w:r>
-          </w:p>
-        </w:tc>
-      </w:tr>
-      <w:tr>
-        <w:trPr>
-          <w:trHeight w:val="490"/>
-        </w:trPr>
-        <w:tc>
-          <w:tcPr>
-            <w:tcW w:w="2352" w:type="dxa"/>
-            <w:vAlign w:val="center"/>
-          </w:tcPr>
-          <w:p>
-            <w:r>
-              <w:rPr>
-                <w:b w:val="0"/>
-              </w:rPr>
-              <w:t>Unknown 1</w:t>
-            </w:r>
-          </w:p>
-        </w:tc>
-        <w:tc>
-          <w:tcPr>
-            <w:tcW w:w="2352" w:type="dxa"/>
-            <w:vAlign w:val="center"/>
-          </w:tcPr>
-          <w:p>
-            <w:r>
-              <w:rPr>
-                <w:b w:val="0"/>
-              </w:rPr>
-            </w:r>
-          </w:p>
-        </w:tc>
-        <w:tc>
-          <w:tcPr>
-            <w:tcW w:w="2352" w:type="dxa"/>
-            <w:vAlign w:val="center"/>
-          </w:tcPr>
-          <w:p>
-            <w:r>
-              <w:rPr>
-                <w:b w:val="0"/>
-              </w:rPr>
-            </w:r>
-          </w:p>
-        </w:tc>
-        <w:tc>
-          <w:tcPr>
-            <w:tcW w:w="2352" w:type="dxa"/>
-            <w:vAlign w:val="center"/>
-          </w:tcPr>
-          <w:p>
-            <w:r>
-              <w:rPr>
-                <w:b w:val="0"/>
-              </w:rPr>
-            </w:r>
-          </w:p>
-        </w:tc>
-        <w:tc>
-          <w:tcPr>
-            <w:tcW w:w="2352" w:type="dxa"/>
-            <w:vAlign w:val="center"/>
-          </w:tcPr>
-          <w:p>
-            <w:r>
-              <w:rPr>
-                <w:b w:val="0"/>
-              </w:rPr>
-            </w:r>
-          </w:p>
-        </w:tc>
-        <w:tc>
-          <w:tcPr>
-            <w:tcW w:w="2352" w:type="dxa"/>
-            <w:vAlign w:val="center"/>
-          </w:tcPr>
-          <w:p>
-            <w:r>
-              <w:rPr>
-                <w:b w:val="0"/>
-              </w:rPr>
-            </w:r>
-          </w:p>
-        </w:tc>
-      </w:tr>
-      <w:tr>
-        <w:trPr>
-          <w:trHeight w:val="490"/>
-        </w:trPr>
-        <w:tc>
-          <w:tcPr>
-            <w:tcW w:w="2352" w:type="dxa"/>
-            <w:shd w:val="clear" w:color="auto" w:fill="EAF2F7"/>
-            <w:vAlign w:val="center"/>
-          </w:tcPr>
-          <w:p>
-            <w:r>
-              <w:rPr>
-                <w:b w:val="0"/>
-              </w:rPr>
-              <w:t>Unknown 2</w:t>
-            </w:r>
-          </w:p>
-        </w:tc>
-        <w:tc>
-          <w:tcPr>
-            <w:tcW w:w="2352" w:type="dxa"/>
-            <w:shd w:val="clear" w:color="auto" w:fill="EAF2F7"/>
-            <w:vAlign w:val="center"/>
-          </w:tcPr>
-          <w:p>
-            <w:r>
-              <w:rPr>
-                <w:b w:val="0"/>
-              </w:rPr>
-            </w:r>
-          </w:p>
-        </w:tc>
-        <w:tc>
-          <w:tcPr>
-            <w:tcW w:w="2352" w:type="dxa"/>
-            <w:shd w:val="clear" w:color="auto" w:fill="EAF2F7"/>
-            <w:vAlign w:val="center"/>
-          </w:tcPr>
-          <w:p>
-            <w:r>
-              <w:rPr>
-                <w:b w:val="0"/>
-              </w:rPr>
-            </w:r>
-          </w:p>
-        </w:tc>
-        <w:tc>
-          <w:tcPr>
-            <w:tcW w:w="2352" w:type="dxa"/>
-            <w:shd w:val="clear" w:color="auto" w:fill="EAF2F7"/>
-            <w:vAlign w:val="center"/>
-          </w:tcPr>
-          <w:p>
-            <w:r>
-              <w:rPr>
-                <w:b w:val="0"/>
-              </w:rPr>
-            </w:r>
-          </w:p>
-        </w:tc>
-        <w:tc>
-          <w:tcPr>
-            <w:tcW w:w="2352" w:type="dxa"/>
-            <w:shd w:val="clear" w:color="auto" w:fill="EAF2F7"/>
-            <w:vAlign w:val="center"/>
-          </w:tcPr>
-          <w:p>
-            <w:r>
-              <w:rPr>
-                <w:b w:val="0"/>
-              </w:rPr>
-            </w:r>
-          </w:p>
-        </w:tc>
-        <w:tc>
-          <w:tcPr>
-            <w:tcW w:w="2352" w:type="dxa"/>
-            <w:shd w:val="clear" w:color="auto" w:fill="EAF2F7"/>
-            <w:vAlign w:val="center"/>
-          </w:tcPr>
-          <w:p>
-            <w:r>
-              <w:rPr>
-                <w:b w:val="0"/>
-              </w:rPr>
-            </w:r>
-          </w:p>
-        </w:tc>
-      </w:tr>
-    </w:tbl>
-    <w:p>
-      <w:pPr>
-        <w:spacing w:after="200"/>
-        <w:rPr>
-          <w:i/>
-          <w:iCs/>
-        </w:rPr>
-      </w:pPr>
-      <w:r>
-        <w:rPr>
-          <w:i/>
-          <w:iCs/>
-        </w:rPr>
-        <w:t>State one unsupported attribution claim.</w:t>
-      </w:r>
-    </w:p>
-    <w:p>
-      <w:r>
-        <w:br/>
-      </w:r>
-    </w:p>
-    <w:p>
-      <w:r>
-        <w:br w:type="page"/>
-      </w:r>
-    </w:p>
-    <w:p>
-      <w:pPr>
-        <w:pStyle w:val="Heading1"/>
-      </w:pPr>
-      <w:r>
-        <w:t>Table 3 - Controlled Impairment (25)</w:t>
-      </w:r>
-      <w:r>
-        <w:t xml:space="preserve"/>
-      </w:r>
-    </w:p>
-    <w:tbl>
-      <w:tblPr>
-        <w:tblStyle w:val="TableGrid"/>
-        <w:tblW w:w="0" w:type="auto"/>
-        <w:tblLook w:val="04A0" w:firstRow="1" w:lastRow="0" w:firstColumn="1" w:lastColumn="0" w:noHBand="0" w:noVBand="1"/>
-      </w:tblPr>
-      <w:tblGrid>
-        <w:gridCol w:w="1874"/>
-        <w:gridCol w:w="1692"/>
-        <w:gridCol w:w="1816"/>
-        <w:gridCol w:w="1816"/>
-        <w:gridCol w:w="1834"/>
-        <w:gridCol w:w="1840"/>
-      </w:tblGrid>
-      <w:tr>
-        <w:trPr>
-          <w:trHeight w:val="432"/>
-          <w:tblHeader/>
-        </w:trPr>
-        <w:tc>
-          <w:tcPr>
-            <w:tcW w:w="2352" w:type="dxa"/>
-            <w:shd w:val="clear" w:color="auto" w:fill="17324D"/>
-            <w:vAlign w:val="center"/>
-          </w:tcPr>
-          <w:p>
-            <w:r>
-              <w:rPr>
-                <w:b/>
-                <w:color w:val="FFFFFF"/>
-              </w:rPr>
-              <w:t>Condition</w:t>
-            </w:r>
-          </w:p>
-        </w:tc>
-        <w:tc>
-          <w:tcPr>
-            <w:tcW w:w="2352" w:type="dxa"/>
-            <w:shd w:val="clear" w:color="auto" w:fill="17324D"/>
-            <w:vAlign w:val="center"/>
-          </w:tcPr>
-          <w:p>
-            <w:r>
-              <w:rPr>
-                <w:b/>
-                <w:color w:val="FFFFFF"/>
-              </w:rPr>
-              <w:t>Fixed settings</w:t>
-            </w:r>
-          </w:p>
-        </w:tc>
-        <w:tc>
-          <w:tcPr>
-            <w:tcW w:w="2352" w:type="dxa"/>
-            <w:shd w:val="clear" w:color="auto" w:fill="17324D"/>
-            <w:vAlign w:val="center"/>
-          </w:tcPr>
-          <w:p>
-            <w:r>
-              <w:rPr>
-                <w:b/>
-                <w:color w:val="FFFFFF"/>
-              </w:rPr>
-              <w:t>Changed feature</w:t>
-            </w:r>
-          </w:p>
-        </w:tc>
-        <w:tc>
-          <w:tcPr>
-            <w:tcW w:w="2352" w:type="dxa"/>
-            <w:shd w:val="clear" w:color="auto" w:fill="17324D"/>
-            <w:vAlign w:val="center"/>
-          </w:tcPr>
-          <w:p>
-            <w:r>
-              <w:rPr>
-                <w:b/>
-                <w:color w:val="FFFFFF"/>
-              </w:rPr>
-              <w:t>Measured result</w:t>
-            </w:r>
-          </w:p>
-        </w:tc>
-        <w:tc>
-          <w:tcPr>
-            <w:tcW w:w="2352" w:type="dxa"/>
-            <w:shd w:val="clear" w:color="auto" w:fill="17324D"/>
-            <w:vAlign w:val="center"/>
-          </w:tcPr>
-          <w:p>
-            <w:r>
-              <w:rPr>
-                <w:b/>
-                <w:color w:val="FFFFFF"/>
-              </w:rPr>
-              <w:t>Recovery/sync effect</w:t>
-            </w:r>
-          </w:p>
-        </w:tc>
-        <w:tc>
-          <w:tcPr>
-            <w:tcW w:w="2352" w:type="dxa"/>
-            <w:shd w:val="clear" w:color="auto" w:fill="17324D"/>
-            <w:vAlign w:val="center"/>
-          </w:tcPr>
-          <w:p>
-            <w:r>
-              <w:rPr>
-                <w:b/>
-                <w:color w:val="FFFFFF"/>
-              </w:rPr>
-              <w:t>Restored?</w:t>
-            </w:r>
-          </w:p>
-        </w:tc>
-      </w:tr>
-      <w:tr>
-        <w:trPr>
-          <w:trHeight w:val="490"/>
-        </w:trPr>
-        <w:tc>
-          <w:tcPr>
-            <w:tcW w:w="2352" w:type="dxa"/>
-            <w:vAlign w:val="center"/>
-          </w:tcPr>
-          <w:p>
-            <w:r>
-              <w:rPr>
-                <w:b w:val="0"/>
-              </w:rPr>
-              <w:t>Baseline</w:t>
-            </w:r>
-          </w:p>
-        </w:tc>
-        <w:tc>
-          <w:tcPr>
-            <w:tcW w:w="2352" w:type="dxa"/>
-            <w:vAlign w:val="center"/>
-          </w:tcPr>
-          <w:p>
-            <w:r>
-              <w:rPr>
-                <w:b w:val="0"/>
-              </w:rPr>
-            </w:r>
-          </w:p>
-        </w:tc>
-        <w:tc>
-          <w:tcPr>
-            <w:tcW w:w="2352" w:type="dxa"/>
-            <w:vAlign w:val="center"/>
-          </w:tcPr>
-          <w:p>
-            <w:r>
-              <w:rPr>
-                <w:b w:val="0"/>
-              </w:rPr>
-            </w:r>
-          </w:p>
-        </w:tc>
-        <w:tc>
-          <w:tcPr>
-            <w:tcW w:w="2352" w:type="dxa"/>
-            <w:vAlign w:val="center"/>
-          </w:tcPr>
-          <w:p>
-            <w:r>
-              <w:rPr>
-                <w:b w:val="0"/>
-              </w:rPr>
-            </w:r>
-          </w:p>
-        </w:tc>
-        <w:tc>
-          <w:tcPr>
-            <w:tcW w:w="2352" w:type="dxa"/>
-            <w:vAlign w:val="center"/>
-          </w:tcPr>
-          <w:p>
-            <w:r>
-              <w:rPr>
-                <w:b w:val="0"/>
-              </w:rPr>
-            </w:r>
-          </w:p>
-        </w:tc>
-        <w:tc>
-          <w:tcPr>
-            <w:tcW w:w="2352" w:type="dxa"/>
-            <w:vAlign w:val="center"/>
-          </w:tcPr>
-          <w:p>
-            <w:r>
-              <w:rPr>
-                <w:b w:val="0"/>
-              </w:rPr>
-            </w:r>
-          </w:p>
-        </w:tc>
-      </w:tr>
-      <w:tr>
-        <w:trPr>
-          <w:trHeight w:val="490"/>
-        </w:trPr>
-        <w:tc>
-          <w:tcPr>
-            <w:tcW w:w="2352" w:type="dxa"/>
-            <w:shd w:val="clear" w:color="auto" w:fill="EAF2F7"/>
-            <w:vAlign w:val="center"/>
-          </w:tcPr>
-          <w:p>
-            <w:r>
-              <w:rPr>
-                <w:b w:val="0"/>
-              </w:rPr>
-              <w:t>Impaired</w:t>
-            </w:r>
-          </w:p>
-        </w:tc>
-        <w:tc>
-          <w:tcPr>
-            <w:tcW w:w="2352" w:type="dxa"/>
-            <w:shd w:val="clear" w:color="auto" w:fill="EAF2F7"/>
-            <w:vAlign w:val="center"/>
-          </w:tcPr>
-          <w:p>
-            <w:r>
-              <w:rPr>
-                <w:b w:val="0"/>
-              </w:rPr>
-            </w:r>
-          </w:p>
-        </w:tc>
-        <w:tc>
-          <w:tcPr>
-            <w:tcW w:w="2352" w:type="dxa"/>
-            <w:shd w:val="clear" w:color="auto" w:fill="EAF2F7"/>
-            <w:vAlign w:val="center"/>
-          </w:tcPr>
-          <w:p>
-            <w:r>
-              <w:rPr>
-                <w:b w:val="0"/>
-              </w:rPr>
-            </w:r>
-          </w:p>
-        </w:tc>
-        <w:tc>
-          <w:tcPr>
-            <w:tcW w:w="2352" w:type="dxa"/>
-            <w:shd w:val="clear" w:color="auto" w:fill="EAF2F7"/>
-            <w:vAlign w:val="center"/>
-          </w:tcPr>
-          <w:p>
-            <w:r>
-              <w:rPr>
-                <w:b w:val="0"/>
-              </w:rPr>
-            </w:r>
-          </w:p>
-        </w:tc>
-        <w:tc>
-          <w:tcPr>
-            <w:tcW w:w="2352" w:type="dxa"/>
-            <w:shd w:val="clear" w:color="auto" w:fill="EAF2F7"/>
-            <w:vAlign w:val="center"/>
-          </w:tcPr>
-          <w:p>
-            <w:r>
-              <w:rPr>
-                <w:b w:val="0"/>
-              </w:rPr>
-            </w:r>
-          </w:p>
-        </w:tc>
-        <w:tc>
-          <w:tcPr>
-            <w:tcW w:w="2352" w:type="dxa"/>
-            <w:shd w:val="clear" w:color="auto" w:fill="EAF2F7"/>
-            <w:vAlign w:val="center"/>
-          </w:tcPr>
-          <w:p>
-            <w:r>
-              <w:rPr>
-                <w:b w:val="0"/>
-              </w:rPr>
-            </w:r>
-          </w:p>
-        </w:tc>
-      </w:tr>
-      <w:tr>
-        <w:trPr>
-          <w:trHeight w:val="490"/>
-        </w:trPr>
-        <w:tc>
-          <w:tcPr>
-            <w:tcW w:w="2352" w:type="dxa"/>
-            <w:vAlign w:val="center"/>
-          </w:tcPr>
-          <w:p>
-            <w:r>
-              <w:rPr>
-                <w:b w:val="0"/>
-              </w:rPr>
-              <w:t>Restored</w:t>
-            </w:r>
-          </w:p>
-        </w:tc>
-        <w:tc>
-          <w:tcPr>
-            <w:tcW w:w="2352" w:type="dxa"/>
-            <w:vAlign w:val="center"/>
-          </w:tcPr>
-          <w:p>
-            <w:r>
-              <w:rPr>
-                <w:b w:val="0"/>
-              </w:rPr>
-            </w:r>
-          </w:p>
-        </w:tc>
-        <w:tc>
-          <w:tcPr>
-            <w:tcW w:w="2352" w:type="dxa"/>
-            <w:vAlign w:val="center"/>
-          </w:tcPr>
-          <w:p>
-            <w:r>
-              <w:rPr>
-                <w:b w:val="0"/>
-              </w:rPr>
-            </w:r>
-          </w:p>
-        </w:tc>
-        <w:tc>
-          <w:tcPr>
-            <w:tcW w:w="2352" w:type="dxa"/>
-            <w:vAlign w:val="center"/>
-          </w:tcPr>
-          <w:p>
-            <w:r>
-              <w:rPr>
-                <w:b w:val="0"/>
-              </w:rPr>
-            </w:r>
-          </w:p>
-        </w:tc>
-        <w:tc>
-          <w:tcPr>
-            <w:tcW w:w="2352" w:type="dxa"/>
-            <w:vAlign w:val="center"/>
-          </w:tcPr>
-          <w:p>
-            <w:r>
-              <w:rPr>
-                <w:b w:val="0"/>
-              </w:rPr>
-            </w:r>
-          </w:p>
-        </w:tc>
-        <w:tc>
-          <w:tcPr>
-            <w:tcW w:w="2352" w:type="dxa"/>
-            <w:vAlign w:val="center"/>
-          </w:tcPr>
-          <w:p>
-            <w:r>
-              <w:rPr>
-                <w:b w:val="0"/>
-              </w:rPr>
-            </w:r>
-          </w:p>
-        </w:tc>
-      </w:tr>
-    </w:tbl>
-    <w:p>
-      <w:pPr>
-        <w:spacing w:after="200"/>
-        <w:rPr>
-          <w:i/>
-          <w:iCs/>
-        </w:rPr>
-      </w:pPr>
-      <w:r>
-        <w:rPr>
-          <w:i/>
-          <w:iCs/>
-        </w:rPr>
-        <w:t>Quantify the most important before/after change.</w:t>
+        <w:t>Record each scope carrier estimate and FFT resolution, then compare with the SDR tuned frequency. Filter-width test: name the station and record baseline, narrower, and restored widths with units and audio clarity. Did restoring the width restore the sound?</w:t>
       </w:r>
     </w:p>
     <w:p>
@@ -1123,12 +1764,12 @@
         <w:pStyle w:val="Heading2"/>
       </w:pPr>
       <w:r>
-        <w:t>Known Reference</w:t>
+        <w:t>Four Message Waveforms</w:t>
       </w:r>
     </w:p>
     <w:p>
       <w:r>
-        <w:t>Pictured: Time and spectrum evidence with carrier and message features.</w:t>
+        <w:t>Pictured: Labeled FG2 time traces and FFTs for sine, square, triangle, and pulse, with frequency, voltage, and duty/symmetry settings readable.</w:t>
       </w:r>
     </w:p>
     <w:p>
@@ -1147,12 +1788,12 @@
         <w:pStyle w:val="Heading2"/>
       </w:pPr>
       <w:r>
-        <w:t>Unknown Classification</w:t>
+        <w:t>AM Message-Shape Comparison</w:t>
       </w:r>
     </w:p>
     <w:p>
       <w:r>
-        <w:t>Pictured: The most diagnostic unknown with annotations.</w:t>
+        <w:t>Pictured: Time traces and FFTs for all four message shapes at the 30% FG1 setting, plus sine at 80%. Label settings and measured depth separately.</w:t>
       </w:r>
     </w:p>
     <w:p>
@@ -1171,12 +1812,36 @@
         <w:pStyle w:val="Heading2"/>
       </w:pPr>
       <w:r>
-        <w:t>Impairment Comparison</w:t>
+        <w:t>FM Message-Shape Comparison</w:t>
       </w:r>
     </w:p>
     <w:p>
       <w:r>
-        <w:t>Pictured: Baseline, impaired, and restored evidence.</w:t>
+        <w:t>Pictured: Time traces and FFTs for all four messages at the 4 kHz FG1 setting, plus sine at 10 kHz. Label displayed and input-voltage-estimated deviation separately.</w:t>
+      </w:r>
+    </w:p>
+    <w:p>
+      <w:r>
+        <w:br/>
+        <w:br/>
+        <w:br/>
+        <w:br/>
+        <w:br/>
+        <w:br/>
+        <w:br/>
+      </w:r>
+    </w:p>
+    <w:p>
+      <w:pPr>
+        <w:pStyle w:val="Heading2"/>
+      </w:pPr>
+      <w:r>
+        <w:t>Both Message Stations</w:t>
+      </w:r>
+    </w:p>
+    <w:p>
+      <w:r>
+        <w:t>Pictured: One scope FFT and receiver screenshot per station with estimated/tuned carrier frequency, FFT resolution, mode, and filter width; caption the filter test and audio quality.</w:t>
       </w:r>
     </w:p>
     <w:p>
@@ -1273,7 +1938,7 @@
           <w:i/>
           <w:iCs/>
         </w:rPr>
-        <w:t xml:space="preserve">Which measured features best separated AM and FM?</w:t>
+        <w:t xml:space="preserve">How did changing the message from sine to square, triangle, or pulse change the AM envelope and FM cycle spacing or spectrum?</w:t>
       </w:r>
       <w:r>
         <w:rPr>
@@ -1300,7 +1965,7 @@
           <w:i/>
           <w:iCs/>
         </w:rPr>
-        <w:t xml:space="preserve">How did the controlled impairment change recovery or synchronization?</w:t>
+        <w:t xml:space="preserve">What observable features helped you tell AM and FM apart?</w:t>
       </w:r>
       <w:r>
         <w:rPr>
@@ -1327,7 +1992,7 @@
           <w:i/>
           <w:iCs/>
         </w:rPr>
-        <w:t xml:space="preserve">What diagnosis is supported and what attribution remains unsupported?</w:t>
+        <w:t xml:space="preserve">How did increasing FM deviation change your estimated bandwidth and observed spectrum?</w:t>
       </w:r>
       <w:r>
         <w:rPr>
@@ -1354,7 +2019,34 @@
           <w:i/>
           <w:iCs/>
         </w:rPr>
-        <w:t xml:space="preserve">What additional measurement would increase confidence?</w:t>
+        <w:t xml:space="preserve">What happened when you narrowed and restored the receiver filter, and why?</w:t>
+      </w:r>
+      <w:r>
+        <w:rPr>
+          <w:i/>
+          <w:iCs/>
+        </w:rPr>
+        <w:t/>
+      </w:r>
+    </w:p>
+    <w:p>
+      <w:pPr>
+        <w:pStyle w:val="ListParagraph"/>
+        <w:numPr>
+          <w:ilvl w:val="0"/>
+          <w:numId w:val="10"/>
+        </w:numPr>
+        <w:rPr>
+          <w:i/>
+          <w:iCs/>
+        </w:rPr>
+      </w:pPr>
+      <w:r>
+        <w:rPr>
+          <w:i/>
+          <w:iCs/>
+        </w:rPr>
+        <w:t xml:space="preserve">Why does recovering a message not prove who sent it or whether its contents are trustworthy?</w:t>
       </w:r>
       <w:r>
         <w:rPr>

--- a/assets/labs/lab-06-report.docx
+++ b/assets/labs/lab-06-report.docx
@@ -1,6 +1,6 @@
 
 <file path=word/document.xml><?xml version="1.0" encoding="utf-8"?>
-<w:document xmlns:wpc="http://schemas.microsoft.com/office/word/2010/wordprocessingCanvas" xmlns:cx="http://schemas.microsoft.com/office/drawing/2014/chartex" xmlns:cx1="http://schemas.microsoft.com/office/drawing/2015/9/8/chartex" xmlns:cx2="http://schemas.microsoft.com/office/drawing/2015/10/21/chartex" xmlns:cx3="http://schemas.microsoft.com/office/drawing/2016/5/9/chartex" xmlns:cx4="http://schemas.microsoft.com/office/drawing/2016/5/10/chartex" xmlns:cx5="http://schemas.microsoft.com/office/drawing/2016/5/11/chartex" xmlns:cx6="http://schemas.microsoft.com/office/drawing/2016/5/12/chartex" xmlns:cx7="http://schemas.microsoft.com/office/drawing/2016/5/13/chartex" xmlns:cx8="http://schemas.microsoft.com/office/drawing/2016/5/14/chartex" xmlns:mc="http://schemas.openxmlformats.org/markup-compatibility/2006" xmlns:aink="http://schemas.microsoft.com/office/drawing/2016/ink" xmlns:am3d="http://schemas.microsoft.com/office/drawing/2017/model3d" xmlns:o="urn:schemas-microsoft-com:office:office" xmlns:oel="http://schemas.microsoft.com/office/2019/extlst" xmlns:r="http://schemas.openxmlformats.org/officeDocument/2006/relationships" xmlns:m="http://schemas.openxmlformats.org/officeDocument/2006/math" xmlns:v="urn:schemas-microsoft-com:vml" xmlns:wp14="http://schemas.microsoft.com/office/word/2010/wordprocessingDrawing" xmlns:wp="http://schemas.openxmlformats.org/drawingml/2006/wordprocessingDrawing" xmlns:w10="urn:schemas-microsoft-com:office:word" xmlns:w="http://schemas.openxmlformats.org/wordprocessingml/2006/main" xmlns:w14="http://schemas.microsoft.com/office/word/2010/wordml" xmlns:w15="http://schemas.microsoft.com/office/word/2012/wordml" xmlns:w16cex="http://schemas.microsoft.com/office/word/2018/wordml/cex" xmlns:w16cid="http://schemas.microsoft.com/office/word/2016/wordml/cid" xmlns:w16="http://schemas.microsoft.com/office/word/2018/wordml" xmlns:w16du="http://schemas.microsoft.com/office/word/2023/wordml/word16du" xmlns:w16sdtdh="http://schemas.microsoft.com/office/word/2020/wordml/sdtdatahash" xmlns:w16sdtfl="http://schemas.microsoft.com/office/word/2024/wordml/sdtformatlock" xmlns:w16se="http://schemas.microsoft.com/office/word/2015/wordml/symex" xmlns:wpg="http://schemas.microsoft.com/office/word/2010/wordprocessingGroup" xmlns:wpi="http://schemas.microsoft.com/office/word/2010/wordprocessingInk" xmlns:wne="http://schemas.microsoft.com/office/word/2006/wordml" xmlns:wps="http://schemas.microsoft.com/office/word/2010/wordprocessingShape" mc:Ignorable="w14 w15 w16se w16cid w16 w16cex w16sdtdh w16sdtfl w16du wp14">
+<w:document xmlns:wpc="http://schemas.microsoft.com/office/word/2010/wordprocessingCanvas" xmlns:cx="http://schemas.microsoft.com/office/drawing/2014/chartex" xmlns:cx1="http://schemas.microsoft.com/office/drawing/2015/9/8/chartex" xmlns:cx2="http://schemas.microsoft.com/office/drawing/2015/10/21/chartex" xmlns:cx3="http://schemas.microsoft.com/office/drawing/2016/5/9/chartex" xmlns:cx4="http://schemas.microsoft.com/office/drawing/2016/5/10/chartex" xmlns:cx5="http://schemas.microsoft.com/office/drawing/2016/5/11/chartex" xmlns:cx6="http://schemas.microsoft.com/office/drawing/2016/5/12/chartex" xmlns:cx7="http://schemas.microsoft.com/office/drawing/2016/5/13/chartex" xmlns:cx8="http://schemas.microsoft.com/office/drawing/2016/5/14/chartex" xmlns:mc="http://schemas.openxmlformats.org/markup-compatibility/2006" xmlns:aink="http://schemas.microsoft.com/office/drawing/2016/ink" xmlns:am3d="http://schemas.microsoft.com/office/drawing/2017/model3d" xmlns:o="urn:schemas-microsoft-com:office:office" xmlns:oel="http://schemas.microsoft.com/office/2019/extlst" xmlns:r="http://schemas.openxmlformats.org/officeDocument/2006/relationships" xmlns:m="http://schemas.openxmlformats.org/officeDocument/2006/math" xmlns:v="urn:schemas-microsoft-com:vml" xmlns:wp14="http://schemas.microsoft.com/office/word/2010/wordprocessingDrawing" xmlns:wp="http://schemas.openxmlformats.org/drawingml/2006/wordprocessingDrawing" xmlns:w10="urn:schemas-microsoft-com:office:word" xmlns:w="http://schemas.openxmlformats.org/wordprocessingml/2006/main" xmlns:w14="http://schemas.microsoft.com/office/word/2010/wordml" xmlns:w15="http://schemas.microsoft.com/office/word/2012/wordml" xmlns:w16cex="http://schemas.microsoft.com/office/word/2018/wordml/cex" xmlns:w16cid="http://schemas.microsoft.com/office/word/2016/wordml/cid" xmlns:w16="http://schemas.microsoft.com/office/word/2018/wordml" xmlns:w16du="http://schemas.microsoft.com/office/word/2023/wordml/word16du" xmlns:w16sdtdh="http://schemas.microsoft.com/office/word/2020/wordml/sdtdatahash" xmlns:w16se="http://schemas.microsoft.com/office/word/2015/wordml/symex" xmlns:wpg="http://schemas.microsoft.com/office/word/2010/wordprocessingGroup" xmlns:wpi="http://schemas.microsoft.com/office/word/2010/wordprocessingInk" xmlns:wne="http://schemas.microsoft.com/office/word/2006/wordml" xmlns:wps="http://schemas.microsoft.com/office/word/2010/wordprocessingShape" mc:Ignorable="w14 w15 w16se w16cid w16 w16cex w16sdtdh w16du wp14">
   <w:body>
     <w:p>
       <w:pPr>
@@ -9,22 +9,13 @@
       <w:r>
         <w:t>Lab 6 Report - AM and FM Measurements and Message Recovery</w:t>
       </w:r>
-      <w:r>
-        <w:t xml:space="preserve"/>
-      </w:r>
-      <w:r>
-        <w:t/>
-      </w:r>
-      <w:r>
-        <w:t/>
-      </w:r>
     </w:p>
     <w:p>
       <w:pPr>
         <w:pStyle w:val="Heading2"/>
       </w:pPr>
       <w:r>
-        <w:t xml:space="preserve">Name:</w:t>
+        <w:t>Name:</w:t>
       </w:r>
     </w:p>
     <w:p>
@@ -36,7 +27,7 @@
         </w:numPr>
       </w:pPr>
       <w:r>
-        <w:t xml:space="preserve">Lab Partners:</w:t>
+        <w:t>Lab Partners:</w:t>
       </w:r>
     </w:p>
     <w:p>
@@ -46,18 +37,15 @@
       <w:r>
         <w:t>Table 1 - Part 1 Message Waveforms (FG2) (10)</w:t>
       </w:r>
-      <w:r>
-        <w:t xml:space="preserve"/>
-      </w:r>
     </w:p>
     <w:tbl>
       <w:tblPr>
         <w:tblStyle w:val="TableGrid"/>
         <w:tblW w:w="0" w:type="auto"/>
+        <w:jc w:val="center"/>
         <w:tblLook w:val="04A0" w:firstRow="1" w:lastRow="0" w:firstColumn="1" w:lastColumn="0" w:noHBand="0" w:noVBand="1"/>
       </w:tblPr>
       <w:tblGrid>
-        <w:gridCol w:w="2174"/>
         <w:gridCol w:w="2174"/>
         <w:gridCol w:w="2174"/>
         <w:gridCol w:w="2174"/>
@@ -67,6 +55,7 @@
         <w:trPr>
           <w:trHeight w:val="432"/>
           <w:tblHeader/>
+          <w:jc w:val="center"/>
         </w:trPr>
         <w:tc>
           <w:tcPr>
@@ -128,22 +117,6 @@
                 <w:b/>
                 <w:color w:val="FFFFFF"/>
               </w:rPr>
-              <w:t>Time shape / duty cycle</w:t>
-            </w:r>
-          </w:p>
-        </w:tc>
-        <w:tc>
-          <w:tcPr>
-            <w:tcW w:w="2174" w:type="dxa"/>
-            <w:shd w:val="clear" w:color="auto" w:fill="17324D"/>
-            <w:vAlign w:val="center"/>
-          </w:tcPr>
-          <w:p>
-            <w:r>
-              <w:rPr>
-                <w:b/>
-                <w:color w:val="FFFFFF"/>
-              </w:rPr>
               <w:t>Message FFT peaks</w:t>
             </w:r>
           </w:p>
@@ -152,6 +125,7 @@
       <w:tr>
         <w:trPr>
           <w:trHeight w:val="490"/>
+          <w:jc w:val="center"/>
         </w:trPr>
         <w:tc>
           <w:tcPr>
@@ -160,9 +134,6 @@
           </w:tcPr>
           <w:p>
             <w:r>
-              <w:rPr>
-                <w:b w:val="0"/>
-              </w:rPr>
               <w:t>Sine</w:t>
             </w:r>
           </w:p>
@@ -172,57 +143,27 @@
             <w:tcW w:w="2174" w:type="dxa"/>
             <w:vAlign w:val="center"/>
           </w:tcPr>
-          <w:p>
-            <w:r>
-              <w:rPr>
-                <w:b w:val="0"/>
-              </w:rPr>
-            </w:r>
-          </w:p>
+          <w:p/>
         </w:tc>
         <w:tc>
           <w:tcPr>
             <w:tcW w:w="2174" w:type="dxa"/>
             <w:vAlign w:val="center"/>
           </w:tcPr>
-          <w:p>
-            <w:r>
-              <w:rPr>
-                <w:b w:val="0"/>
-              </w:rPr>
-            </w:r>
-          </w:p>
+          <w:p/>
         </w:tc>
         <w:tc>
           <w:tcPr>
             <w:tcW w:w="2174" w:type="dxa"/>
             <w:vAlign w:val="center"/>
           </w:tcPr>
-          <w:p>
-            <w:r>
-              <w:rPr>
-                <w:b w:val="0"/>
-              </w:rPr>
-            </w:r>
-          </w:p>
-        </w:tc>
-        <w:tc>
-          <w:tcPr>
-            <w:tcW w:w="2174" w:type="dxa"/>
-            <w:vAlign w:val="center"/>
-          </w:tcPr>
-          <w:p>
-            <w:r>
-              <w:rPr>
-                <w:b w:val="0"/>
-              </w:rPr>
-            </w:r>
-          </w:p>
+          <w:p/>
         </w:tc>
       </w:tr>
       <w:tr>
         <w:trPr>
           <w:trHeight w:val="490"/>
+          <w:jc w:val="center"/>
         </w:trPr>
         <w:tc>
           <w:tcPr>
@@ -232,9 +173,6 @@
           </w:tcPr>
           <w:p>
             <w:r>
-              <w:rPr>
-                <w:b w:val="0"/>
-              </w:rPr>
               <w:t>Square (50% duty)</w:t>
             </w:r>
           </w:p>
@@ -245,13 +183,7 @@
             <w:shd w:val="clear" w:color="auto" w:fill="EAF2F7"/>
             <w:vAlign w:val="center"/>
           </w:tcPr>
-          <w:p>
-            <w:r>
-              <w:rPr>
-                <w:b w:val="0"/>
-              </w:rPr>
-            </w:r>
-          </w:p>
+          <w:p/>
         </w:tc>
         <w:tc>
           <w:tcPr>
@@ -259,13 +191,7 @@
             <w:shd w:val="clear" w:color="auto" w:fill="EAF2F7"/>
             <w:vAlign w:val="center"/>
           </w:tcPr>
-          <w:p>
-            <w:r>
-              <w:rPr>
-                <w:b w:val="0"/>
-              </w:rPr>
-            </w:r>
-          </w:p>
+          <w:p/>
         </w:tc>
         <w:tc>
           <w:tcPr>
@@ -273,32 +199,13 @@
             <w:shd w:val="clear" w:color="auto" w:fill="EAF2F7"/>
             <w:vAlign w:val="center"/>
           </w:tcPr>
-          <w:p>
-            <w:r>
-              <w:rPr>
-                <w:b w:val="0"/>
-              </w:rPr>
-            </w:r>
-          </w:p>
-        </w:tc>
-        <w:tc>
-          <w:tcPr>
-            <w:tcW w:w="2174" w:type="dxa"/>
-            <w:shd w:val="clear" w:color="auto" w:fill="EAF2F7"/>
-            <w:vAlign w:val="center"/>
-          </w:tcPr>
-          <w:p>
-            <w:r>
-              <w:rPr>
-                <w:b w:val="0"/>
-              </w:rPr>
-            </w:r>
-          </w:p>
+          <w:p/>
         </w:tc>
       </w:tr>
       <w:tr>
         <w:trPr>
           <w:trHeight w:val="490"/>
+          <w:jc w:val="center"/>
         </w:trPr>
         <w:tc>
           <w:tcPr>
@@ -307,9 +214,6 @@
           </w:tcPr>
           <w:p>
             <w:r>
-              <w:rPr>
-                <w:b w:val="0"/>
-              </w:rPr>
               <w:t>Triangle (50% symmetry)</w:t>
             </w:r>
           </w:p>
@@ -319,57 +223,27 @@
             <w:tcW w:w="2174" w:type="dxa"/>
             <w:vAlign w:val="center"/>
           </w:tcPr>
-          <w:p>
-            <w:r>
-              <w:rPr>
-                <w:b w:val="0"/>
-              </w:rPr>
-            </w:r>
-          </w:p>
+          <w:p/>
         </w:tc>
         <w:tc>
           <w:tcPr>
             <w:tcW w:w="2174" w:type="dxa"/>
             <w:vAlign w:val="center"/>
           </w:tcPr>
-          <w:p>
-            <w:r>
-              <w:rPr>
-                <w:b w:val="0"/>
-              </w:rPr>
-            </w:r>
-          </w:p>
+          <w:p/>
         </w:tc>
         <w:tc>
           <w:tcPr>
             <w:tcW w:w="2174" w:type="dxa"/>
             <w:vAlign w:val="center"/>
           </w:tcPr>
-          <w:p>
-            <w:r>
-              <w:rPr>
-                <w:b w:val="0"/>
-              </w:rPr>
-            </w:r>
-          </w:p>
-        </w:tc>
-        <w:tc>
-          <w:tcPr>
-            <w:tcW w:w="2174" w:type="dxa"/>
-            <w:vAlign w:val="center"/>
-          </w:tcPr>
-          <w:p>
-            <w:r>
-              <w:rPr>
-                <w:b w:val="0"/>
-              </w:rPr>
-            </w:r>
-          </w:p>
+          <w:p/>
         </w:tc>
       </w:tr>
       <w:tr>
         <w:trPr>
           <w:trHeight w:val="490"/>
+          <w:jc w:val="center"/>
         </w:trPr>
         <w:tc>
           <w:tcPr>
@@ -378,9 +252,6 @@
           </w:tcPr>
           <w:p>
             <w:r>
-              <w:rPr>
-                <w:b w:val="0"/>
-              </w:rPr>
               <w:t>Pulse (25% duty)</w:t>
             </w:r>
           </w:p>
@@ -390,52 +261,21 @@
             <w:tcW w:w="2174" w:type="dxa"/>
             <w:vAlign w:val="center"/>
           </w:tcPr>
-          <w:p>
-            <w:r>
-              <w:rPr>
-                <w:b w:val="0"/>
-              </w:rPr>
-            </w:r>
-          </w:p>
+          <w:p/>
         </w:tc>
         <w:tc>
           <w:tcPr>
             <w:tcW w:w="2174" w:type="dxa"/>
             <w:vAlign w:val="center"/>
           </w:tcPr>
-          <w:p>
-            <w:r>
-              <w:rPr>
-                <w:b w:val="0"/>
-              </w:rPr>
-            </w:r>
-          </w:p>
+          <w:p/>
         </w:tc>
         <w:tc>
           <w:tcPr>
             <w:tcW w:w="2174" w:type="dxa"/>
             <w:vAlign w:val="center"/>
           </w:tcPr>
-          <w:p>
-            <w:r>
-              <w:rPr>
-                <w:b w:val="0"/>
-              </w:rPr>
-            </w:r>
-          </w:p>
-        </w:tc>
-        <w:tc>
-          <w:tcPr>
-            <w:tcW w:w="2174" w:type="dxa"/>
-            <w:vAlign w:val="center"/>
-          </w:tcPr>
-          <w:p>
-            <w:r>
-              <w:rPr>
-                <w:b w:val="0"/>
-              </w:rPr>
-            </w:r>
-          </w:p>
+          <w:p/>
         </w:tc>
       </w:tr>
     </w:tbl>
@@ -452,7 +292,30 @@
           <w:i/>
           <w:iCs/>
         </w:rPr>
-        <w:t>Measure FG2 alone first: all four messages are 1 kHz with zero offset and an instructor-approved 5 Vpp target (+/-2.5 V), High Z load display, and FG2 modulation off. Use Ramp at 50% symmetry for triangle. With outputs off, reconnect FG2 Output to FG1 rear Modulation In and FG1 Output to the scope. FG1 uses a 100 kHz sine carrier and Source = External for both AM and FM. Record carrier amplitude/load, probe factor, sample rate, FFT window and spans. What differed among the message shapes and FFTs?</w:t>
+        <w:t>A</w:t>
+      </w:r>
+      <w:r>
+        <w:rPr>
+          <w:i/>
+          <w:iCs/>
+        </w:rPr>
+        <w:t xml:space="preserve">ll four messages are 1 kHz with zero offset and an instructor-approved 5 Vpp target (+/-2.5 V), High Z load display, and FG2 modulation off. Use Ramp at 50% symmetry for triangle. </w:t>
+      </w:r>
+    </w:p>
+    <w:p>
+      <w:pPr>
+        <w:spacing w:after="200"/>
+        <w:rPr>
+          <w:i/>
+          <w:iCs/>
+        </w:rPr>
+      </w:pPr>
+      <w:r>
+        <w:rPr>
+          <w:i/>
+          <w:iCs/>
+        </w:rPr>
+        <w:t>What differed among the message shapes and FFTs?</w:t>
       </w:r>
     </w:p>
     <w:p>
@@ -470,20 +333,43 @@
         <w:pStyle w:val="Heading1"/>
       </w:pPr>
       <w:r>
+        <w:lastRenderedPageBreak/>
         <w:t>Table 2 - Part 1 AM Measurements (20)</w:t>
       </w:r>
+    </w:p>
+    <w:p>
       <w:r>
-        <w:t xml:space="preserve"/>
+        <w:rPr>
+          <w:i/>
+          <w:iCs/>
+        </w:rPr>
+        <w:t xml:space="preserve">Use the checked FG2 settings from Table 1. Show one measured depth calculation and the sine-message bandwidth calculation (2 </w:t>
+      </w:r>
+      <w:proofErr w:type="spellStart"/>
+      <w:r>
+        <w:rPr>
+          <w:i/>
+          <w:iCs/>
+        </w:rPr>
+        <w:t>fm</w:t>
+      </w:r>
+      <w:proofErr w:type="spellEnd"/>
+      <w:r>
+        <w:rPr>
+          <w:i/>
+          <w:iCs/>
+        </w:rPr>
+        <w:t>). At +/-2.5 V, expect about 15% actual depth for a 30% setting and 40% for 80%; use your measured values.</w:t>
       </w:r>
     </w:p>
     <w:tbl>
       <w:tblPr>
         <w:tblStyle w:val="TableGrid"/>
         <w:tblW w:w="0" w:type="auto"/>
+        <w:jc w:val="center"/>
         <w:tblLook w:val="04A0" w:firstRow="1" w:lastRow="0" w:firstColumn="1" w:lastColumn="0" w:noHBand="0" w:noVBand="1"/>
       </w:tblPr>
       <w:tblGrid>
-        <w:gridCol w:w="2174"/>
         <w:gridCol w:w="2174"/>
         <w:gridCol w:w="2174"/>
         <w:gridCol w:w="2174"/>
@@ -493,6 +379,7 @@
         <w:trPr>
           <w:trHeight w:val="432"/>
           <w:tblHeader/>
+          <w:jc w:val="center"/>
         </w:trPr>
         <w:tc>
           <w:tcPr>
@@ -501,6 +388,9 @@
             <w:vAlign w:val="center"/>
           </w:tcPr>
           <w:p>
+            <w:pPr>
+              <w:jc w:val="center"/>
+            </w:pPr>
             <w:r>
               <w:rPr>
                 <w:b/>
@@ -558,26 +448,11 @@
             </w:r>
           </w:p>
         </w:tc>
-        <w:tc>
-          <w:tcPr>
-            <w:tcW w:w="2174" w:type="dxa"/>
-            <w:shd w:val="clear" w:color="auto" w:fill="17324D"/>
-            <w:vAlign w:val="center"/>
-          </w:tcPr>
-          <w:p>
-            <w:r>
-              <w:rPr>
-                <w:b/>
-                <w:color w:val="FFFFFF"/>
-              </w:rPr>
-              <w:t>Visible FFT span / threshold</w:t>
-            </w:r>
-          </w:p>
-        </w:tc>
       </w:tr>
       <w:tr>
         <w:trPr>
           <w:trHeight w:val="490"/>
+          <w:jc w:val="center"/>
         </w:trPr>
         <w:tc>
           <w:tcPr>
@@ -586,9 +461,6 @@
           </w:tcPr>
           <w:p>
             <w:r>
-              <w:rPr>
-                <w:b w:val="0"/>
-              </w:rPr>
               <w:t>Sine / 30%</w:t>
             </w:r>
           </w:p>
@@ -598,57 +470,27 @@
             <w:tcW w:w="2174" w:type="dxa"/>
             <w:vAlign w:val="center"/>
           </w:tcPr>
-          <w:p>
-            <w:r>
-              <w:rPr>
-                <w:b w:val="0"/>
-              </w:rPr>
-            </w:r>
-          </w:p>
+          <w:p/>
         </w:tc>
         <w:tc>
           <w:tcPr>
             <w:tcW w:w="2174" w:type="dxa"/>
             <w:vAlign w:val="center"/>
           </w:tcPr>
-          <w:p>
-            <w:r>
-              <w:rPr>
-                <w:b w:val="0"/>
-              </w:rPr>
-            </w:r>
-          </w:p>
+          <w:p/>
         </w:tc>
         <w:tc>
           <w:tcPr>
             <w:tcW w:w="2174" w:type="dxa"/>
             <w:vAlign w:val="center"/>
           </w:tcPr>
-          <w:p>
-            <w:r>
-              <w:rPr>
-                <w:b w:val="0"/>
-              </w:rPr>
-            </w:r>
-          </w:p>
-        </w:tc>
-        <w:tc>
-          <w:tcPr>
-            <w:tcW w:w="2174" w:type="dxa"/>
-            <w:vAlign w:val="center"/>
-          </w:tcPr>
-          <w:p>
-            <w:r>
-              <w:rPr>
-                <w:b w:val="0"/>
-              </w:rPr>
-            </w:r>
-          </w:p>
+          <w:p/>
         </w:tc>
       </w:tr>
       <w:tr>
         <w:trPr>
           <w:trHeight w:val="490"/>
+          <w:jc w:val="center"/>
         </w:trPr>
         <w:tc>
           <w:tcPr>
@@ -658,9 +500,6 @@
           </w:tcPr>
           <w:p>
             <w:r>
-              <w:rPr>
-                <w:b w:val="0"/>
-              </w:rPr>
               <w:t>Sine / 80%</w:t>
             </w:r>
           </w:p>
@@ -671,13 +510,7 @@
             <w:shd w:val="clear" w:color="auto" w:fill="EAF2F7"/>
             <w:vAlign w:val="center"/>
           </w:tcPr>
-          <w:p>
-            <w:r>
-              <w:rPr>
-                <w:b w:val="0"/>
-              </w:rPr>
-            </w:r>
-          </w:p>
+          <w:p/>
         </w:tc>
         <w:tc>
           <w:tcPr>
@@ -685,13 +518,7 @@
             <w:shd w:val="clear" w:color="auto" w:fill="EAF2F7"/>
             <w:vAlign w:val="center"/>
           </w:tcPr>
-          <w:p>
-            <w:r>
-              <w:rPr>
-                <w:b w:val="0"/>
-              </w:rPr>
-            </w:r>
-          </w:p>
+          <w:p/>
         </w:tc>
         <w:tc>
           <w:tcPr>
@@ -699,32 +526,13 @@
             <w:shd w:val="clear" w:color="auto" w:fill="EAF2F7"/>
             <w:vAlign w:val="center"/>
           </w:tcPr>
-          <w:p>
-            <w:r>
-              <w:rPr>
-                <w:b w:val="0"/>
-              </w:rPr>
-            </w:r>
-          </w:p>
-        </w:tc>
-        <w:tc>
-          <w:tcPr>
-            <w:tcW w:w="2174" w:type="dxa"/>
-            <w:shd w:val="clear" w:color="auto" w:fill="EAF2F7"/>
-            <w:vAlign w:val="center"/>
-          </w:tcPr>
-          <w:p>
-            <w:r>
-              <w:rPr>
-                <w:b w:val="0"/>
-              </w:rPr>
-            </w:r>
-          </w:p>
+          <w:p/>
         </w:tc>
       </w:tr>
       <w:tr>
         <w:trPr>
           <w:trHeight w:val="490"/>
+          <w:jc w:val="center"/>
         </w:trPr>
         <w:tc>
           <w:tcPr>
@@ -733,9 +541,6 @@
           </w:tcPr>
           <w:p>
             <w:r>
-              <w:rPr>
-                <w:b w:val="0"/>
-              </w:rPr>
               <w:t>Square / 30%</w:t>
             </w:r>
           </w:p>
@@ -745,57 +550,27 @@
             <w:tcW w:w="2174" w:type="dxa"/>
             <w:vAlign w:val="center"/>
           </w:tcPr>
-          <w:p>
-            <w:r>
-              <w:rPr>
-                <w:b w:val="0"/>
-              </w:rPr>
-            </w:r>
-          </w:p>
+          <w:p/>
         </w:tc>
         <w:tc>
           <w:tcPr>
             <w:tcW w:w="2174" w:type="dxa"/>
             <w:vAlign w:val="center"/>
           </w:tcPr>
-          <w:p>
-            <w:r>
-              <w:rPr>
-                <w:b w:val="0"/>
-              </w:rPr>
-            </w:r>
-          </w:p>
+          <w:p/>
         </w:tc>
         <w:tc>
           <w:tcPr>
             <w:tcW w:w="2174" w:type="dxa"/>
             <w:vAlign w:val="center"/>
           </w:tcPr>
-          <w:p>
-            <w:r>
-              <w:rPr>
-                <w:b w:val="0"/>
-              </w:rPr>
-            </w:r>
-          </w:p>
-        </w:tc>
-        <w:tc>
-          <w:tcPr>
-            <w:tcW w:w="2174" w:type="dxa"/>
-            <w:vAlign w:val="center"/>
-          </w:tcPr>
-          <w:p>
-            <w:r>
-              <w:rPr>
-                <w:b w:val="0"/>
-              </w:rPr>
-            </w:r>
-          </w:p>
+          <w:p/>
         </w:tc>
       </w:tr>
       <w:tr>
         <w:trPr>
           <w:trHeight w:val="490"/>
+          <w:jc w:val="center"/>
         </w:trPr>
         <w:tc>
           <w:tcPr>
@@ -804,9 +579,6 @@
           </w:tcPr>
           <w:p>
             <w:r>
-              <w:rPr>
-                <w:b w:val="0"/>
-              </w:rPr>
               <w:t>Triangle / 30%</w:t>
             </w:r>
           </w:p>
@@ -816,57 +588,27 @@
             <w:tcW w:w="2174" w:type="dxa"/>
             <w:vAlign w:val="center"/>
           </w:tcPr>
-          <w:p>
-            <w:r>
-              <w:rPr>
-                <w:b w:val="0"/>
-              </w:rPr>
-            </w:r>
-          </w:p>
+          <w:p/>
         </w:tc>
         <w:tc>
           <w:tcPr>
             <w:tcW w:w="2174" w:type="dxa"/>
             <w:vAlign w:val="center"/>
           </w:tcPr>
-          <w:p>
-            <w:r>
-              <w:rPr>
-                <w:b w:val="0"/>
-              </w:rPr>
-            </w:r>
-          </w:p>
+          <w:p/>
         </w:tc>
         <w:tc>
           <w:tcPr>
             <w:tcW w:w="2174" w:type="dxa"/>
             <w:vAlign w:val="center"/>
           </w:tcPr>
-          <w:p>
-            <w:r>
-              <w:rPr>
-                <w:b w:val="0"/>
-              </w:rPr>
-            </w:r>
-          </w:p>
-        </w:tc>
-        <w:tc>
-          <w:tcPr>
-            <w:tcW w:w="2174" w:type="dxa"/>
-            <w:vAlign w:val="center"/>
-          </w:tcPr>
-          <w:p>
-            <w:r>
-              <w:rPr>
-                <w:b w:val="0"/>
-              </w:rPr>
-            </w:r>
-          </w:p>
+          <w:p/>
         </w:tc>
       </w:tr>
       <w:tr>
         <w:trPr>
           <w:trHeight w:val="490"/>
+          <w:jc w:val="center"/>
         </w:trPr>
         <w:tc>
           <w:tcPr>
@@ -875,9 +617,6 @@
           </w:tcPr>
           <w:p>
             <w:r>
-              <w:rPr>
-                <w:b w:val="0"/>
-              </w:rPr>
               <w:t>Pulse / 30%</w:t>
             </w:r>
           </w:p>
@@ -887,55 +626,33 @@
             <w:tcW w:w="2174" w:type="dxa"/>
             <w:vAlign w:val="center"/>
           </w:tcPr>
-          <w:p>
-            <w:r>
-              <w:rPr>
-                <w:b w:val="0"/>
-              </w:rPr>
-            </w:r>
-          </w:p>
+          <w:p/>
         </w:tc>
         <w:tc>
           <w:tcPr>
             <w:tcW w:w="2174" w:type="dxa"/>
             <w:vAlign w:val="center"/>
           </w:tcPr>
-          <w:p>
-            <w:r>
-              <w:rPr>
-                <w:b w:val="0"/>
-              </w:rPr>
-            </w:r>
-          </w:p>
+          <w:p/>
         </w:tc>
         <w:tc>
           <w:tcPr>
             <w:tcW w:w="2174" w:type="dxa"/>
             <w:vAlign w:val="center"/>
           </w:tcPr>
-          <w:p>
-            <w:r>
-              <w:rPr>
-                <w:b w:val="0"/>
-              </w:rPr>
-            </w:r>
-          </w:p>
-        </w:tc>
-        <w:tc>
-          <w:tcPr>
-            <w:tcW w:w="2174" w:type="dxa"/>
-            <w:vAlign w:val="center"/>
-          </w:tcPr>
-          <w:p>
-            <w:r>
-              <w:rPr>
-                <w:b w:val="0"/>
-              </w:rPr>
-            </w:r>
-          </w:p>
+          <w:p/>
         </w:tc>
       </w:tr>
     </w:tbl>
+    <w:p>
+      <w:pPr>
+        <w:spacing w:after="200"/>
+        <w:rPr>
+          <w:i/>
+          <w:iCs/>
+        </w:rPr>
+      </w:pPr>
+    </w:p>
     <w:p>
       <w:pPr>
         <w:spacing w:after="200"/>
@@ -949,7 +666,7 @@
           <w:i/>
           <w:iCs/>
         </w:rPr>
-        <w:t>Use the checked FG2 settings from Table 1. Show one measured depth calculation and the sine-message bandwidth calculation (2 fm). At +/-2.5 V, expect about 15% actual depth for a 30% setting and 40% for 80%; use your measured values. Compare all four message envelopes and spectra at the 30% setting. Non-sine messages can have extra sidebands: do not treat 2 x repetition rate as their full bandwidth.</w:t>
+        <w:t>Compare all four message envelopes and spectra at the 30% setting. Non-sine messages can have extra sidebands: do not treat 2 x repetition rate as their full bandwidth.</w:t>
       </w:r>
     </w:p>
     <w:p>
@@ -967,20 +684,18 @@
         <w:pStyle w:val="Heading1"/>
       </w:pPr>
       <w:r>
+        <w:lastRenderedPageBreak/>
         <w:t>Table 3 - Part 1 FM Measurements (20)</w:t>
-      </w:r>
-      <w:r>
-        <w:t xml:space="preserve"/>
       </w:r>
     </w:p>
     <w:tbl>
       <w:tblPr>
         <w:tblStyle w:val="TableGrid"/>
         <w:tblW w:w="0" w:type="auto"/>
+        <w:jc w:val="center"/>
         <w:tblLook w:val="04A0" w:firstRow="1" w:lastRow="0" w:firstColumn="1" w:lastColumn="0" w:noHBand="0" w:noVBand="1"/>
       </w:tblPr>
       <w:tblGrid>
-        <w:gridCol w:w="2174"/>
         <w:gridCol w:w="2174"/>
         <w:gridCol w:w="2174"/>
         <w:gridCol w:w="2174"/>
@@ -990,6 +705,7 @@
         <w:trPr>
           <w:trHeight w:val="432"/>
           <w:tblHeader/>
+          <w:jc w:val="center"/>
         </w:trPr>
         <w:tc>
           <w:tcPr>
@@ -1055,26 +771,11 @@
             </w:r>
           </w:p>
         </w:tc>
-        <w:tc>
-          <w:tcPr>
-            <w:tcW w:w="2174" w:type="dxa"/>
-            <w:shd w:val="clear" w:color="auto" w:fill="17324D"/>
-            <w:vAlign w:val="center"/>
-          </w:tcPr>
-          <w:p>
-            <w:r>
-              <w:rPr>
-                <w:b/>
-                <w:color w:val="FFFFFF"/>
-              </w:rPr>
-              <w:t>Visible FFT span / threshold</w:t>
-            </w:r>
-          </w:p>
-        </w:tc>
       </w:tr>
       <w:tr>
         <w:trPr>
           <w:trHeight w:val="490"/>
+          <w:jc w:val="center"/>
         </w:trPr>
         <w:tc>
           <w:tcPr>
@@ -1083,9 +784,6 @@
           </w:tcPr>
           <w:p>
             <w:r>
-              <w:rPr>
-                <w:b w:val="0"/>
-              </w:rPr>
               <w:t>Sine / 4 kHz</w:t>
             </w:r>
           </w:p>
@@ -1095,57 +793,27 @@
             <w:tcW w:w="2174" w:type="dxa"/>
             <w:vAlign w:val="center"/>
           </w:tcPr>
-          <w:p>
-            <w:r>
-              <w:rPr>
-                <w:b w:val="0"/>
-              </w:rPr>
-            </w:r>
-          </w:p>
+          <w:p/>
         </w:tc>
         <w:tc>
           <w:tcPr>
             <w:tcW w:w="2174" w:type="dxa"/>
             <w:vAlign w:val="center"/>
           </w:tcPr>
-          <w:p>
-            <w:r>
-              <w:rPr>
-                <w:b w:val="0"/>
-              </w:rPr>
-            </w:r>
-          </w:p>
+          <w:p/>
         </w:tc>
         <w:tc>
           <w:tcPr>
             <w:tcW w:w="2174" w:type="dxa"/>
             <w:vAlign w:val="center"/>
           </w:tcPr>
-          <w:p>
-            <w:r>
-              <w:rPr>
-                <w:b w:val="0"/>
-              </w:rPr>
-            </w:r>
-          </w:p>
-        </w:tc>
-        <w:tc>
-          <w:tcPr>
-            <w:tcW w:w="2174" w:type="dxa"/>
-            <w:vAlign w:val="center"/>
-          </w:tcPr>
-          <w:p>
-            <w:r>
-              <w:rPr>
-                <w:b w:val="0"/>
-              </w:rPr>
-            </w:r>
-          </w:p>
+          <w:p/>
         </w:tc>
       </w:tr>
       <w:tr>
         <w:trPr>
           <w:trHeight w:val="490"/>
+          <w:jc w:val="center"/>
         </w:trPr>
         <w:tc>
           <w:tcPr>
@@ -1155,9 +823,6 @@
           </w:tcPr>
           <w:p>
             <w:r>
-              <w:rPr>
-                <w:b w:val="0"/>
-              </w:rPr>
               <w:t>Sine / 10 kHz</w:t>
             </w:r>
           </w:p>
@@ -1168,13 +833,7 @@
             <w:shd w:val="clear" w:color="auto" w:fill="EAF2F7"/>
             <w:vAlign w:val="center"/>
           </w:tcPr>
-          <w:p>
-            <w:r>
-              <w:rPr>
-                <w:b w:val="0"/>
-              </w:rPr>
-            </w:r>
-          </w:p>
+          <w:p/>
         </w:tc>
         <w:tc>
           <w:tcPr>
@@ -1182,13 +841,7 @@
             <w:shd w:val="clear" w:color="auto" w:fill="EAF2F7"/>
             <w:vAlign w:val="center"/>
           </w:tcPr>
-          <w:p>
-            <w:r>
-              <w:rPr>
-                <w:b w:val="0"/>
-              </w:rPr>
-            </w:r>
-          </w:p>
+          <w:p/>
         </w:tc>
         <w:tc>
           <w:tcPr>
@@ -1196,32 +849,13 @@
             <w:shd w:val="clear" w:color="auto" w:fill="EAF2F7"/>
             <w:vAlign w:val="center"/>
           </w:tcPr>
-          <w:p>
-            <w:r>
-              <w:rPr>
-                <w:b w:val="0"/>
-              </w:rPr>
-            </w:r>
-          </w:p>
-        </w:tc>
-        <w:tc>
-          <w:tcPr>
-            <w:tcW w:w="2174" w:type="dxa"/>
-            <w:shd w:val="clear" w:color="auto" w:fill="EAF2F7"/>
-            <w:vAlign w:val="center"/>
-          </w:tcPr>
-          <w:p>
-            <w:r>
-              <w:rPr>
-                <w:b w:val="0"/>
-              </w:rPr>
-            </w:r>
-          </w:p>
+          <w:p/>
         </w:tc>
       </w:tr>
       <w:tr>
         <w:trPr>
           <w:trHeight w:val="490"/>
+          <w:jc w:val="center"/>
         </w:trPr>
         <w:tc>
           <w:tcPr>
@@ -1230,9 +864,6 @@
           </w:tcPr>
           <w:p>
             <w:r>
-              <w:rPr>
-                <w:b w:val="0"/>
-              </w:rPr>
               <w:t>Square / 4 kHz</w:t>
             </w:r>
           </w:p>
@@ -1242,57 +873,27 @@
             <w:tcW w:w="2174" w:type="dxa"/>
             <w:vAlign w:val="center"/>
           </w:tcPr>
-          <w:p>
-            <w:r>
-              <w:rPr>
-                <w:b w:val="0"/>
-              </w:rPr>
-            </w:r>
-          </w:p>
+          <w:p/>
         </w:tc>
         <w:tc>
           <w:tcPr>
             <w:tcW w:w="2174" w:type="dxa"/>
             <w:vAlign w:val="center"/>
           </w:tcPr>
-          <w:p>
-            <w:r>
-              <w:rPr>
-                <w:b w:val="0"/>
-              </w:rPr>
-            </w:r>
-          </w:p>
+          <w:p/>
         </w:tc>
         <w:tc>
           <w:tcPr>
             <w:tcW w:w="2174" w:type="dxa"/>
             <w:vAlign w:val="center"/>
           </w:tcPr>
-          <w:p>
-            <w:r>
-              <w:rPr>
-                <w:b w:val="0"/>
-              </w:rPr>
-            </w:r>
-          </w:p>
-        </w:tc>
-        <w:tc>
-          <w:tcPr>
-            <w:tcW w:w="2174" w:type="dxa"/>
-            <w:vAlign w:val="center"/>
-          </w:tcPr>
-          <w:p>
-            <w:r>
-              <w:rPr>
-                <w:b w:val="0"/>
-              </w:rPr>
-            </w:r>
-          </w:p>
+          <w:p/>
         </w:tc>
       </w:tr>
       <w:tr>
         <w:trPr>
           <w:trHeight w:val="490"/>
+          <w:jc w:val="center"/>
         </w:trPr>
         <w:tc>
           <w:tcPr>
@@ -1301,9 +902,6 @@
           </w:tcPr>
           <w:p>
             <w:r>
-              <w:rPr>
-                <w:b w:val="0"/>
-              </w:rPr>
               <w:t>Triangle / 4 kHz</w:t>
             </w:r>
           </w:p>
@@ -1313,57 +911,27 @@
             <w:tcW w:w="2174" w:type="dxa"/>
             <w:vAlign w:val="center"/>
           </w:tcPr>
-          <w:p>
-            <w:r>
-              <w:rPr>
-                <w:b w:val="0"/>
-              </w:rPr>
-            </w:r>
-          </w:p>
+          <w:p/>
         </w:tc>
         <w:tc>
           <w:tcPr>
             <w:tcW w:w="2174" w:type="dxa"/>
             <w:vAlign w:val="center"/>
           </w:tcPr>
-          <w:p>
-            <w:r>
-              <w:rPr>
-                <w:b w:val="0"/>
-              </w:rPr>
-            </w:r>
-          </w:p>
+          <w:p/>
         </w:tc>
         <w:tc>
           <w:tcPr>
             <w:tcW w:w="2174" w:type="dxa"/>
             <w:vAlign w:val="center"/>
           </w:tcPr>
-          <w:p>
-            <w:r>
-              <w:rPr>
-                <w:b w:val="0"/>
-              </w:rPr>
-            </w:r>
-          </w:p>
-        </w:tc>
-        <w:tc>
-          <w:tcPr>
-            <w:tcW w:w="2174" w:type="dxa"/>
-            <w:vAlign w:val="center"/>
-          </w:tcPr>
-          <w:p>
-            <w:r>
-              <w:rPr>
-                <w:b w:val="0"/>
-              </w:rPr>
-            </w:r>
-          </w:p>
+          <w:p/>
         </w:tc>
       </w:tr>
       <w:tr>
         <w:trPr>
           <w:trHeight w:val="490"/>
+          <w:jc w:val="center"/>
         </w:trPr>
         <w:tc>
           <w:tcPr>
@@ -1372,9 +940,6 @@
           </w:tcPr>
           <w:p>
             <w:r>
-              <w:rPr>
-                <w:b w:val="0"/>
-              </w:rPr>
               <w:t>Pulse / 4 kHz</w:t>
             </w:r>
           </w:p>
@@ -1384,52 +949,21 @@
             <w:tcW w:w="2174" w:type="dxa"/>
             <w:vAlign w:val="center"/>
           </w:tcPr>
-          <w:p>
-            <w:r>
-              <w:rPr>
-                <w:b w:val="0"/>
-              </w:rPr>
-            </w:r>
-          </w:p>
+          <w:p/>
         </w:tc>
         <w:tc>
           <w:tcPr>
             <w:tcW w:w="2174" w:type="dxa"/>
             <w:vAlign w:val="center"/>
           </w:tcPr>
-          <w:p>
-            <w:r>
-              <w:rPr>
-                <w:b w:val="0"/>
-              </w:rPr>
-            </w:r>
-          </w:p>
+          <w:p/>
         </w:tc>
         <w:tc>
           <w:tcPr>
             <w:tcW w:w="2174" w:type="dxa"/>
             <w:vAlign w:val="center"/>
           </w:tcPr>
-          <w:p>
-            <w:r>
-              <w:rPr>
-                <w:b w:val="0"/>
-              </w:rPr>
-            </w:r>
-          </w:p>
-        </w:tc>
-        <w:tc>
-          <w:tcPr>
-            <w:tcW w:w="2174" w:type="dxa"/>
-            <w:vAlign w:val="center"/>
-          </w:tcPr>
-          <w:p>
-            <w:r>
-              <w:rPr>
-                <w:b w:val="0"/>
-              </w:rPr>
-            </w:r>
-          </w:p>
+          <w:p/>
         </w:tc>
       </w:tr>
     </w:tbl>
@@ -1446,7 +980,23 @@
           <w:i/>
           <w:iCs/>
         </w:rPr>
-        <w:t>Estimate actual deviation = FG1 deviation setting x measured message peak voltage / 5 V. At +/-2.5 V, the sine estimates are 2 and 5 kHz. Show both sine beta and Carson calculations using these actual estimates and the measured message frequency. Write N/A for sine-only calculations in the square, triangle, and pulse rows; compare their time traces and FFTs instead. Keep one threshold for visible span, which need not equal Carson bandwidth. Note any average-frequency shift with the 25% pulse.</w:t>
+        <w:t>Estimate actual deviation = FG1 deviation setting x measured message peak voltage / 5 V.</w:t>
+      </w:r>
+    </w:p>
+    <w:p>
+      <w:pPr>
+        <w:spacing w:after="200"/>
+        <w:rPr>
+          <w:i/>
+          <w:iCs/>
+        </w:rPr>
+      </w:pPr>
+      <w:r>
+        <w:rPr>
+          <w:i/>
+          <w:iCs/>
+        </w:rPr>
+        <w:t>At +/-2.5 V, the sine estimates are 2 and 5 kHz. Show both sine beta and Carson calculations using these actual estimates and the measured message frequency. Write N/A for sine-only calculations in the square, triangle, and pulse rows; compare their time traces and FFTs instead. Keep one threshold for visible span, which need not equal Carson bandwidth. Note any average-frequency shift with the 25% pulse.</w:t>
       </w:r>
     </w:p>
     <w:p>
@@ -1464,21 +1014,19 @@
         <w:pStyle w:val="Heading1"/>
       </w:pPr>
       <w:r>
+        <w:lastRenderedPageBreak/>
         <w:t>Table 4 - Part 2 Message Recovery (20)</w:t>
       </w:r>
-      <w:r>
-        <w:t xml:space="preserve"/>
-      </w:r>
     </w:p>
+    <w:p/>
     <w:tbl>
       <w:tblPr>
         <w:tblStyle w:val="TableGrid"/>
         <w:tblW w:w="0" w:type="auto"/>
+        <w:jc w:val="center"/>
         <w:tblLook w:val="04A0" w:firstRow="1" w:lastRow="0" w:firstColumn="1" w:lastColumn="0" w:noHBand="0" w:noVBand="1"/>
       </w:tblPr>
       <w:tblGrid>
-        <w:gridCol w:w="2174"/>
-        <w:gridCol w:w="2174"/>
         <w:gridCol w:w="2174"/>
         <w:gridCol w:w="2174"/>
         <w:gridCol w:w="2174"/>
@@ -1487,6 +1035,7 @@
         <w:trPr>
           <w:trHeight w:val="432"/>
           <w:tblHeader/>
+          <w:jc w:val="center"/>
         </w:trPr>
         <w:tc>
           <w:tcPr>
@@ -1532,38 +1081,6 @@
                 <w:b/>
                 <w:color w:val="FFFFFF"/>
               </w:rPr>
-              <w:t>Mode / gain</w:t>
-            </w:r>
-          </w:p>
-        </w:tc>
-        <w:tc>
-          <w:tcPr>
-            <w:tcW w:w="2174" w:type="dxa"/>
-            <w:shd w:val="clear" w:color="auto" w:fill="17324D"/>
-            <w:vAlign w:val="center"/>
-          </w:tcPr>
-          <w:p>
-            <w:r>
-              <w:rPr>
-                <w:b/>
-                <w:color w:val="FFFFFF"/>
-              </w:rPr>
-              <w:t>Filter width</w:t>
-            </w:r>
-          </w:p>
-        </w:tc>
-        <w:tc>
-          <w:tcPr>
-            <w:tcW w:w="2174" w:type="dxa"/>
-            <w:shd w:val="clear" w:color="auto" w:fill="17324D"/>
-            <w:vAlign w:val="center"/>
-          </w:tcPr>
-          <w:p>
-            <w:r>
-              <w:rPr>
-                <w:b/>
-                <w:color w:val="FFFFFF"/>
-              </w:rPr>
               <w:t>Recovered message</w:t>
             </w:r>
           </w:p>
@@ -1572,6 +1089,7 @@
       <w:tr>
         <w:trPr>
           <w:trHeight w:val="490"/>
+          <w:jc w:val="center"/>
         </w:trPr>
         <w:tc>
           <w:tcPr>
@@ -1580,9 +1098,6 @@
           </w:tcPr>
           <w:p>
             <w:r>
-              <w:rPr>
-                <w:b w:val="0"/>
-              </w:rPr>
               <w:t>FM / antenna</w:t>
             </w:r>
           </w:p>
@@ -1592,57 +1107,20 @@
             <w:tcW w:w="2174" w:type="dxa"/>
             <w:vAlign w:val="center"/>
           </w:tcPr>
-          <w:p>
-            <w:r>
-              <w:rPr>
-                <w:b w:val="0"/>
-              </w:rPr>
-            </w:r>
-          </w:p>
+          <w:p/>
         </w:tc>
         <w:tc>
           <w:tcPr>
             <w:tcW w:w="2174" w:type="dxa"/>
             <w:vAlign w:val="center"/>
           </w:tcPr>
-          <w:p>
-            <w:r>
-              <w:rPr>
-                <w:b w:val="0"/>
-              </w:rPr>
-            </w:r>
-          </w:p>
-        </w:tc>
-        <w:tc>
-          <w:tcPr>
-            <w:tcW w:w="2174" w:type="dxa"/>
-            <w:vAlign w:val="center"/>
-          </w:tcPr>
-          <w:p>
-            <w:r>
-              <w:rPr>
-                <w:b w:val="0"/>
-              </w:rPr>
-            </w:r>
-          </w:p>
-        </w:tc>
-        <w:tc>
-          <w:tcPr>
-            <w:tcW w:w="2174" w:type="dxa"/>
-            <w:vAlign w:val="center"/>
-          </w:tcPr>
-          <w:p>
-            <w:r>
-              <w:rPr>
-                <w:b w:val="0"/>
-              </w:rPr>
-            </w:r>
-          </w:p>
+          <w:p/>
         </w:tc>
       </w:tr>
       <w:tr>
         <w:trPr>
           <w:trHeight w:val="490"/>
+          <w:jc w:val="center"/>
         </w:trPr>
         <w:tc>
           <w:tcPr>
@@ -1652,9 +1130,6 @@
           </w:tcPr>
           <w:p>
             <w:r>
-              <w:rPr>
-                <w:b w:val="0"/>
-              </w:rPr>
               <w:t>AM / coax</w:t>
             </w:r>
           </w:p>
@@ -1665,13 +1140,7 @@
             <w:shd w:val="clear" w:color="auto" w:fill="EAF2F7"/>
             <w:vAlign w:val="center"/>
           </w:tcPr>
-          <w:p>
-            <w:r>
-              <w:rPr>
-                <w:b w:val="0"/>
-              </w:rPr>
-            </w:r>
-          </w:p>
+          <w:p/>
         </w:tc>
         <w:tc>
           <w:tcPr>
@@ -1679,44 +1148,19 @@
             <w:shd w:val="clear" w:color="auto" w:fill="EAF2F7"/>
             <w:vAlign w:val="center"/>
           </w:tcPr>
-          <w:p>
-            <w:r>
-              <w:rPr>
-                <w:b w:val="0"/>
-              </w:rPr>
-            </w:r>
-          </w:p>
-        </w:tc>
-        <w:tc>
-          <w:tcPr>
-            <w:tcW w:w="2174" w:type="dxa"/>
-            <w:shd w:val="clear" w:color="auto" w:fill="EAF2F7"/>
-            <w:vAlign w:val="center"/>
-          </w:tcPr>
-          <w:p>
-            <w:r>
-              <w:rPr>
-                <w:b w:val="0"/>
-              </w:rPr>
-            </w:r>
-          </w:p>
-        </w:tc>
-        <w:tc>
-          <w:tcPr>
-            <w:tcW w:w="2174" w:type="dxa"/>
-            <w:shd w:val="clear" w:color="auto" w:fill="EAF2F7"/>
-            <w:vAlign w:val="center"/>
-          </w:tcPr>
-          <w:p>
-            <w:r>
-              <w:rPr>
-                <w:b w:val="0"/>
-              </w:rPr>
-            </w:r>
-          </w:p>
+          <w:p/>
         </w:tc>
       </w:tr>
     </w:tbl>
+    <w:p>
+      <w:pPr>
+        <w:spacing w:after="200"/>
+        <w:rPr>
+          <w:i/>
+          <w:iCs/>
+        </w:rPr>
+      </w:pPr>
+    </w:p>
     <w:p>
       <w:pPr>
         <w:spacing w:after="200"/>
@@ -1730,7 +1174,7 @@
           <w:i/>
           <w:iCs/>
         </w:rPr>
-        <w:t>Record each scope carrier estimate and FFT resolution, then compare with the SDR tuned frequency. Filter-width test: name the station and record baseline, narrower, and restored widths with units and audio clarity. Did restoring the width restore the sound?</w:t>
+        <w:t xml:space="preserve">Record each scope carrier estimate and FFT resolution, then compare with the SDR tuned frequency. </w:t>
       </w:r>
     </w:p>
     <w:p>
@@ -1748,10 +1192,8 @@
         <w:pStyle w:val="Heading1"/>
       </w:pPr>
       <w:r>
+        <w:lastRenderedPageBreak/>
         <w:t>Evidence (15)</w:t>
-      </w:r>
-      <w:r>
-        <w:t xml:space="preserve"/>
       </w:r>
     </w:p>
     <w:p>
@@ -1775,11 +1217,23 @@
     <w:p>
       <w:r>
         <w:br/>
+      </w:r>
+      <w:r>
         <w:br/>
+      </w:r>
+      <w:r>
         <w:br/>
+      </w:r>
+      <w:r>
         <w:br/>
+      </w:r>
+      <w:r>
         <w:br/>
+      </w:r>
+      <w:r>
         <w:br/>
+      </w:r>
+      <w:r>
         <w:br/>
       </w:r>
     </w:p>
@@ -1799,11 +1253,23 @@
     <w:p>
       <w:r>
         <w:br/>
+      </w:r>
+      <w:r>
         <w:br/>
+      </w:r>
+      <w:r>
         <w:br/>
+      </w:r>
+      <w:r>
         <w:br/>
+      </w:r>
+      <w:r>
         <w:br/>
+      </w:r>
+      <w:r>
         <w:br/>
+      </w:r>
+      <w:r>
         <w:br/>
       </w:r>
     </w:p>
@@ -1823,11 +1289,23 @@
     <w:p>
       <w:r>
         <w:br/>
+      </w:r>
+      <w:r>
         <w:br/>
+      </w:r>
+      <w:r>
         <w:br/>
+      </w:r>
+      <w:r>
         <w:br/>
+      </w:r>
+      <w:r>
         <w:br/>
+      </w:r>
+      <w:r>
         <w:br/>
+      </w:r>
+      <w:r>
         <w:br/>
       </w:r>
     </w:p>
@@ -1847,11 +1325,24 @@
     <w:p>
       <w:r>
         <w:br/>
+      </w:r>
+      <w:r>
         <w:br/>
+      </w:r>
+      <w:r>
         <w:br/>
+      </w:r>
+      <w:r>
         <w:br/>
+      </w:r>
+      <w:r>
         <w:br/>
+      </w:r>
+      <w:r>
+        <w:lastRenderedPageBreak/>
         <w:br/>
+      </w:r>
+      <w:r>
         <w:br/>
       </w:r>
     </w:p>
@@ -1865,10 +1356,8 @@
         <w:pStyle w:val="Heading1"/>
       </w:pPr>
       <w:r>
+        <w:lastRenderedPageBreak/>
         <w:t>Conclusion (15)</w:t>
-      </w:r>
-      <w:r>
-        <w:t xml:space="preserve"/>
       </w:r>
     </w:p>
     <w:p>
@@ -1883,42 +1372,7 @@
           <w:i/>
           <w:iCs/>
         </w:rPr>
-        <w:t xml:space="preserve">Give a summary of what you did and learned. In addition, answer these questions:</w:t>
-      </w:r>
-      <w:r>
-        <w:rPr>
-          <w:i/>
-          <w:iCs/>
-        </w:rPr>
-        <w:t/>
-      </w:r>
-      <w:r>
-        <w:rPr>
-          <w:i/>
-          <w:iCs/>
-        </w:rPr>
-        <w:t xml:space="preserve"/>
-      </w:r>
-      <w:r>
-        <w:rPr>
-          <w:i/>
-          <w:iCs/>
-        </w:rPr>
-        <w:t xml:space="preserve"/>
-      </w:r>
-      <w:r>
-        <w:rPr>
-          <w:i/>
-          <w:iCs/>
-        </w:rPr>
-        <w:t/>
-      </w:r>
-      <w:r>
-        <w:rPr>
-          <w:i/>
-          <w:iCs/>
-        </w:rPr>
-        <w:t xml:space="preserve"/>
+        <w:t>Give a summary of what you did and learned. In addition, answer these questions:</w:t>
       </w:r>
     </w:p>
     <w:p>
@@ -1938,14 +1392,7 @@
           <w:i/>
           <w:iCs/>
         </w:rPr>
-        <w:t xml:space="preserve">How did changing the message from sine to square, triangle, or pulse change the AM envelope and FM cycle spacing or spectrum?</w:t>
-      </w:r>
-      <w:r>
-        <w:rPr>
-          <w:i/>
-          <w:iCs/>
-        </w:rPr>
-        <w:t/>
+        <w:t>How did changing the message from sine to square, triangle, or pulse change the AM envelope and FM cycle spacing or spectrum?</w:t>
       </w:r>
     </w:p>
     <w:p>
@@ -1965,14 +1412,7 @@
           <w:i/>
           <w:iCs/>
         </w:rPr>
-        <w:t xml:space="preserve">What observable features helped you tell AM and FM apart?</w:t>
-      </w:r>
-      <w:r>
-        <w:rPr>
-          <w:i/>
-          <w:iCs/>
-        </w:rPr>
-        <w:t/>
+        <w:t>What observable features helped you tell AM and FM apart?</w:t>
       </w:r>
     </w:p>
     <w:p>
@@ -1992,68 +1432,14 @@
           <w:i/>
           <w:iCs/>
         </w:rPr>
-        <w:t xml:space="preserve">How did increasing FM deviation change your estimated bandwidth and observed spectrum?</w:t>
+        <w:t>Is modulation a good way of sending messages secretly? Why / why not</w:t>
       </w:r>
       <w:r>
         <w:rPr>
           <w:i/>
           <w:iCs/>
         </w:rPr>
-        <w:t/>
-      </w:r>
-    </w:p>
-    <w:p>
-      <w:pPr>
-        <w:pStyle w:val="ListParagraph"/>
-        <w:numPr>
-          <w:ilvl w:val="0"/>
-          <w:numId w:val="10"/>
-        </w:numPr>
-        <w:rPr>
-          <w:i/>
-          <w:iCs/>
-        </w:rPr>
-      </w:pPr>
-      <w:r>
-        <w:rPr>
-          <w:i/>
-          <w:iCs/>
-        </w:rPr>
-        <w:t xml:space="preserve">What happened when you narrowed and restored the receiver filter, and why?</w:t>
-      </w:r>
-      <w:r>
-        <w:rPr>
-          <w:i/>
-          <w:iCs/>
-        </w:rPr>
-        <w:t/>
-      </w:r>
-    </w:p>
-    <w:p>
-      <w:pPr>
-        <w:pStyle w:val="ListParagraph"/>
-        <w:numPr>
-          <w:ilvl w:val="0"/>
-          <w:numId w:val="10"/>
-        </w:numPr>
-        <w:rPr>
-          <w:i/>
-          <w:iCs/>
-        </w:rPr>
-      </w:pPr>
-      <w:r>
-        <w:rPr>
-          <w:i/>
-          <w:iCs/>
-        </w:rPr>
-        <w:t xml:space="preserve">Why does recovering a message not prove who sent it or whether its contents are trustworthy?</w:t>
-      </w:r>
-      <w:r>
-        <w:rPr>
-          <w:i/>
-          <w:iCs/>
-        </w:rPr>
-        <w:t/>
+        <w:t>?</w:t>
       </w:r>
     </w:p>
     <w:sectPr>
@@ -2069,7 +1455,7 @@
 </file>
 
 <file path=word/endnotes.xml><?xml version="1.0" encoding="utf-8"?>
-<w:endnotes xmlns:wpc="http://schemas.microsoft.com/office/word/2010/wordprocessingCanvas" xmlns:cx="http://schemas.microsoft.com/office/drawing/2014/chartex" xmlns:cx1="http://schemas.microsoft.com/office/drawing/2015/9/8/chartex" xmlns:cx2="http://schemas.microsoft.com/office/drawing/2015/10/21/chartex" xmlns:cx3="http://schemas.microsoft.com/office/drawing/2016/5/9/chartex" xmlns:cx4="http://schemas.microsoft.com/office/drawing/2016/5/10/chartex" xmlns:cx5="http://schemas.microsoft.com/office/drawing/2016/5/11/chartex" xmlns:cx6="http://schemas.microsoft.com/office/drawing/2016/5/12/chartex" xmlns:cx7="http://schemas.microsoft.com/office/drawing/2016/5/13/chartex" xmlns:cx8="http://schemas.microsoft.com/office/drawing/2016/5/14/chartex" xmlns:mc="http://schemas.openxmlformats.org/markup-compatibility/2006" xmlns:aink="http://schemas.microsoft.com/office/drawing/2016/ink" xmlns:am3d="http://schemas.microsoft.com/office/drawing/2017/model3d" xmlns:o="urn:schemas-microsoft-com:office:office" xmlns:oel="http://schemas.microsoft.com/office/2019/extlst" xmlns:r="http://schemas.openxmlformats.org/officeDocument/2006/relationships" xmlns:m="http://schemas.openxmlformats.org/officeDocument/2006/math" xmlns:v="urn:schemas-microsoft-com:vml" xmlns:wp14="http://schemas.microsoft.com/office/word/2010/wordprocessingDrawing" xmlns:wp="http://schemas.openxmlformats.org/drawingml/2006/wordprocessingDrawing" xmlns:w10="urn:schemas-microsoft-com:office:word" xmlns:w="http://schemas.openxmlformats.org/wordprocessingml/2006/main" xmlns:w14="http://schemas.microsoft.com/office/word/2010/wordml" xmlns:w15="http://schemas.microsoft.com/office/word/2012/wordml" xmlns:w16cex="http://schemas.microsoft.com/office/word/2018/wordml/cex" xmlns:w16cid="http://schemas.microsoft.com/office/word/2016/wordml/cid" xmlns:w16="http://schemas.microsoft.com/office/word/2018/wordml" xmlns:w16du="http://schemas.microsoft.com/office/word/2023/wordml/word16du" xmlns:w16sdtdh="http://schemas.microsoft.com/office/word/2020/wordml/sdtdatahash" xmlns:w16sdtfl="http://schemas.microsoft.com/office/word/2024/wordml/sdtformatlock" xmlns:w16se="http://schemas.microsoft.com/office/word/2015/wordml/symex" xmlns:wpg="http://schemas.microsoft.com/office/word/2010/wordprocessingGroup" xmlns:wpi="http://schemas.microsoft.com/office/word/2010/wordprocessingInk" xmlns:wne="http://schemas.microsoft.com/office/word/2006/wordml" xmlns:wps="http://schemas.microsoft.com/office/word/2010/wordprocessingShape" mc:Ignorable="w14 w15 w16se w16cid w16 w16cex w16sdtdh w16sdtfl w16du wp14">
+<w:endnotes xmlns:wpc="http://schemas.microsoft.com/office/word/2010/wordprocessingCanvas" xmlns:cx="http://schemas.microsoft.com/office/drawing/2014/chartex" xmlns:cx1="http://schemas.microsoft.com/office/drawing/2015/9/8/chartex" xmlns:cx2="http://schemas.microsoft.com/office/drawing/2015/10/21/chartex" xmlns:cx3="http://schemas.microsoft.com/office/drawing/2016/5/9/chartex" xmlns:cx4="http://schemas.microsoft.com/office/drawing/2016/5/10/chartex" xmlns:cx5="http://schemas.microsoft.com/office/drawing/2016/5/11/chartex" xmlns:cx6="http://schemas.microsoft.com/office/drawing/2016/5/12/chartex" xmlns:cx7="http://schemas.microsoft.com/office/drawing/2016/5/13/chartex" xmlns:cx8="http://schemas.microsoft.com/office/drawing/2016/5/14/chartex" xmlns:mc="http://schemas.openxmlformats.org/markup-compatibility/2006" xmlns:aink="http://schemas.microsoft.com/office/drawing/2016/ink" xmlns:am3d="http://schemas.microsoft.com/office/drawing/2017/model3d" xmlns:o="urn:schemas-microsoft-com:office:office" xmlns:oel="http://schemas.microsoft.com/office/2019/extlst" xmlns:r="http://schemas.openxmlformats.org/officeDocument/2006/relationships" xmlns:m="http://schemas.openxmlformats.org/officeDocument/2006/math" xmlns:v="urn:schemas-microsoft-com:vml" xmlns:wp14="http://schemas.microsoft.com/office/word/2010/wordprocessingDrawing" xmlns:wp="http://schemas.openxmlformats.org/drawingml/2006/wordprocessingDrawing" xmlns:w10="urn:schemas-microsoft-com:office:word" xmlns:w="http://schemas.openxmlformats.org/wordprocessingml/2006/main" xmlns:w14="http://schemas.microsoft.com/office/word/2010/wordml" xmlns:w15="http://schemas.microsoft.com/office/word/2012/wordml" xmlns:w16cex="http://schemas.microsoft.com/office/word/2018/wordml/cex" xmlns:w16cid="http://schemas.microsoft.com/office/word/2016/wordml/cid" xmlns:w16="http://schemas.microsoft.com/office/word/2018/wordml" xmlns:w16du="http://schemas.microsoft.com/office/word/2023/wordml/word16du" xmlns:w16sdtdh="http://schemas.microsoft.com/office/word/2020/wordml/sdtdatahash" xmlns:w16se="http://schemas.microsoft.com/office/word/2015/wordml/symex" xmlns:wpg="http://schemas.microsoft.com/office/word/2010/wordprocessingGroup" xmlns:wpi="http://schemas.microsoft.com/office/word/2010/wordprocessingInk" xmlns:wne="http://schemas.microsoft.com/office/word/2006/wordml" xmlns:wps="http://schemas.microsoft.com/office/word/2010/wordprocessingShape" mc:Ignorable="w14 w15 w16se w16cid w16 w16cex w16sdtdh w16du wp14">
   <w:endnote w:type="separator" w:id="-1">
     <w:p>
       <w:pPr>
@@ -2094,7 +1480,7 @@
 </file>
 
 <file path=word/footer1.xml><?xml version="1.0" encoding="utf-8"?>
-<w:ftr xmlns:wpc="http://schemas.microsoft.com/office/word/2010/wordprocessingCanvas" xmlns:cx="http://schemas.microsoft.com/office/drawing/2014/chartex" xmlns:cx1="http://schemas.microsoft.com/office/drawing/2015/9/8/chartex" xmlns:cx2="http://schemas.microsoft.com/office/drawing/2015/10/21/chartex" xmlns:cx3="http://schemas.microsoft.com/office/drawing/2016/5/9/chartex" xmlns:cx4="http://schemas.microsoft.com/office/drawing/2016/5/10/chartex" xmlns:cx5="http://schemas.microsoft.com/office/drawing/2016/5/11/chartex" xmlns:cx6="http://schemas.microsoft.com/office/drawing/2016/5/12/chartex" xmlns:cx7="http://schemas.microsoft.com/office/drawing/2016/5/13/chartex" xmlns:cx8="http://schemas.microsoft.com/office/drawing/2016/5/14/chartex" xmlns:mc="http://schemas.openxmlformats.org/markup-compatibility/2006" xmlns:aink="http://schemas.microsoft.com/office/drawing/2016/ink" xmlns:am3d="http://schemas.microsoft.com/office/drawing/2017/model3d" xmlns:o="urn:schemas-microsoft-com:office:office" xmlns:oel="http://schemas.microsoft.com/office/2019/extlst" xmlns:r="http://schemas.openxmlformats.org/officeDocument/2006/relationships" xmlns:m="http://schemas.openxmlformats.org/officeDocument/2006/math" xmlns:v="urn:schemas-microsoft-com:vml" xmlns:wp14="http://schemas.microsoft.com/office/word/2010/wordprocessingDrawing" xmlns:wp="http://schemas.openxmlformats.org/drawingml/2006/wordprocessingDrawing" xmlns:w10="urn:schemas-microsoft-com:office:word" xmlns:w="http://schemas.openxmlformats.org/wordprocessingml/2006/main" xmlns:w14="http://schemas.microsoft.com/office/word/2010/wordml" xmlns:w15="http://schemas.microsoft.com/office/word/2012/wordml" xmlns:w16cex="http://schemas.microsoft.com/office/word/2018/wordml/cex" xmlns:w16cid="http://schemas.microsoft.com/office/word/2016/wordml/cid" xmlns:w16="http://schemas.microsoft.com/office/word/2018/wordml" xmlns:w16du="http://schemas.microsoft.com/office/word/2023/wordml/word16du" xmlns:w16sdtdh="http://schemas.microsoft.com/office/word/2020/wordml/sdtdatahash" xmlns:w16sdtfl="http://schemas.microsoft.com/office/word/2024/wordml/sdtformatlock" xmlns:w16se="http://schemas.microsoft.com/office/word/2015/wordml/symex" xmlns:wpg="http://schemas.microsoft.com/office/word/2010/wordprocessingGroup" xmlns:wpi="http://schemas.microsoft.com/office/word/2010/wordprocessingInk" xmlns:wne="http://schemas.microsoft.com/office/word/2006/wordml" xmlns:wps="http://schemas.microsoft.com/office/word/2010/wordprocessingShape" mc:Ignorable="w14 w15 w16se w16cid w16 w16cex w16sdtdh w16sdtfl w16du wp14">
+<w:ftr xmlns:wpc="http://schemas.microsoft.com/office/word/2010/wordprocessingCanvas" xmlns:cx="http://schemas.microsoft.com/office/drawing/2014/chartex" xmlns:cx1="http://schemas.microsoft.com/office/drawing/2015/9/8/chartex" xmlns:cx2="http://schemas.microsoft.com/office/drawing/2015/10/21/chartex" xmlns:cx3="http://schemas.microsoft.com/office/drawing/2016/5/9/chartex" xmlns:cx4="http://schemas.microsoft.com/office/drawing/2016/5/10/chartex" xmlns:cx5="http://schemas.microsoft.com/office/drawing/2016/5/11/chartex" xmlns:cx6="http://schemas.microsoft.com/office/drawing/2016/5/12/chartex" xmlns:cx7="http://schemas.microsoft.com/office/drawing/2016/5/13/chartex" xmlns:cx8="http://schemas.microsoft.com/office/drawing/2016/5/14/chartex" xmlns:mc="http://schemas.openxmlformats.org/markup-compatibility/2006" xmlns:aink="http://schemas.microsoft.com/office/drawing/2016/ink" xmlns:am3d="http://schemas.microsoft.com/office/drawing/2017/model3d" xmlns:o="urn:schemas-microsoft-com:office:office" xmlns:oel="http://schemas.microsoft.com/office/2019/extlst" xmlns:r="http://schemas.openxmlformats.org/officeDocument/2006/relationships" xmlns:m="http://schemas.openxmlformats.org/officeDocument/2006/math" xmlns:v="urn:schemas-microsoft-com:vml" xmlns:wp14="http://schemas.microsoft.com/office/word/2010/wordprocessingDrawing" xmlns:wp="http://schemas.openxmlformats.org/drawingml/2006/wordprocessingDrawing" xmlns:w10="urn:schemas-microsoft-com:office:word" xmlns:w="http://schemas.openxmlformats.org/wordprocessingml/2006/main" xmlns:w14="http://schemas.microsoft.com/office/word/2010/wordml" xmlns:w15="http://schemas.microsoft.com/office/word/2012/wordml" xmlns:w16cex="http://schemas.microsoft.com/office/word/2018/wordml/cex" xmlns:w16cid="http://schemas.microsoft.com/office/word/2016/wordml/cid" xmlns:w16="http://schemas.microsoft.com/office/word/2018/wordml" xmlns:w16du="http://schemas.microsoft.com/office/word/2023/wordml/word16du" xmlns:w16sdtdh="http://schemas.microsoft.com/office/word/2020/wordml/sdtdatahash" xmlns:w16se="http://schemas.microsoft.com/office/word/2015/wordml/symex" xmlns:wpg="http://schemas.microsoft.com/office/word/2010/wordprocessingGroup" xmlns:wpi="http://schemas.microsoft.com/office/word/2010/wordprocessingInk" xmlns:wne="http://schemas.microsoft.com/office/word/2006/wordml" xmlns:wps="http://schemas.microsoft.com/office/word/2010/wordprocessingShape" mc:Ignorable="w14 w15 w16se w16cid w16 w16cex w16sdtdh w16du wp14">
   <w:p>
     <w:pPr>
       <w:pStyle w:val="Footer"/>
@@ -2126,7 +1512,7 @@
 </file>
 
 <file path=word/footnotes.xml><?xml version="1.0" encoding="utf-8"?>
-<w:footnotes xmlns:wpc="http://schemas.microsoft.com/office/word/2010/wordprocessingCanvas" xmlns:cx="http://schemas.microsoft.com/office/drawing/2014/chartex" xmlns:cx1="http://schemas.microsoft.com/office/drawing/2015/9/8/chartex" xmlns:cx2="http://schemas.microsoft.com/office/drawing/2015/10/21/chartex" xmlns:cx3="http://schemas.microsoft.com/office/drawing/2016/5/9/chartex" xmlns:cx4="http://schemas.microsoft.com/office/drawing/2016/5/10/chartex" xmlns:cx5="http://schemas.microsoft.com/office/drawing/2016/5/11/chartex" xmlns:cx6="http://schemas.microsoft.com/office/drawing/2016/5/12/chartex" xmlns:cx7="http://schemas.microsoft.com/office/drawing/2016/5/13/chartex" xmlns:cx8="http://schemas.microsoft.com/office/drawing/2016/5/14/chartex" xmlns:mc="http://schemas.openxmlformats.org/markup-compatibility/2006" xmlns:aink="http://schemas.microsoft.com/office/drawing/2016/ink" xmlns:am3d="http://schemas.microsoft.com/office/drawing/2017/model3d" xmlns:o="urn:schemas-microsoft-com:office:office" xmlns:oel="http://schemas.microsoft.com/office/2019/extlst" xmlns:r="http://schemas.openxmlformats.org/officeDocument/2006/relationships" xmlns:m="http://schemas.openxmlformats.org/officeDocument/2006/math" xmlns:v="urn:schemas-microsoft-com:vml" xmlns:wp14="http://schemas.microsoft.com/office/word/2010/wordprocessingDrawing" xmlns:wp="http://schemas.openxmlformats.org/drawingml/2006/wordprocessingDrawing" xmlns:w10="urn:schemas-microsoft-com:office:word" xmlns:w="http://schemas.openxmlformats.org/wordprocessingml/2006/main" xmlns:w14="http://schemas.microsoft.com/office/word/2010/wordml" xmlns:w15="http://schemas.microsoft.com/office/word/2012/wordml" xmlns:w16cex="http://schemas.microsoft.com/office/word/2018/wordml/cex" xmlns:w16cid="http://schemas.microsoft.com/office/word/2016/wordml/cid" xmlns:w16="http://schemas.microsoft.com/office/word/2018/wordml" xmlns:w16du="http://schemas.microsoft.com/office/word/2023/wordml/word16du" xmlns:w16sdtdh="http://schemas.microsoft.com/office/word/2020/wordml/sdtdatahash" xmlns:w16sdtfl="http://schemas.microsoft.com/office/word/2024/wordml/sdtformatlock" xmlns:w16se="http://schemas.microsoft.com/office/word/2015/wordml/symex" xmlns:wpg="http://schemas.microsoft.com/office/word/2010/wordprocessingGroup" xmlns:wpi="http://schemas.microsoft.com/office/word/2010/wordprocessingInk" xmlns:wne="http://schemas.microsoft.com/office/word/2006/wordml" xmlns:wps="http://schemas.microsoft.com/office/word/2010/wordprocessingShape" mc:Ignorable="w14 w15 w16se w16cid w16 w16cex w16sdtdh w16sdtfl w16du wp14">
+<w:footnotes xmlns:wpc="http://schemas.microsoft.com/office/word/2010/wordprocessingCanvas" xmlns:cx="http://schemas.microsoft.com/office/drawing/2014/chartex" xmlns:cx1="http://schemas.microsoft.com/office/drawing/2015/9/8/chartex" xmlns:cx2="http://schemas.microsoft.com/office/drawing/2015/10/21/chartex" xmlns:cx3="http://schemas.microsoft.com/office/drawing/2016/5/9/chartex" xmlns:cx4="http://schemas.microsoft.com/office/drawing/2016/5/10/chartex" xmlns:cx5="http://schemas.microsoft.com/office/drawing/2016/5/11/chartex" xmlns:cx6="http://schemas.microsoft.com/office/drawing/2016/5/12/chartex" xmlns:cx7="http://schemas.microsoft.com/office/drawing/2016/5/13/chartex" xmlns:cx8="http://schemas.microsoft.com/office/drawing/2016/5/14/chartex" xmlns:mc="http://schemas.openxmlformats.org/markup-compatibility/2006" xmlns:aink="http://schemas.microsoft.com/office/drawing/2016/ink" xmlns:am3d="http://schemas.microsoft.com/office/drawing/2017/model3d" xmlns:o="urn:schemas-microsoft-com:office:office" xmlns:oel="http://schemas.microsoft.com/office/2019/extlst" xmlns:r="http://schemas.openxmlformats.org/officeDocument/2006/relationships" xmlns:m="http://schemas.openxmlformats.org/officeDocument/2006/math" xmlns:v="urn:schemas-microsoft-com:vml" xmlns:wp14="http://schemas.microsoft.com/office/word/2010/wordprocessingDrawing" xmlns:wp="http://schemas.openxmlformats.org/drawingml/2006/wordprocessingDrawing" xmlns:w10="urn:schemas-microsoft-com:office:word" xmlns:w="http://schemas.openxmlformats.org/wordprocessingml/2006/main" xmlns:w14="http://schemas.microsoft.com/office/word/2010/wordml" xmlns:w15="http://schemas.microsoft.com/office/word/2012/wordml" xmlns:w16cex="http://schemas.microsoft.com/office/word/2018/wordml/cex" xmlns:w16cid="http://schemas.microsoft.com/office/word/2016/wordml/cid" xmlns:w16="http://schemas.microsoft.com/office/word/2018/wordml" xmlns:w16du="http://schemas.microsoft.com/office/word/2023/wordml/word16du" xmlns:w16sdtdh="http://schemas.microsoft.com/office/word/2020/wordml/sdtdatahash" xmlns:w16se="http://schemas.microsoft.com/office/word/2015/wordml/symex" xmlns:wpg="http://schemas.microsoft.com/office/word/2010/wordprocessingGroup" xmlns:wpi="http://schemas.microsoft.com/office/word/2010/wordprocessingInk" xmlns:wne="http://schemas.microsoft.com/office/word/2006/wordml" xmlns:wps="http://schemas.microsoft.com/office/word/2010/wordprocessingShape" mc:Ignorable="w14 w15 w16se w16cid w16 w16cex w16sdtdh w16du wp14">
   <w:footnote w:type="separator" w:id="-1">
     <w:p>
       <w:pPr>
@@ -2151,7 +1537,7 @@
 </file>
 
 <file path=word/header1.xml><?xml version="1.0" encoding="utf-8"?>
-<w:hdr xmlns:wpc="http://schemas.microsoft.com/office/word/2010/wordprocessingCanvas" xmlns:cx="http://schemas.microsoft.com/office/drawing/2014/chartex" xmlns:cx1="http://schemas.microsoft.com/office/drawing/2015/9/8/chartex" xmlns:cx2="http://schemas.microsoft.com/office/drawing/2015/10/21/chartex" xmlns:cx3="http://schemas.microsoft.com/office/drawing/2016/5/9/chartex" xmlns:cx4="http://schemas.microsoft.com/office/drawing/2016/5/10/chartex" xmlns:cx5="http://schemas.microsoft.com/office/drawing/2016/5/11/chartex" xmlns:cx6="http://schemas.microsoft.com/office/drawing/2016/5/12/chartex" xmlns:cx7="http://schemas.microsoft.com/office/drawing/2016/5/13/chartex" xmlns:cx8="http://schemas.microsoft.com/office/drawing/2016/5/14/chartex" xmlns:mc="http://schemas.openxmlformats.org/markup-compatibility/2006" xmlns:aink="http://schemas.microsoft.com/office/drawing/2016/ink" xmlns:am3d="http://schemas.microsoft.com/office/drawing/2017/model3d" xmlns:o="urn:schemas-microsoft-com:office:office" xmlns:oel="http://schemas.microsoft.com/office/2019/extlst" xmlns:r="http://schemas.openxmlformats.org/officeDocument/2006/relationships" xmlns:m="http://schemas.openxmlformats.org/officeDocument/2006/math" xmlns:v="urn:schemas-microsoft-com:vml" xmlns:wp14="http://schemas.microsoft.com/office/word/2010/wordprocessingDrawing" xmlns:wp="http://schemas.openxmlformats.org/drawingml/2006/wordprocessingDrawing" xmlns:w10="urn:schemas-microsoft-com:office:word" xmlns:w="http://schemas.openxmlformats.org/wordprocessingml/2006/main" xmlns:w14="http://schemas.microsoft.com/office/word/2010/wordml" xmlns:w15="http://schemas.microsoft.com/office/word/2012/wordml" xmlns:w16cex="http://schemas.microsoft.com/office/word/2018/wordml/cex" xmlns:w16cid="http://schemas.microsoft.com/office/word/2016/wordml/cid" xmlns:w16="http://schemas.microsoft.com/office/word/2018/wordml" xmlns:w16du="http://schemas.microsoft.com/office/word/2023/wordml/word16du" xmlns:w16sdtdh="http://schemas.microsoft.com/office/word/2020/wordml/sdtdatahash" xmlns:w16sdtfl="http://schemas.microsoft.com/office/word/2024/wordml/sdtformatlock" xmlns:w16se="http://schemas.microsoft.com/office/word/2015/wordml/symex" xmlns:wpg="http://schemas.microsoft.com/office/word/2010/wordprocessingGroup" xmlns:wpi="http://schemas.microsoft.com/office/word/2010/wordprocessingInk" xmlns:wne="http://schemas.microsoft.com/office/word/2006/wordml" xmlns:wps="http://schemas.microsoft.com/office/word/2010/wordprocessingShape" mc:Ignorable="w14 w15 w16se w16cid w16 w16cex w16sdtdh w16sdtfl w16du wp14">
+<w:hdr xmlns:wpc="http://schemas.microsoft.com/office/word/2010/wordprocessingCanvas" xmlns:cx="http://schemas.microsoft.com/office/drawing/2014/chartex" xmlns:cx1="http://schemas.microsoft.com/office/drawing/2015/9/8/chartex" xmlns:cx2="http://schemas.microsoft.com/office/drawing/2015/10/21/chartex" xmlns:cx3="http://schemas.microsoft.com/office/drawing/2016/5/9/chartex" xmlns:cx4="http://schemas.microsoft.com/office/drawing/2016/5/10/chartex" xmlns:cx5="http://schemas.microsoft.com/office/drawing/2016/5/11/chartex" xmlns:cx6="http://schemas.microsoft.com/office/drawing/2016/5/12/chartex" xmlns:cx7="http://schemas.microsoft.com/office/drawing/2016/5/13/chartex" xmlns:cx8="http://schemas.microsoft.com/office/drawing/2016/5/14/chartex" xmlns:mc="http://schemas.openxmlformats.org/markup-compatibility/2006" xmlns:aink="http://schemas.microsoft.com/office/drawing/2016/ink" xmlns:am3d="http://schemas.microsoft.com/office/drawing/2017/model3d" xmlns:o="urn:schemas-microsoft-com:office:office" xmlns:oel="http://schemas.microsoft.com/office/2019/extlst" xmlns:r="http://schemas.openxmlformats.org/officeDocument/2006/relationships" xmlns:m="http://schemas.openxmlformats.org/officeDocument/2006/math" xmlns:v="urn:schemas-microsoft-com:vml" xmlns:wp14="http://schemas.microsoft.com/office/word/2010/wordprocessingDrawing" xmlns:wp="http://schemas.openxmlformats.org/drawingml/2006/wordprocessingDrawing" xmlns:w10="urn:schemas-microsoft-com:office:word" xmlns:w="http://schemas.openxmlformats.org/wordprocessingml/2006/main" xmlns:w14="http://schemas.microsoft.com/office/word/2010/wordml" xmlns:w15="http://schemas.microsoft.com/office/word/2012/wordml" xmlns:w16cex="http://schemas.microsoft.com/office/word/2018/wordml/cex" xmlns:w16cid="http://schemas.microsoft.com/office/word/2016/wordml/cid" xmlns:w16="http://schemas.microsoft.com/office/word/2018/wordml" xmlns:w16du="http://schemas.microsoft.com/office/word/2023/wordml/word16du" xmlns:w16sdtdh="http://schemas.microsoft.com/office/word/2020/wordml/sdtdatahash" xmlns:w16se="http://schemas.microsoft.com/office/word/2015/wordml/symex" xmlns:wpg="http://schemas.microsoft.com/office/word/2010/wordprocessingGroup" xmlns:wpi="http://schemas.microsoft.com/office/word/2010/wordprocessingInk" xmlns:wne="http://schemas.microsoft.com/office/word/2006/wordml" xmlns:wps="http://schemas.microsoft.com/office/word/2010/wordprocessingShape" mc:Ignorable="w14 w15 w16se w16cid w16 w16cex w16sdtdh w16du wp14">
   <w:p>
     <w:pPr>
       <w:pStyle w:val="Caption"/>
@@ -2164,7 +1550,7 @@
 </file>
 
 <file path=word/numbering.xml><?xml version="1.0" encoding="utf-8"?>
-<w:numbering xmlns:wpc="http://schemas.microsoft.com/office/word/2010/wordprocessingCanvas" xmlns:cx="http://schemas.microsoft.com/office/drawing/2014/chartex" xmlns:cx1="http://schemas.microsoft.com/office/drawing/2015/9/8/chartex" xmlns:cx2="http://schemas.microsoft.com/office/drawing/2015/10/21/chartex" xmlns:cx3="http://schemas.microsoft.com/office/drawing/2016/5/9/chartex" xmlns:cx4="http://schemas.microsoft.com/office/drawing/2016/5/10/chartex" xmlns:cx5="http://schemas.microsoft.com/office/drawing/2016/5/11/chartex" xmlns:cx6="http://schemas.microsoft.com/office/drawing/2016/5/12/chartex" xmlns:cx7="http://schemas.microsoft.com/office/drawing/2016/5/13/chartex" xmlns:cx8="http://schemas.microsoft.com/office/drawing/2016/5/14/chartex" xmlns:mc="http://schemas.openxmlformats.org/markup-compatibility/2006" xmlns:aink="http://schemas.microsoft.com/office/drawing/2016/ink" xmlns:am3d="http://schemas.microsoft.com/office/drawing/2017/model3d" xmlns:o="urn:schemas-microsoft-com:office:office" xmlns:oel="http://schemas.microsoft.com/office/2019/extlst" xmlns:r="http://schemas.openxmlformats.org/officeDocument/2006/relationships" xmlns:m="http://schemas.openxmlformats.org/officeDocument/2006/math" xmlns:v="urn:schemas-microsoft-com:vml" xmlns:wp14="http://schemas.microsoft.com/office/word/2010/wordprocessingDrawing" xmlns:wp="http://schemas.openxmlformats.org/drawingml/2006/wordprocessingDrawing" xmlns:w10="urn:schemas-microsoft-com:office:word" xmlns:w="http://schemas.openxmlformats.org/wordprocessingml/2006/main" xmlns:w14="http://schemas.microsoft.com/office/word/2010/wordml" xmlns:w15="http://schemas.microsoft.com/office/word/2012/wordml" xmlns:w16cex="http://schemas.microsoft.com/office/word/2018/wordml/cex" xmlns:w16cid="http://schemas.microsoft.com/office/word/2016/wordml/cid" xmlns:w16="http://schemas.microsoft.com/office/word/2018/wordml" xmlns:w16du="http://schemas.microsoft.com/office/word/2023/wordml/word16du" xmlns:w16sdtdh="http://schemas.microsoft.com/office/word/2020/wordml/sdtdatahash" xmlns:w16sdtfl="http://schemas.microsoft.com/office/word/2024/wordml/sdtformatlock" xmlns:w16se="http://schemas.microsoft.com/office/word/2015/wordml/symex" xmlns:wpg="http://schemas.microsoft.com/office/word/2010/wordprocessingGroup" xmlns:wpi="http://schemas.microsoft.com/office/word/2010/wordprocessingInk" xmlns:wne="http://schemas.microsoft.com/office/word/2006/wordml" xmlns:wps="http://schemas.microsoft.com/office/word/2010/wordprocessingShape" mc:Ignorable="w14 w15 w16se w16cid w16 w16cex w16sdtdh w16sdtfl w16du wp14">
+<w:numbering xmlns:wpc="http://schemas.microsoft.com/office/word/2010/wordprocessingCanvas" xmlns:cx="http://schemas.microsoft.com/office/drawing/2014/chartex" xmlns:cx1="http://schemas.microsoft.com/office/drawing/2015/9/8/chartex" xmlns:cx2="http://schemas.microsoft.com/office/drawing/2015/10/21/chartex" xmlns:cx3="http://schemas.microsoft.com/office/drawing/2016/5/9/chartex" xmlns:cx4="http://schemas.microsoft.com/office/drawing/2016/5/10/chartex" xmlns:cx5="http://schemas.microsoft.com/office/drawing/2016/5/11/chartex" xmlns:cx6="http://schemas.microsoft.com/office/drawing/2016/5/12/chartex" xmlns:cx7="http://schemas.microsoft.com/office/drawing/2016/5/13/chartex" xmlns:cx8="http://schemas.microsoft.com/office/drawing/2016/5/14/chartex" xmlns:mc="http://schemas.openxmlformats.org/markup-compatibility/2006" xmlns:aink="http://schemas.microsoft.com/office/drawing/2016/ink" xmlns:am3d="http://schemas.microsoft.com/office/drawing/2017/model3d" xmlns:o="urn:schemas-microsoft-com:office:office" xmlns:oel="http://schemas.microsoft.com/office/2019/extlst" xmlns:r="http://schemas.openxmlformats.org/officeDocument/2006/relationships" xmlns:m="http://schemas.openxmlformats.org/officeDocument/2006/math" xmlns:v="urn:schemas-microsoft-com:vml" xmlns:wp14="http://schemas.microsoft.com/office/word/2010/wordprocessingDrawing" xmlns:wp="http://schemas.openxmlformats.org/drawingml/2006/wordprocessingDrawing" xmlns:w10="urn:schemas-microsoft-com:office:word" xmlns:w="http://schemas.openxmlformats.org/wordprocessingml/2006/main" xmlns:w14="http://schemas.microsoft.com/office/word/2010/wordml" xmlns:w15="http://schemas.microsoft.com/office/word/2012/wordml" xmlns:w16cex="http://schemas.microsoft.com/office/word/2018/wordml/cex" xmlns:w16cid="http://schemas.microsoft.com/office/word/2016/wordml/cid" xmlns:w16="http://schemas.microsoft.com/office/word/2018/wordml" xmlns:w16du="http://schemas.microsoft.com/office/word/2023/wordml/word16du" xmlns:w16sdtdh="http://schemas.microsoft.com/office/word/2020/wordml/sdtdatahash" xmlns:w16se="http://schemas.microsoft.com/office/word/2015/wordml/symex" xmlns:wpg="http://schemas.microsoft.com/office/word/2010/wordprocessingGroup" xmlns:wpi="http://schemas.microsoft.com/office/word/2010/wordprocessingInk" xmlns:wne="http://schemas.microsoft.com/office/word/2006/wordml" xmlns:wps="http://schemas.microsoft.com/office/word/2010/wordprocessingShape" mc:Ignorable="w14 w15 w16se w16cid w16 w16cex w16sdtdh w16du wp14">
   <w:abstractNum w:abstractNumId="0" w15:restartNumberingAfterBreak="0">
     <w:nsid w:val="FFFFFF7C"/>
     <w:multiLevelType w:val="singleLevel"/>
@@ -2456,7 +1842,7 @@
 </file>
 
 <file path=word/styles.xml><?xml version="1.0" encoding="utf-8"?>
-<w:styles xmlns:mc="http://schemas.openxmlformats.org/markup-compatibility/2006" xmlns:r="http://schemas.openxmlformats.org/officeDocument/2006/relationships" xmlns:w="http://schemas.openxmlformats.org/wordprocessingml/2006/main" xmlns:w14="http://schemas.microsoft.com/office/word/2010/wordml" xmlns:w15="http://schemas.microsoft.com/office/word/2012/wordml" xmlns:w16cex="http://schemas.microsoft.com/office/word/2018/wordml/cex" xmlns:w16cid="http://schemas.microsoft.com/office/word/2016/wordml/cid" xmlns:w16="http://schemas.microsoft.com/office/word/2018/wordml" xmlns:w16du="http://schemas.microsoft.com/office/word/2023/wordml/word16du" xmlns:w16sdtdh="http://schemas.microsoft.com/office/word/2020/wordml/sdtdatahash" xmlns:w16sdtfl="http://schemas.microsoft.com/office/word/2024/wordml/sdtformatlock" xmlns:w16se="http://schemas.microsoft.com/office/word/2015/wordml/symex" mc:Ignorable="w14 w15 w16se w16cid w16 w16cex w16sdtdh w16sdtfl w16du">
+<w:styles xmlns:mc="http://schemas.openxmlformats.org/markup-compatibility/2006" xmlns:r="http://schemas.openxmlformats.org/officeDocument/2006/relationships" xmlns:w="http://schemas.openxmlformats.org/wordprocessingml/2006/main" xmlns:w14="http://schemas.microsoft.com/office/word/2010/wordml" xmlns:w15="http://schemas.microsoft.com/office/word/2012/wordml" xmlns:w16cex="http://schemas.microsoft.com/office/word/2018/wordml/cex" xmlns:w16cid="http://schemas.microsoft.com/office/word/2016/wordml/cid" xmlns:w16="http://schemas.microsoft.com/office/word/2018/wordml" xmlns:w16du="http://schemas.microsoft.com/office/word/2023/wordml/word16du" xmlns:w16sdtdh="http://schemas.microsoft.com/office/word/2020/wordml/sdtdatahash" xmlns:w16se="http://schemas.microsoft.com/office/word/2015/wordml/symex" mc:Ignorable="w14 w15 w16se w16cid w16 w16cex w16sdtdh w16du">
   <w:docDefaults>
     <w:rPrDefault>
       <w:rPr>

--- a/assets/labs/lab-06-report.docx
+++ b/assets/labs/lab-06-report.docx
@@ -334,7 +334,13 @@
       </w:pPr>
       <w:r>
         <w:lastRenderedPageBreak/>
-        <w:t>Table 2 - Part 1 AM Measurements (20)</w:t>
+        <w:t>Table 2 - Part 1 AM Measurements (2</w:t>
+      </w:r>
+      <w:r>
+        <w:t>5</w:t>
+      </w:r>
+      <w:r>
+        <w:t>)</w:t>
       </w:r>
     </w:p>
     <w:p>
@@ -685,7 +691,13 @@
       </w:pPr>
       <w:r>
         <w:lastRenderedPageBreak/>
-        <w:t>Table 3 - Part 1 FM Measurements (20)</w:t>
+        <w:t>Table 3 - Part 1 FM Measurements (2</w:t>
+      </w:r>
+      <w:r>
+        <w:t>5</w:t>
+      </w:r>
+      <w:r>
+        <w:t>)</w:t>
       </w:r>
     </w:p>
     <w:tbl>
@@ -1015,7 +1027,13 @@
       </w:pPr>
       <w:r>
         <w:lastRenderedPageBreak/>
-        <w:t>Table 4 - Part 2 Message Recovery (20)</w:t>
+        <w:t>Table 4 - Part 2 Message Recovery (</w:t>
+      </w:r>
+      <w:r>
+        <w:t>1</w:t>
+      </w:r>
+      <w:r>
+        <w:t>0)</w:t>
       </w:r>
     </w:p>
     <w:p/>
@@ -1027,9 +1045,9 @@
         <w:tblLook w:val="04A0" w:firstRow="1" w:lastRow="0" w:firstColumn="1" w:lastColumn="0" w:noHBand="0" w:noVBand="1"/>
       </w:tblPr>
       <w:tblGrid>
-        <w:gridCol w:w="2174"/>
-        <w:gridCol w:w="2174"/>
-        <w:gridCol w:w="2174"/>
+        <w:gridCol w:w="1978"/>
+        <w:gridCol w:w="2239"/>
+        <w:gridCol w:w="3734"/>
       </w:tblGrid>
       <w:tr>
         <w:trPr>
@@ -1039,7 +1057,7 @@
         </w:trPr>
         <w:tc>
           <w:tcPr>
-            <w:tcW w:w="2174" w:type="dxa"/>
+            <w:tcW w:w="1978" w:type="dxa"/>
             <w:shd w:val="clear" w:color="auto" w:fill="17324D"/>
             <w:vAlign w:val="center"/>
           </w:tcPr>
@@ -1049,13 +1067,13 @@
                 <w:b/>
                 <w:color w:val="FFFFFF"/>
               </w:rPr>
-              <w:t>Station / path</w:t>
+              <w:t>What modulation?</w:t>
             </w:r>
           </w:p>
         </w:tc>
         <w:tc>
           <w:tcPr>
-            <w:tcW w:w="2174" w:type="dxa"/>
+            <w:tcW w:w="2239" w:type="dxa"/>
             <w:shd w:val="clear" w:color="auto" w:fill="17324D"/>
             <w:vAlign w:val="center"/>
           </w:tcPr>
@@ -1065,13 +1083,13 @@
                 <w:b/>
                 <w:color w:val="FFFFFF"/>
               </w:rPr>
-              <w:t>Scope / SDR frequency</w:t>
+              <w:t>Carrier frequency</w:t>
             </w:r>
           </w:p>
         </w:tc>
         <w:tc>
           <w:tcPr>
-            <w:tcW w:w="2174" w:type="dxa"/>
+            <w:tcW w:w="3734" w:type="dxa"/>
             <w:shd w:val="clear" w:color="auto" w:fill="17324D"/>
             <w:vAlign w:val="center"/>
           </w:tcPr>
@@ -1088,64 +1106,26 @@
       </w:tr>
       <w:tr>
         <w:trPr>
-          <w:trHeight w:val="490"/>
+          <w:trHeight w:val="1214"/>
           <w:jc w:val="center"/>
         </w:trPr>
         <w:tc>
           <w:tcPr>
-            <w:tcW w:w="2174" w:type="dxa"/>
-            <w:vAlign w:val="center"/>
-          </w:tcPr>
-          <w:p>
-            <w:r>
-              <w:t>FM / antenna</w:t>
-            </w:r>
-          </w:p>
-        </w:tc>
-        <w:tc>
-          <w:tcPr>
-            <w:tcW w:w="2174" w:type="dxa"/>
+            <w:tcW w:w="1978" w:type="dxa"/>
             <w:vAlign w:val="center"/>
           </w:tcPr>
           <w:p/>
         </w:tc>
         <w:tc>
           <w:tcPr>
-            <w:tcW w:w="2174" w:type="dxa"/>
-            <w:vAlign w:val="center"/>
-          </w:tcPr>
-          <w:p/>
-        </w:tc>
-      </w:tr>
-      <w:tr>
-        <w:trPr>
-          <w:trHeight w:val="490"/>
-          <w:jc w:val="center"/>
-        </w:trPr>
-        <w:tc>
-          <w:tcPr>
-            <w:tcW w:w="2174" w:type="dxa"/>
-            <w:shd w:val="clear" w:color="auto" w:fill="EAF2F7"/>
-            <w:vAlign w:val="center"/>
-          </w:tcPr>
-          <w:p>
-            <w:r>
-              <w:t>AM / coax</w:t>
-            </w:r>
-          </w:p>
-        </w:tc>
-        <w:tc>
-          <w:tcPr>
-            <w:tcW w:w="2174" w:type="dxa"/>
-            <w:shd w:val="clear" w:color="auto" w:fill="EAF2F7"/>
+            <w:tcW w:w="2239" w:type="dxa"/>
             <w:vAlign w:val="center"/>
           </w:tcPr>
           <w:p/>
         </w:tc>
         <w:tc>
           <w:tcPr>
-            <w:tcW w:w="2174" w:type="dxa"/>
-            <w:shd w:val="clear" w:color="auto" w:fill="EAF2F7"/>
+            <w:tcW w:w="3734" w:type="dxa"/>
             <w:vAlign w:val="center"/>
           </w:tcPr>
           <w:p/>
@@ -1160,22 +1140,6 @@
           <w:iCs/>
         </w:rPr>
       </w:pPr>
-    </w:p>
-    <w:p>
-      <w:pPr>
-        <w:spacing w:after="200"/>
-        <w:rPr>
-          <w:i/>
-          <w:iCs/>
-        </w:rPr>
-      </w:pPr>
-      <w:r>
-        <w:rPr>
-          <w:i/>
-          <w:iCs/>
-        </w:rPr>
-        <w:t xml:space="preserve">Record each scope carrier estimate and FFT resolution, then compare with the SDR tuned frequency. </w:t>
-      </w:r>
     </w:p>
     <w:p>
       <w:r>
@@ -1335,19 +1299,10 @@
       <w:r>
         <w:br/>
       </w:r>
-      <w:r>
-        <w:br/>
-      </w:r>
-      <w:r>
-        <w:lastRenderedPageBreak/>
-        <w:br/>
-      </w:r>
-      <w:r>
-        <w:br/>
-      </w:r>
     </w:p>
     <w:p>
       <w:r>
+        <w:lastRenderedPageBreak/>
         <w:br w:type="page"/>
       </w:r>
     </w:p>
